--- a/(e)CRF/Per visite/V8 - Opvolgvisite/SOP en werkinstructies/09b_Werkinstructie drukmeting (SOP Novel pedar).docx
+++ b/(e)CRF/Per visite/V8 - Opvolgvisite/SOP en werkinstructies/09b_Werkinstructie drukmeting (SOP Novel pedar).docx
@@ -3746,7 +3746,7 @@
           <w:i/>
           <w:lang w:val="nl-BE"/>
         </w:rPr>
-        <w:t>De 25%-reductie wordt tussen A en B gerekend, in dezelfde sessie.</w:t>
+        <w:t>De 25%-reductie wordt gerekend tegenover conditie A van visite 2, de eerste meting zonder de zool. Op maand 6, 12 en 18 blijft die waarde de referentie: je vergelijkt conditie B van dat bezoek met conditie A van visite 2, niet met conditie A van dezelfde sessie.</w:t>
       </w:r>
     </w:p>
     <w:p>
@@ -4586,7 +4586,7 @@
           <w:b/>
           <w:lang w:val="nl-BE"/>
         </w:rPr>
-        <w:t xml:space="preserve">De norm: piekdruk onder 200 kPa mét de zool, óf minstens 25% lager dan dezelfde regio zonder de zool in dezelfde sessie. Gehaald op alle drie de doelregio’s? Dan is de zool in orde. Zo niet: laat de </w:t>
+        <w:t xml:space="preserve">De norm: piekdruk onder 200 kPa mét de zool, óf minstens 25% lager dan dezelfde regio bij de baselinemeting zonder de zool op visite 2. Gehaald op alle drie de doelregio’s? Dan is de zool in orde. Zo niet: laat de </w:t>
       </w:r>
       <w:proofErr w:type="spellStart"/>
       <w:r>

--- a/(e)CRF/Per visite/V8 - Opvolgvisite/SOP en werkinstructies/09b_Werkinstructie drukmeting (SOP Novel pedar).docx
+++ b/(e)CRF/Per visite/V8 - Opvolgvisite/SOP en werkinstructies/09b_Werkinstructie drukmeting (SOP Novel pedar).docx
@@ -103,7 +103,7 @@
                 <w:sz w:val="20"/>
                 <w:lang w:val="nl-BE"/>
               </w:rPr>
-              <w:t>1.1</w:t>
+              <w:t>1.2</w:t>
             </w:r>
           </w:p>
         </w:tc>
@@ -139,7 +139,7 @@
                 <w:sz w:val="20"/>
                 <w:lang w:val="nl-BE"/>
               </w:rPr>
-              <w:t>25/09/2026 — vervangt versie 1.0 van 14/09/2026</w:t>
+              <w:t>25/09/2026 — vervangt versie 1.1 van dezelfde dag (loopsnelheid niet meer gemeten, referentiekolom in de Pressure Monitoring Tool, samenvoegen van de databases)</w:t>
             </w:r>
           </w:p>
         </w:tc>
@@ -821,7 +821,7 @@
         <w:rPr>
           <w:lang w:val="nl-BE"/>
         </w:rPr>
-        <w:t>Kies een vlakke, rechte looproute zonder obstakels. Tien tot twaalf meter is ideaal — Bus et al. gebruikten 12 meter [6] — maar het is geen eis. Wat telt, is dat je per voet minstens 12 bruikbare mid-gait stappen haalt [5]. Op een korter pad lukt dat met meer doorgangen (stap 37).</w:t>
+        <w:t>Kies een vlakke, rechte looproute zonder obstakels. Tien tot twaalf meter is ideaal — Bus et al. gebruikten 12 meter [6] — maar het is geen eis. Wat telt, is dat je per voet minstens 12 bruikbare mid-gait stappen haalt [5]. Op een korter pad lukt dat met meer doorgangen (stap 36).</w:t>
       </w:r>
     </w:p>
     <w:p>
@@ -839,7 +839,7 @@
         <w:rPr>
           <w:lang w:val="nl-BE"/>
         </w:rPr>
-        <w:t>Leg drie markeringen met tape: het vertrekpunt, tape 1 waar de meetzone begint en tape 2 waar ze eindigt (figuur 2). Laat vóór tape 1 ruimte om op snelheid te komen en na tape 2 ruimte om af te remmen en te keren. Meet de afstand tussen tape 1 en tape 2 één keer op en noteer ze: die heb je nodig voor de loopsnelheid (stap 36).</w:t>
+        <w:t>Leg drie markeringen met tape: het vertrekpunt, tape 1 waar de meetzone begint en tape 2 waar ze eindigt (figuur 2). Laat vóór tape 1 ruimte om op snelheid te komen en na tape 2 ruimte om af te remmen en te keren.</w:t>
       </w:r>
     </w:p>
     <w:p>
@@ -987,7 +987,7 @@
         <w:rPr>
           <w:lang w:val="nl-BE"/>
         </w:rPr>
-        <w:t>Zolang de zool niet in regio’s verdeeld kan worden, doet het palet dat werk: het toont met kleur waar de druk boven de norm uitkomt. Zonder deze instelling kun je stap 45 niet uitvoeren.</w:t>
+        <w:t>Zolang de zool niet in regio’s verdeeld kan worden, doet het palet dat werk: het toont met kleur waar de druk boven de norm uitkomt. Zonder deze instelling kun je stap 44 niet uitvoeren.</w:t>
       </w:r>
     </w:p>
     <w:p>
@@ -1912,7 +1912,7 @@
           <w:i/>
           <w:lang w:val="nl-BE"/>
         </w:rPr>
-        <w:t>De namen volgen die van Brugge. Of de centra elk een eigen database houden of in één centrale database samenkomen, legt het studieteam vast vóór de eerste installatie buiten Brugge; deze tabel wordt dan bijgewerkt.</w:t>
+        <w:t>Elk centrum meet in een eigen database op de eigen laptop; de namen volgen die van Brugge. Eén gedeelde database waarin alle centra rechtstreeks meten, kan alleen als elke laptop via het netwerk dezelfde SQL-server bereikt [1, §1.1 en bijlage K]; zo’n verbinding tussen zes ziekenhuizen is niet voorzien. Het studieteam voegt de databases achteraf samen (hoofdstuk 15).</w:t>
       </w:r>
     </w:p>
     <w:p>
@@ -4087,7 +4087,7 @@
         <w:rPr>
           <w:lang w:val="nl-BE"/>
         </w:rPr>
-        <w:t>Op visite 1 is er nog geen CMFO: alleen de basismeting, drie keer na elkaar, als informatie voor de pedorthist [9]. Links en rechts worden tegelijk opgenomen en per voet apart uitgelezen. Sla stap 40 over: er is niets om aan te toetsen.</w:t>
+        <w:t>Op visite 1 is er nog geen CMFO: alleen de basismeting, drie keer na elkaar, als informatie voor de pedorthist [9]. Links en rechts worden tegelijk opgenomen en per voet apart uitgelezen. Sla stap 39 over: er is niets om aan te toetsen.</w:t>
       </w:r>
     </w:p>
     <w:p>
@@ -4236,7 +4236,15 @@
         <w:rPr>
           <w:lang w:val="nl-BE"/>
         </w:rPr>
-        <w:t xml:space="preserve"> en geef dan het teken om te vertrekken, op zelfgekozen comfortsnelheid.</w:t>
+        <w:t xml:space="preserve"> en geef dan het teken om te vertrekken. Vraag de deelnemer te wandelen zoals gewoonlijk, op de eigen comfortabele snelheid, en gebruik bij elke doorgang, elke conditie en elke visite dezelfde woorden.</w:t>
+      </w:r>
+    </w:p>
+    <w:p>
+      <w:r>
+        <w:rPr>
+          <w:lang w:val="nl-BE"/>
+        </w:rPr>
+        <w:t>De loopsnelheid wordt niet gemeten [9]. Bus et al. hielden ze binnen 5% constant [6]; in PARADISE is een gelijke instructie de enige waarborg. Stapt de deelnemer duidelijk sneller of trager dan bij de vorige doorgang, doe die doorgang dan over.</w:t>
       </w:r>
     </w:p>
     <w:p>
@@ -4254,16 +4262,7 @@
         <w:rPr>
           <w:lang w:val="nl-BE"/>
         </w:rPr>
-        <w:t>Meet bij elke doorgang met een chronometer de tijd tussen tape 1 en tape 2. De loopsnelheid is de afstand tussen de tapes gedeeld door die tijd, in m/s [6]. Op visite 1 is dat de comfortsnelheid van de deelnemer; bij elke volgende meting blijft de snelheid binnen 5% daarvan. Noteer ze bij Loopsnelheid op eCRF 09 of 24.</w:t>
-      </w:r>
-    </w:p>
-    <w:p>
-      <w:r>
-        <w:rPr>
-          <w:i/>
-          <w:lang w:val="nl-BE"/>
-        </w:rPr>
-        <w:t>Voorbeeld: 6 m in 5,0 s is 1,20 m/s. 5% daarvan is 0,06 m/s, dus bij opvolging ligt de snelheid tussen 1,14 en 1,26 m/s. Ligt ze erbuiten, doe de doorgang dan over.</w:t>
+        <w:t>Verzamel per voet minstens 12 bruikbare mid-gait stappen [5]. Mid-gait zijn de stappen op constante snelheid, in de meetzone tussen tape 1 en tape 2 (figuur 2). De stappen van de aanloop (versnellen) en van de uitloop (vertragen en keren) tellen niet mee: minstens de eerste en de laatste stap van elke doorgang vallen weg [7].</w:t>
       </w:r>
     </w:p>
     <w:p>
@@ -4281,7 +4280,7 @@
         <w:rPr>
           <w:lang w:val="nl-BE"/>
         </w:rPr>
-        <w:t>Verzamel per voet minstens 12 bruikbare mid-gait stappen [5]. Mid-gait zijn de stappen op constante snelheid, in de meetzone tussen tape 1 en tape 2 (figuur 2). De stappen van de aanloop (versnellen) en van de uitloop (vertragen en keren) tellen niet mee: minstens de eerste en de laatste stap van elke doorgang vallen weg [7].</w:t>
+        <w:t>Tel per doorgang de mid-gait stappen en herhaal tot je er per voet 12 hebt. Reken op drie à vier doorgangen — Bus et al. verzamelden 15 mid-gait stappen in vier doorgangen op een pad van 12 meter [6] — en op een korter pad op meer.</w:t>
       </w:r>
     </w:p>
     <w:p>
@@ -4299,7 +4298,20 @@
         <w:rPr>
           <w:lang w:val="nl-BE"/>
         </w:rPr>
-        <w:t>Tel per doorgang de mid-gait stappen en herhaal tot je er per voet 12 hebt. Reken op drie à vier doorgangen — Bus et al. verzamelden 15 mid-gait stappen in vier doorgangen op een pad van 12 meter [6] — en op een korter pad op meer.</w:t>
+        <w:t xml:space="preserve">Klik na de laatste doorgang op </w:t>
+      </w:r>
+      <w:r>
+        <w:rPr>
+          <w:b/>
+          <w:lang w:val="nl-BE"/>
+        </w:rPr>
+        <w:t>Stop</w:t>
+      </w:r>
+      <w:r>
+        <w:rPr>
+          <w:lang w:val="nl-BE"/>
+        </w:rPr>
+        <w:t>.</w:t>
       </w:r>
     </w:p>
     <w:p>
@@ -4317,38 +4329,7 @@
         <w:rPr>
           <w:lang w:val="nl-BE"/>
         </w:rPr>
-        <w:t xml:space="preserve">Klik na de laatste doorgang op </w:t>
-      </w:r>
-      <w:r>
-        <w:rPr>
-          <w:b/>
-          <w:lang w:val="nl-BE"/>
-        </w:rPr>
-        <w:t>Stop</w:t>
-      </w:r>
-      <w:r>
-        <w:rPr>
-          <w:lang w:val="nl-BE"/>
-        </w:rPr>
-        <w:t>.</w:t>
-      </w:r>
-    </w:p>
-    <w:p>
-      <w:pPr>
-        <w:ind w:left="397" w:hanging="397"/>
-      </w:pPr>
-      <w:r>
-        <w:rPr>
-          <w:b/>
-          <w:lang w:val="nl-BE"/>
-        </w:rPr>
-        <w:t xml:space="preserve">40. </w:t>
-      </w:r>
-      <w:r>
-        <w:rPr>
-          <w:lang w:val="nl-BE"/>
-        </w:rPr>
-        <w:t>Voor de therapeutische meting (B): schoenen uit, CMFO in de schoen, pedar-zool daar bovenop, en herhaal stap 30 tot 39. Niet opnieuw nulstellen. Houd de snelheid binnen 5% van die op visite 1.</w:t>
+        <w:t>Voor de therapeutische meting (B): schoenen uit, CMFO in de schoen, pedar-zool daar bovenop, en herhaal stap 30 tot 38. Niet opnieuw nulstellen. Geef dezelfde instructie als bij A.</w:t>
       </w:r>
     </w:p>
     <w:p>
@@ -4375,7 +4356,7 @@
           <w:b/>
           <w:lang w:val="nl-BE"/>
         </w:rPr>
-        <w:t xml:space="preserve">41. </w:t>
+        <w:t xml:space="preserve">40. </w:t>
       </w:r>
       <w:r>
         <w:rPr>
@@ -4467,7 +4448,7 @@
           <w:b/>
           <w:lang w:val="nl-BE"/>
         </w:rPr>
-        <w:t xml:space="preserve">42. </w:t>
+        <w:t xml:space="preserve">41. </w:t>
       </w:r>
       <w:r>
         <w:rPr>
@@ -4679,38 +4660,38 @@
           <w:b/>
           <w:lang w:val="nl-BE"/>
         </w:rPr>
+        <w:t xml:space="preserve">42. </w:t>
+      </w:r>
+      <w:r>
+        <w:rPr>
+          <w:lang w:val="nl-BE"/>
+        </w:rPr>
+        <w:t xml:space="preserve">Klik links op </w:t>
+      </w:r>
+      <w:r>
+        <w:rPr>
+          <w:b/>
+          <w:lang w:val="nl-BE"/>
+        </w:rPr>
+        <w:t>MPP</w:t>
+      </w:r>
+      <w:r>
+        <w:rPr>
+          <w:lang w:val="nl-BE"/>
+        </w:rPr>
+        <w:t>. Deze weergave toont per sensor de hoogste druk tijdens de meting. Daarop wordt de norm getoetst — niet op de MVP-weergave, die gemiddelden toont en dus lagere waarden geeft.</w:t>
+      </w:r>
+    </w:p>
+    <w:p>
+      <w:pPr>
+        <w:ind w:left="397" w:hanging="397"/>
+      </w:pPr>
+      <w:r>
+        <w:rPr>
+          <w:b/>
+          <w:lang w:val="nl-BE"/>
+        </w:rPr>
         <w:t xml:space="preserve">43. </w:t>
-      </w:r>
-      <w:r>
-        <w:rPr>
-          <w:lang w:val="nl-BE"/>
-        </w:rPr>
-        <w:t xml:space="preserve">Klik links op </w:t>
-      </w:r>
-      <w:r>
-        <w:rPr>
-          <w:b/>
-          <w:lang w:val="nl-BE"/>
-        </w:rPr>
-        <w:t>MPP</w:t>
-      </w:r>
-      <w:r>
-        <w:rPr>
-          <w:lang w:val="nl-BE"/>
-        </w:rPr>
-        <w:t>. Deze weergave toont per sensor de hoogste druk tijdens de meting. Daarop wordt de norm getoetst — niet op de MVP-weergave, die gemiddelden toont en dus lagere waarden geeft.</w:t>
-      </w:r>
-    </w:p>
-    <w:p>
-      <w:pPr>
-        <w:ind w:left="397" w:hanging="397"/>
-      </w:pPr>
-      <w:r>
-        <w:rPr>
-          <w:b/>
-          <w:lang w:val="nl-BE"/>
-        </w:rPr>
-        <w:t xml:space="preserve">44. </w:t>
       </w:r>
       <w:r>
         <w:rPr>
@@ -4729,7 +4710,7 @@
           <w:b/>
           <w:lang w:val="nl-BE"/>
         </w:rPr>
-        <w:t xml:space="preserve">45. </w:t>
+        <w:t xml:space="preserve">44. </w:t>
       </w:r>
       <w:r>
         <w:rPr>
@@ -4795,7 +4776,7 @@
           <w:b/>
           <w:lang w:val="nl-BE"/>
         </w:rPr>
-        <w:t xml:space="preserve">46. </w:t>
+        <w:t xml:space="preserve">45. </w:t>
       </w:r>
       <w:r>
         <w:rPr>
@@ -5289,7 +5270,7 @@
         <w:rPr>
           <w:lang w:val="nl-BE"/>
         </w:rPr>
-        <w:t>MPP neemt per sensor de hoogste waarde over de hele opname: ook over de aanloop, de uitloop, het keren en een eventuele misstap. Aan de stoel kun je die er niet uit halen (stap 42).</w:t>
+        <w:t>MPP neemt per sensor de hoogste waarde over de hele opname: ook over de aanloop, de uitloop, het keren en een eventuele misstap. Aan de stoel kun je die er niet uit halen (stap 41).</w:t>
       </w:r>
     </w:p>
     <w:p>
@@ -5571,7 +5552,7 @@
                 <w:sz w:val="20"/>
                 <w:lang w:val="nl-BE"/>
               </w:rPr>
-              <w:t>De drie regio’s per voet — de vorige voetzweer eerst — met hun piekdruk zonder en met de CMFO</w:t>
+              <w:t>De drie regio’s per voet — de vorige voetzweer eerst — met de referentie van visite 2 en de piekdruk zonder en met zool; % lager dan referentie en Norm gehaald? rekenen zelf</w:t>
             </w:r>
           </w:p>
         </w:tc>
@@ -5607,7 +5588,7 @@
                 <w:sz w:val="20"/>
                 <w:lang w:val="nl-BE"/>
               </w:rPr>
-              <w:t>De drie doelregio’s, en of de druk sinds de vorige keer met 5% of meer gestegen is</w:t>
+              <w:t>De drie doelregio’s, met dezelfde kolommen, en of de druk sinds de vorige keer met 5% of meer gestegen is</w:t>
             </w:r>
           </w:p>
         </w:tc>
@@ -5683,7 +5664,7 @@
     <w:p>
       <w:pPr>
         <w:pBdr>
-          <w:left w:val="single" w:sz="18" w:space="8" w:color="B3261E"/>
+          <w:left w:val="single" w:sz="18" w:space="8" w:color="123A5F"/>
         </w:pBdr>
         <w:spacing w:before="120" w:after="120"/>
         <w:ind w:left="425"/>
@@ -5691,18 +5672,18 @@
       <w:r>
         <w:rPr>
           <w:b/>
-          <w:color w:val="B3261E"/>
+          <w:color w:val="123A5F"/>
           <w:sz w:val="20"/>
           <w:lang w:val="nl-BE"/>
         </w:rPr>
-        <w:t xml:space="preserve">▲ LET OP  </w:t>
+        <w:t xml:space="preserve">■ CONTROLEER  </w:t>
       </w:r>
       <w:r>
         <w:rPr>
           <w:b/>
           <w:lang w:val="nl-BE"/>
         </w:rPr>
-        <w:t>De kolommen % verschil en Norm gehaald? in blok 4 en 5 rekenen tegenover conditie A van dezelfde sessie. Op visite 2 is dat de referentie; op maand 6, 12 en 18 niet. Reken de 25% daar zelf na tegenover visite 2, met de formule uit hoofdstuk 12, tot de tool is aangepast.</w:t>
+        <w:t>Vul in blok 4, 5 en 7 kolom D in: de referentie, de piekdruk zonder zool op visite 2. Op visite 2 is dat dezelfde waarde als in kolom E; op maand 6, 12 en 18 neem je ze over van visite 2. Ontbreekt de referentie, dan toetst de tool alleen de grens van 200 kPa en meldt ze referentie ontbreekt.</w:t>
       </w:r>
     </w:p>
     <w:p>
@@ -5714,26 +5695,62 @@
           <w:b/>
           <w:lang w:val="nl-BE"/>
         </w:rPr>
+        <w:t xml:space="preserve">46. </w:t>
+      </w:r>
+      <w:r>
+        <w:rPr>
+          <w:lang w:val="nl-BE"/>
+        </w:rPr>
+        <w:t xml:space="preserve">Gebruik </w:t>
+      </w:r>
+      <w:r>
+        <w:rPr>
+          <w:b/>
+          <w:lang w:val="nl-BE"/>
+        </w:rPr>
+        <w:t>Export as</w:t>
+      </w:r>
+      <w:r>
+        <w:rPr>
+          <w:lang w:val="nl-BE"/>
+        </w:rPr>
+        <w:t xml:space="preserve"> om de meting te exporteren.</w:t>
+      </w:r>
+    </w:p>
+    <w:p>
+      <w:pPr>
+        <w:ind w:left="397" w:hanging="397"/>
+      </w:pPr>
+      <w:r>
+        <w:rPr>
+          <w:b/>
+          <w:lang w:val="nl-BE"/>
+        </w:rPr>
         <w:t xml:space="preserve">47. </w:t>
       </w:r>
       <w:r>
         <w:rPr>
           <w:lang w:val="nl-BE"/>
         </w:rPr>
-        <w:t xml:space="preserve">Gebruik </w:t>
-      </w:r>
+        <w:t>Noteer de bestandsnaam en de datum op eCRF 09 of 24, samen met de zoolcodes die je gebruikt hebt.</w:t>
+      </w:r>
+    </w:p>
+    <w:p>
+      <w:pPr>
+        <w:ind w:left="397" w:hanging="397"/>
+      </w:pPr>
       <w:r>
         <w:rPr>
           <w:b/>
           <w:lang w:val="nl-BE"/>
         </w:rPr>
-        <w:t>Export as</w:t>
-      </w:r>
-      <w:r>
-        <w:rPr>
-          <w:lang w:val="nl-BE"/>
-        </w:rPr>
-        <w:t xml:space="preserve"> om de meting te exporteren.</w:t>
+        <w:t xml:space="preserve">48. </w:t>
+      </w:r>
+      <w:r>
+        <w:rPr>
+          <w:lang w:val="nl-BE"/>
+        </w:rPr>
+        <w:t>Controleer dat de schermafbeelding in de Pressure Monitoring Tool staat, bij de juiste deelnemer, het juiste meetmoment en de juiste conditie — zonder of met de CMFO.</w:t>
       </w:r>
     </w:p>
     <w:p>
@@ -5745,13 +5762,13 @@
           <w:b/>
           <w:lang w:val="nl-BE"/>
         </w:rPr>
-        <w:t xml:space="preserve">48. </w:t>
-      </w:r>
-      <w:r>
-        <w:rPr>
-          <w:lang w:val="nl-BE"/>
-        </w:rPr>
-        <w:t>Noteer de bestandsnaam en de datum op eCRF 09 of 24, samen met de zoolcodes die je gebruikt hebt.</w:t>
+        <w:t xml:space="preserve">49. </w:t>
+      </w:r>
+      <w:r>
+        <w:rPr>
+          <w:lang w:val="nl-BE"/>
+        </w:rPr>
+        <w:t>Sla de Pressure Monitoring Tool op en mail ze naar janou.debuyser@kuleuven.be.</w:t>
       </w:r>
     </w:p>
     <w:p>
@@ -5763,43 +5780,7 @@
           <w:b/>
           <w:lang w:val="nl-BE"/>
         </w:rPr>
-        <w:t xml:space="preserve">49. </w:t>
-      </w:r>
-      <w:r>
-        <w:rPr>
-          <w:lang w:val="nl-BE"/>
-        </w:rPr>
-        <w:t>Controleer dat de schermafbeelding in de Pressure Monitoring Tool staat, bij de juiste deelnemer, het juiste meetmoment en de juiste conditie — zonder of met de CMFO.</w:t>
-      </w:r>
-    </w:p>
-    <w:p>
-      <w:pPr>
-        <w:ind w:left="397" w:hanging="397"/>
-      </w:pPr>
-      <w:r>
-        <w:rPr>
-          <w:b/>
-          <w:lang w:val="nl-BE"/>
-        </w:rPr>
         <w:t xml:space="preserve">50. </w:t>
-      </w:r>
-      <w:r>
-        <w:rPr>
-          <w:lang w:val="nl-BE"/>
-        </w:rPr>
-        <w:t>Sla de Pressure Monitoring Tool op en mail ze naar janou.debuyser@kuleuven.be.</w:t>
-      </w:r>
-    </w:p>
-    <w:p>
-      <w:pPr>
-        <w:ind w:left="397" w:hanging="397"/>
-      </w:pPr>
-      <w:r>
-        <w:rPr>
-          <w:b/>
-          <w:lang w:val="nl-BE"/>
-        </w:rPr>
-        <w:t xml:space="preserve">51. </w:t>
       </w:r>
       <w:r>
         <w:rPr>
@@ -6106,6 +6087,48 @@
         <w:rPr>
           <w:lang w:val="nl-BE"/>
         </w:rPr>
+        <w:t xml:space="preserve">Het studieteam brengt de databases van de centra samen in één studiedatabase. Het haalt de database van het centrum op met </w:t>
+      </w:r>
+      <w:r>
+        <w:rPr>
+          <w:b/>
+          <w:lang w:val="nl-BE"/>
+        </w:rPr>
+        <w:t>Export DB</w:t>
+      </w:r>
+      <w:r>
+        <w:rPr>
+          <w:lang w:val="nl-BE"/>
+        </w:rPr>
+        <w:t xml:space="preserve"> (formaat novel database, met Load file bodies into DB, zodat de meetbestanden mee in de database zitten) en leest ze centraal in met </w:t>
+      </w:r>
+      <w:r>
+        <w:rPr>
+          <w:b/>
+          <w:lang w:val="nl-BE"/>
+        </w:rPr>
+        <w:t>Import DB</w:t>
+      </w:r>
+      <w:r>
+        <w:rPr>
+          <w:lang w:val="nl-BE"/>
+        </w:rPr>
+        <w:t>, met Check for duplicate records [1, §3.1.4 en §3.1.5]. Een database kan ook als bestand verhuizen: loskoppelen op de laptop van het centrum, het .mdf-bestand kopiëren en centraal registreren [1, bijlage J].</w:t>
+      </w:r>
+    </w:p>
+    <w:p>
+      <w:r>
+        <w:rPr>
+          <w:lang w:val="nl-BE"/>
+        </w:rPr>
+        <w:t>Dat samenvoegen werkt alleen omdat de deelnemerscode uniek is over alle centra: REDCap kent ze toe. Naam en geboortedatum zijn voor iedereen gelijk (X, X, 01/01/1900), dus de code is het enige dat deelnemers onderscheidt.</w:t>
+      </w:r>
+    </w:p>
+    <w:p>
+      <w:r>
+        <w:rPr>
+          <w:lang w:val="nl-BE"/>
+        </w:rPr>
         <w:t>Exporteert het studieteam de database, dan blijft Include confidential information uitgevinkt: zo gaan naam, adres en telefoonnummer nooit mee [1, bijlage A].</w:t>
       </w:r>
     </w:p>
@@ -6141,26 +6164,70 @@
           <w:b/>
           <w:lang w:val="nl-BE"/>
         </w:rPr>
+        <w:t xml:space="preserve">51. </w:t>
+      </w:r>
+      <w:r>
+        <w:rPr>
+          <w:lang w:val="nl-BE"/>
+        </w:rPr>
+        <w:t xml:space="preserve">Controleer dat de meting gestopt is: de timer staat stil en de knop </w:t>
+      </w:r>
+      <w:r>
+        <w:rPr>
+          <w:b/>
+          <w:lang w:val="nl-BE"/>
+        </w:rPr>
+        <w:t>Stop</w:t>
+      </w:r>
+      <w:r>
+        <w:rPr>
+          <w:lang w:val="nl-BE"/>
+        </w:rPr>
+        <w:t xml:space="preserve"> is niet meer actief.</w:t>
+      </w:r>
+    </w:p>
+    <w:p>
+      <w:pPr>
+        <w:ind w:left="397" w:hanging="397"/>
+      </w:pPr>
+      <w:r>
+        <w:rPr>
+          <w:b/>
+          <w:lang w:val="nl-BE"/>
+        </w:rPr>
         <w:t xml:space="preserve">52. </w:t>
       </w:r>
       <w:r>
         <w:rPr>
           <w:lang w:val="nl-BE"/>
         </w:rPr>
-        <w:t xml:space="preserve">Controleer dat de meting gestopt is: de timer staat stil en de knop </w:t>
+        <w:t xml:space="preserve">Ga in novel studio naar </w:t>
       </w:r>
       <w:r>
         <w:rPr>
           <w:b/>
           <w:lang w:val="nl-BE"/>
         </w:rPr>
-        <w:t>Stop</w:t>
-      </w:r>
-      <w:r>
-        <w:rPr>
-          <w:lang w:val="nl-BE"/>
-        </w:rPr>
-        <w:t xml:space="preserve"> is niet meer actief.</w:t>
+        <w:t>Manage Devices</w:t>
+      </w:r>
+      <w:r>
+        <w:rPr>
+          <w:lang w:val="nl-BE"/>
+        </w:rPr>
+        <w:t xml:space="preserve"> en klik bij beide toestellen op </w:t>
+      </w:r>
+      <w:r>
+        <w:rPr>
+          <w:b/>
+          <w:lang w:val="nl-BE"/>
+        </w:rPr>
+        <w:t>Disconnect</w:t>
+      </w:r>
+      <w:r>
+        <w:rPr>
+          <w:lang w:val="nl-BE"/>
+        </w:rPr>
+        <w:t>.</w:t>
       </w:r>
     </w:p>
     <w:p>
@@ -6178,27 +6245,45 @@
         <w:rPr>
           <w:lang w:val="nl-BE"/>
         </w:rPr>
-        <w:t xml:space="preserve">Ga in novel studio naar </w:t>
-      </w:r>
+        <w:t>Sluit novel studio. Het bestand is al bewaard onder het bezoek waaruit je de meting startte.</w:t>
+      </w:r>
+    </w:p>
+    <w:p>
+      <w:pPr>
+        <w:ind w:left="397" w:hanging="397"/>
+      </w:pPr>
       <w:r>
         <w:rPr>
           <w:b/>
           <w:lang w:val="nl-BE"/>
         </w:rPr>
-        <w:t>Manage Devices</w:t>
-      </w:r>
-      <w:r>
-        <w:rPr>
-          <w:lang w:val="nl-BE"/>
-        </w:rPr>
-        <w:t xml:space="preserve"> en klik bij beide toestellen op </w:t>
+        <w:t xml:space="preserve">54. </w:t>
+      </w:r>
+      <w:r>
+        <w:rPr>
+          <w:lang w:val="nl-BE"/>
+        </w:rPr>
+        <w:t xml:space="preserve">Controleer in de database, in het tabblad </w:t>
       </w:r>
       <w:r>
         <w:rPr>
           <w:b/>
           <w:lang w:val="nl-BE"/>
         </w:rPr>
-        <w:t>Disconnect</w:t>
+        <w:t>pedar Files</w:t>
+      </w:r>
+      <w:r>
+        <w:rPr>
+          <w:lang w:val="nl-BE"/>
+        </w:rPr>
+        <w:t xml:space="preserve">, dat de meting eronder staat. Sluit dan het bezoek met </w:t>
+      </w:r>
+      <w:r>
+        <w:rPr>
+          <w:b/>
+          <w:lang w:val="nl-BE"/>
+        </w:rPr>
+        <w:t>Close</w:t>
       </w:r>
       <w:r>
         <w:rPr>
@@ -6216,13 +6301,13 @@
           <w:b/>
           <w:lang w:val="nl-BE"/>
         </w:rPr>
-        <w:t xml:space="preserve">54. </w:t>
-      </w:r>
-      <w:r>
-        <w:rPr>
-          <w:lang w:val="nl-BE"/>
-        </w:rPr>
-        <w:t>Sluit novel studio. Het bestand is al bewaard onder het bezoek waaruit je de meting startte.</w:t>
+        <w:t xml:space="preserve">55. </w:t>
+      </w:r>
+      <w:r>
+        <w:rPr>
+          <w:lang w:val="nl-BE"/>
+        </w:rPr>
+        <w:t>Zet beide zenders uit: houd de joystick op de voorkant 3 seconden naar beneden, tot de lampjes doven.</w:t>
       </w:r>
     </w:p>
     <w:p>
@@ -6234,105 +6319,43 @@
           <w:b/>
           <w:lang w:val="nl-BE"/>
         </w:rPr>
-        <w:t xml:space="preserve">55. </w:t>
-      </w:r>
-      <w:r>
-        <w:rPr>
-          <w:lang w:val="nl-BE"/>
-        </w:rPr>
-        <w:t xml:space="preserve">Controleer in de database, in het tabblad </w:t>
-      </w:r>
+        <w:t xml:space="preserve">56. </w:t>
+      </w:r>
+      <w:r>
+        <w:rPr>
+          <w:lang w:val="nl-BE"/>
+        </w:rPr>
+        <w:t>Koppel de zolen los, veeg ze schoon en berg ze vlak op. Nooit vouwen of oprollen [3].</w:t>
+      </w:r>
+    </w:p>
+    <w:p>
+      <w:pPr>
+        <w:ind w:left="397" w:hanging="397"/>
+      </w:pPr>
       <w:r>
         <w:rPr>
           <w:b/>
           <w:lang w:val="nl-BE"/>
         </w:rPr>
-        <w:t>pedar Files</w:t>
-      </w:r>
-      <w:r>
-        <w:rPr>
-          <w:lang w:val="nl-BE"/>
-        </w:rPr>
-        <w:t xml:space="preserve">, dat de meting eronder staat. Sluit dan het bezoek met </w:t>
-      </w:r>
+        <w:t xml:space="preserve">57. </w:t>
+      </w:r>
+      <w:r>
+        <w:rPr>
+          <w:lang w:val="nl-BE"/>
+        </w:rPr>
+        <w:t>Zet de router uit.</w:t>
+      </w:r>
+    </w:p>
+    <w:p>
+      <w:pPr>
+        <w:ind w:left="397" w:hanging="397"/>
+      </w:pPr>
       <w:r>
         <w:rPr>
           <w:b/>
           <w:lang w:val="nl-BE"/>
         </w:rPr>
-        <w:t>Close</w:t>
-      </w:r>
-      <w:r>
-        <w:rPr>
-          <w:lang w:val="nl-BE"/>
-        </w:rPr>
-        <w:t>.</w:t>
-      </w:r>
-    </w:p>
-    <w:p>
-      <w:pPr>
-        <w:ind w:left="397" w:hanging="397"/>
-      </w:pPr>
-      <w:r>
-        <w:rPr>
-          <w:b/>
-          <w:lang w:val="nl-BE"/>
-        </w:rPr>
-        <w:t xml:space="preserve">56. </w:t>
-      </w:r>
-      <w:r>
-        <w:rPr>
-          <w:lang w:val="nl-BE"/>
-        </w:rPr>
-        <w:t>Zet beide zenders uit: houd de joystick op de voorkant 3 seconden naar beneden, tot de lampjes doven.</w:t>
-      </w:r>
-    </w:p>
-    <w:p>
-      <w:pPr>
-        <w:ind w:left="397" w:hanging="397"/>
-      </w:pPr>
-      <w:r>
-        <w:rPr>
-          <w:b/>
-          <w:lang w:val="nl-BE"/>
-        </w:rPr>
-        <w:t xml:space="preserve">57. </w:t>
-      </w:r>
-      <w:r>
-        <w:rPr>
-          <w:lang w:val="nl-BE"/>
-        </w:rPr>
-        <w:t>Koppel de zolen los, veeg ze schoon en berg ze vlak op. Nooit vouwen of oprollen [3].</w:t>
-      </w:r>
-    </w:p>
-    <w:p>
-      <w:pPr>
-        <w:ind w:left="397" w:hanging="397"/>
-      </w:pPr>
-      <w:r>
-        <w:rPr>
-          <w:b/>
-          <w:lang w:val="nl-BE"/>
-        </w:rPr>
         <w:t xml:space="preserve">58. </w:t>
-      </w:r>
-      <w:r>
-        <w:rPr>
-          <w:lang w:val="nl-BE"/>
-        </w:rPr>
-        <w:t>Zet de router uit.</w:t>
-      </w:r>
-    </w:p>
-    <w:p>
-      <w:pPr>
-        <w:ind w:left="397" w:hanging="397"/>
-      </w:pPr>
-      <w:r>
-        <w:rPr>
-          <w:b/>
-          <w:lang w:val="nl-BE"/>
-        </w:rPr>
-        <w:t xml:space="preserve">59. </w:t>
       </w:r>
       <w:r>
         <w:rPr>
@@ -7221,7 +7244,7 @@
           <w:sz w:val="18"/>
           <w:lang w:val="nl-BE"/>
         </w:rPr>
-        <w:t>PARADISE-studieteam. Beslissingen over de drukmeting van 11, 14 en 22 september 2026 (PARADISE_BRONNEN).</w:t>
+        <w:t>PARADISE-studieteam. Beslissingen over de drukmeting van 11, 14, 22 en 25 september 2026 (PARADISE_BRONNEN).</w:t>
       </w:r>
     </w:p>
     <w:p>
@@ -7562,7 +7585,7 @@
         <w:sz w:val="16"/>
         <w:lang w:val="nl-BE"/>
       </w:rPr>
-      <w:t xml:space="preserve">PARADISE-studie  ·  eCRF 09b: Werkinstructie drukmeting (SOP Novel pedar) ·  Versie 1.1  ·  25/09/2026  ·  Pagina </w:t>
+      <w:t xml:space="preserve">PARADISE-studie  ·  eCRF 09b: Werkinstructie drukmeting (SOP Novel pedar) ·  Versie 1.2  ·  25/09/2026  ·  Pagina </w:t>
     </w:r>
     <w:r>
       <w:rPr>

--- a/(e)CRF/Per visite/V8 - Opvolgvisite/SOP en werkinstructies/09b_Werkinstructie drukmeting (SOP Novel pedar).docx
+++ b/(e)CRF/Per visite/V8 - Opvolgvisite/SOP en werkinstructies/09b_Werkinstructie drukmeting (SOP Novel pedar).docx
@@ -48,9 +48,24 @@
       </w:r>
     </w:p>
     <w:p>
+      <w:r>
+        <w:rPr>
+          <w:b/>
+          <w:lang w:val="nl-BE"/>
+        </w:rPr>
+        <w:t>Vetgedrukt</w:t>
+      </w:r>
+      <w:r>
+        <w:rPr>
+          <w:lang w:val="nl-BE"/>
+        </w:rPr>
+        <w:t xml:space="preserve"> is wat je op het scherm aanklikt. ▲ LET OP: een fout die de meting ongeldig maakt. ■ CONTROLEER: nakijken voor je verdergaat.</w:t>
+      </w:r>
+    </w:p>
+    <w:p>
       <w:pPr>
         <w:keepNext/>
-        <w:spacing w:before="120"/>
+        <w:spacing w:before="200"/>
       </w:pPr>
       <w:r>
         <w:rPr>
@@ -59,331 +74,34 @@
           <w:sz w:val="24"/>
           <w:lang w:val="nl-BE"/>
         </w:rPr>
-        <w:t>Documentbeheer</w:t>
-      </w:r>
-    </w:p>
-    <w:tbl>
-      <w:tblPr>
-        <w:tblStyle w:val="Tabelraster"/>
-        <w:tblW w:type="auto" w:w="0"/>
-        <w:tblLook w:firstColumn="1" w:firstRow="1" w:lastColumn="0" w:lastRow="0" w:noHBand="0" w:noVBand="1" w:val="04A0"/>
-      </w:tblPr>
-      <w:tblGrid>
-        <w:gridCol w:w="2268"/>
-        <w:gridCol w:w="6519"/>
-      </w:tblGrid>
-      <w:tr>
-        <w:tc>
-          <w:tcPr>
-            <w:tcW w:type="dxa" w:w="2268"/>
-          </w:tcPr>
-          <w:p>
-            <w:pPr>
-              <w:keepNext/>
-            </w:pPr>
-            <w:r>
-              <w:rPr>
-                <w:sz w:val="20"/>
-                <w:lang w:val="nl-BE"/>
-              </w:rPr>
-              <w:t>Versie</w:t>
-            </w:r>
-          </w:p>
-        </w:tc>
-        <w:tc>
-          <w:tcPr>
-            <w:tcW w:type="dxa" w:w="6519"/>
-          </w:tcPr>
-          <w:p>
-            <w:pPr>
-              <w:keepNext/>
-            </w:pPr>
-            <w:r>
-              <w:rPr>
-                <w:sz w:val="20"/>
-                <w:lang w:val="nl-BE"/>
-              </w:rPr>
-              <w:t>1.2</w:t>
-            </w:r>
-          </w:p>
-        </w:tc>
-      </w:tr>
-      <w:tr>
-        <w:tc>
-          <w:tcPr>
-            <w:tcW w:type="dxa" w:w="2268"/>
-          </w:tcPr>
-          <w:p>
-            <w:pPr>
-              <w:keepNext/>
-            </w:pPr>
-            <w:r>
-              <w:rPr>
-                <w:sz w:val="20"/>
-                <w:lang w:val="nl-BE"/>
-              </w:rPr>
-              <w:t>Datum</w:t>
-            </w:r>
-          </w:p>
-        </w:tc>
-        <w:tc>
-          <w:tcPr>
-            <w:tcW w:type="dxa" w:w="6519"/>
-          </w:tcPr>
-          <w:p>
-            <w:pPr>
-              <w:keepNext/>
-            </w:pPr>
-            <w:r>
-              <w:rPr>
-                <w:sz w:val="20"/>
-                <w:lang w:val="nl-BE"/>
-              </w:rPr>
-              <w:t>25/09/2026 — vervangt versie 1.1 van dezelfde dag (loopsnelheid niet meer gemeten, referentiekolom in de Pressure Monitoring Tool, samenvoegen van de databases)</w:t>
-            </w:r>
-          </w:p>
-        </w:tc>
-      </w:tr>
-      <w:tr>
-        <w:tc>
-          <w:tcPr>
-            <w:tcW w:type="dxa" w:w="2268"/>
-          </w:tcPr>
-          <w:p>
-            <w:pPr>
-              <w:keepNext/>
-            </w:pPr>
-            <w:r>
-              <w:rPr>
-                <w:sz w:val="20"/>
-                <w:lang w:val="nl-BE"/>
-              </w:rPr>
-              <w:t>Opgesteld door</w:t>
-            </w:r>
-          </w:p>
-        </w:tc>
-        <w:tc>
-          <w:tcPr>
-            <w:tcW w:type="dxa" w:w="6519"/>
-          </w:tcPr>
-          <w:p>
-            <w:pPr>
-              <w:keepNext/>
-            </w:pPr>
-            <w:r>
-              <w:rPr>
-                <w:sz w:val="20"/>
-                <w:lang w:val="nl-BE"/>
-              </w:rPr>
-              <w:t>Janou De Buyser, coördinerend onderzoeker</w:t>
-            </w:r>
-          </w:p>
-        </w:tc>
-      </w:tr>
-      <w:tr>
-        <w:tc>
-          <w:tcPr>
-            <w:tcW w:type="dxa" w:w="2268"/>
-          </w:tcPr>
-          <w:p>
-            <w:pPr>
-              <w:keepNext/>
-            </w:pPr>
-            <w:r>
-              <w:rPr>
-                <w:sz w:val="20"/>
-                <w:lang w:val="nl-BE"/>
-              </w:rPr>
-              <w:t>Feedback verwerkt van</w:t>
-            </w:r>
-          </w:p>
-        </w:tc>
-        <w:tc>
-          <w:tcPr>
-            <w:tcW w:type="dxa" w:w="6519"/>
-          </w:tcPr>
-          <w:p>
-            <w:pPr>
-              <w:keepNext/>
-            </w:pPr>
-            <w:r>
-              <w:rPr>
-                <w:sz w:val="20"/>
-                <w:lang w:val="nl-BE"/>
-              </w:rPr>
-              <w:t>Kevin Deschamps, promotor (september 2026)</w:t>
-            </w:r>
-          </w:p>
-        </w:tc>
-      </w:tr>
-      <w:tr>
-        <w:tc>
-          <w:tcPr>
-            <w:tcW w:type="dxa" w:w="2268"/>
-          </w:tcPr>
-          <w:p>
-            <w:pPr>
-              <w:keepNext/>
-            </w:pPr>
-            <w:r>
-              <w:rPr>
-                <w:sz w:val="20"/>
-                <w:lang w:val="nl-BE"/>
-              </w:rPr>
-              <w:t>Geldt voor</w:t>
-            </w:r>
-          </w:p>
-        </w:tc>
-        <w:tc>
-          <w:tcPr>
-            <w:tcW w:type="dxa" w:w="6519"/>
-          </w:tcPr>
-          <w:p>
-            <w:pPr>
-              <w:keepNext/>
-            </w:pPr>
-            <w:r>
-              <w:rPr>
-                <w:sz w:val="20"/>
-                <w:lang w:val="nl-BE"/>
-              </w:rPr>
-              <w:t>novel studio v1.20.0.340 · novel database light 29.3.18 · zenders plidar-G009L en plidar-G026R (firmware 3.0.1.0, hardware 1.3.0.0) · router plidarRouterE046</w:t>
-            </w:r>
-          </w:p>
-        </w:tc>
-      </w:tr>
-      <w:tr>
-        <w:tc>
-          <w:tcPr>
-            <w:tcW w:type="dxa" w:w="2268"/>
-          </w:tcPr>
-          <w:p>
-            <w:pPr>
-              <w:keepNext/>
-            </w:pPr>
-            <w:r>
-              <w:rPr>
-                <w:sz w:val="20"/>
-                <w:lang w:val="nl-BE"/>
-              </w:rPr>
-              <w:t>Handleidingen</w:t>
-            </w:r>
-          </w:p>
-        </w:tc>
-        <w:tc>
-          <w:tcPr>
-            <w:tcW w:type="dxa" w:w="6519"/>
-          </w:tcPr>
-          <w:p>
-            <w:pPr>
-              <w:keepNext/>
-            </w:pPr>
-            <w:r>
-              <w:rPr>
-                <w:sz w:val="20"/>
-                <w:lang w:val="nl-BE"/>
-              </w:rPr>
-              <w:t>novel database db light, versie 28 [1] en de installatiehandleiding van de novel database [2]. Voor novel studio zit er geen handleiding in het studiedossier: de stappen in dat programma zijn uitgetest bij de testmetingen van 10 en 14 september 2026, en de schermafbeeldingen komen daarvan.</w:t>
-            </w:r>
-          </w:p>
-        </w:tc>
-      </w:tr>
-      <w:tr>
-        <w:tc>
-          <w:tcPr>
-            <w:tcW w:type="dxa" w:w="2268"/>
-          </w:tcPr>
-          <w:p>
-            <w:r>
-              <w:rPr>
-                <w:sz w:val="20"/>
-                <w:lang w:val="nl-BE"/>
-              </w:rPr>
-              <w:t>Validatie</w:t>
-            </w:r>
-          </w:p>
-        </w:tc>
-        <w:tc>
-          <w:tcPr>
-            <w:tcW w:type="dxa" w:w="6519"/>
-          </w:tcPr>
-          <w:p>
-            <w:r>
-              <w:rPr>
-                <w:sz w:val="20"/>
-                <w:lang w:val="nl-BE"/>
-              </w:rPr>
-              <w:t>Onderaan dit document</w:t>
-            </w:r>
-          </w:p>
-        </w:tc>
-      </w:tr>
-    </w:tbl>
-    <w:p/>
-    <w:p>
-      <w:pPr>
-        <w:keepNext/>
-        <w:spacing w:before="120"/>
-      </w:pPr>
-      <w:r>
-        <w:rPr>
-          <w:b/>
-          <w:color w:val="123A5F"/>
-          <w:sz w:val="24"/>
-          <w:lang w:val="nl-BE"/>
-        </w:rPr>
-        <w:t>Zo lees je deze instructie</w:t>
+        <w:t>1. Wat je meet, en wanneer</w:t>
       </w:r>
     </w:p>
     <w:p>
-      <w:r>
-        <w:rPr>
-          <w:lang w:val="nl-BE"/>
-        </w:rPr>
-        <w:t xml:space="preserve">De stappen zijn doorlopend genummerd, zodat je bij een probleem kunt zeggen waar je zat. </w:t>
-      </w:r>
-      <w:r>
-        <w:rPr>
-          <w:b/>
-          <w:lang w:val="nl-BE"/>
-        </w:rPr>
-        <w:t>Vetgedrukt</w:t>
-      </w:r>
-      <w:r>
-        <w:rPr>
-          <w:lang w:val="nl-BE"/>
-        </w:rPr>
-        <w:t xml:space="preserve"> is iets op het scherm dat je aanklikt of opstart — een knop, tabblad, menu of programma — geschreven zoals het op het scherm staat, meestal in het Engels. ▲ LET OP markeert een fout die de meting ongeldig maakt, ■ CONTROLEER een punt dat je nakijkt voor je verdergaat. De getallen tussen vierkante haken verwijzen naar de bronnen achteraan.</w:t>
+      <w:pPr>
+        <w:keepNext/>
+      </w:pPr>
+      <w:r>
+        <w:rPr>
+          <w:lang w:val="nl-BE"/>
+        </w:rPr>
+        <w:t>Alles gebeurt in-shoe; er wordt niet blootsvoets gemeten. Twee soorten meting:</w:t>
       </w:r>
     </w:p>
     <w:p>
       <w:pPr>
-        <w:keepNext/>
-        <w:spacing w:before="200"/>
-      </w:pPr>
-      <w:r>
-        <w:rPr>
-          <w:b/>
-          <w:color w:val="123A5F"/>
-          <w:sz w:val="24"/>
-          <w:lang w:val="nl-BE"/>
-        </w:rPr>
-        <w:t>1. Wat je meet, en wanneer</w:t>
+        <w:pStyle w:val="Lijstopsomteken"/>
+        <w:ind w:left="680"/>
+      </w:pPr>
+      <w:r>
+        <w:rPr>
+          <w:lang w:val="nl-BE"/>
+        </w:rPr>
+        <w:t>de basismeting (A): geschoeid, zónder de CMFO;</w:t>
       </w:r>
     </w:p>
     <w:p>
       <w:pPr>
-        <w:keepNext/>
-      </w:pPr>
-      <w:r>
-        <w:rPr>
-          <w:lang w:val="nl-BE"/>
-        </w:rPr>
-        <w:t>Elke meting is in-shoe: de pedar-zool ligt in de schoen. Er wordt niet blootsvoets gemeten [4, 9]. Er zijn twee soorten meting:</w:t>
-      </w:r>
-    </w:p>
-    <w:p>
-      <w:pPr>
         <w:pStyle w:val="Lijstopsomteken"/>
         <w:ind w:left="680"/>
       </w:pPr>
@@ -391,19 +109,7 @@
         <w:rPr>
           <w:lang w:val="nl-BE"/>
         </w:rPr>
-        <w:t>de basismeting (conditie A): geschoeid, zónder de CMFO;</w:t>
-      </w:r>
-    </w:p>
-    <w:p>
-      <w:pPr>
-        <w:pStyle w:val="Lijstopsomteken"/>
-        <w:ind w:left="680"/>
-      </w:pPr>
-      <w:r>
-        <w:rPr>
-          <w:lang w:val="nl-BE"/>
-        </w:rPr>
-        <w:t>de therapeutische meting (conditie B): geschoeid, mét de CMFO.</w:t>
+        <w:t>de therapeutische meting (B): geschoeid, mét de CMFO.</w:t>
       </w:r>
     </w:p>
     <w:tbl>
@@ -701,7 +407,7 @@
         <w:rPr>
           <w:lang w:val="nl-BE"/>
         </w:rPr>
-        <w:t>Vanaf visite 2 wordt altijd in het binnenschoeisel gemeten [9]. Beide armen worden op dezelfde manier gemeten. Het verschil zit in wat er daarna gebeurt: in Optimal Care stuurt de meting de aanpassing van de CMFO, in Usual Care is ze geblindeerd (hoofdstuk 12).</w:t>
+        <w:t>Beide armen worden zo gemeten. In Optimal Care stuurt de meting de aanpassing van de CMFO; in Usual Care is ze geblindeerd (hoofdstuk 10).</w:t>
       </w:r>
     </w:p>
     <w:p>
@@ -709,7 +415,7 @@
         <w:rPr>
           <w:lang w:val="nl-BE"/>
         </w:rPr>
-        <w:t>De norm, per doelregio: piekdruk mét de CMFO onder 200 kPa, óf minstens 25% lager dan de basismeting van visite 2 in dezelfde regio. Eén van beide volstaat [4, 6, 9]. Hoe je dat toetst, staat in hoofdstuk 12.</w:t>
+        <w:t>De norm per doelregio: piekdruk mét de CMFO onder 200 kPa, óf minstens 25% lager dan de basismeting van visite 2.</w:t>
       </w:r>
     </w:p>
     <w:p>
@@ -724,7 +430,7 @@
           <w:sz w:val="24"/>
           <w:lang w:val="nl-BE"/>
         </w:rPr>
-        <w:t>2. De opstelling</w:t>
+        <w:t>2. Eenmalig per locatie en per laptop</w:t>
       </w:r>
     </w:p>
     <w:p>
@@ -803,7 +509,7 @@
         <w:rPr>
           <w:lang w:val="nl-BE"/>
         </w:rPr>
-        <w:t>Zet de router aan. Het netwerk heet plidarRouterE046; de zenders en de laptop praten daarover met elkaar.</w:t>
+        <w:t>Zet de router aan. Het netwerk heet plidarRouterE046.</w:t>
       </w:r>
     </w:p>
     <w:p>
@@ -821,7 +527,7 @@
         <w:rPr>
           <w:lang w:val="nl-BE"/>
         </w:rPr>
-        <w:t>Kies een vlakke, rechte looproute zonder obstakels. Tien tot twaalf meter is ideaal — Bus et al. gebruikten 12 meter [6] — maar het is geen eis. Wat telt, is dat je per voet minstens 12 bruikbare mid-gait stappen haalt [5]. Op een korter pad lukt dat met meer doorgangen (stap 36).</w:t>
+        <w:t>Kies een vlakke, rechte looproute zonder obstakels. Tien tot twaalf meter is ideaal, maar geen eis: wat telt, is dat je per voet minstens 12 bruikbare mid-gait stappen haalt.</w:t>
       </w:r>
     </w:p>
     <w:p>
@@ -839,7 +545,7 @@
         <w:rPr>
           <w:lang w:val="nl-BE"/>
         </w:rPr>
-        <w:t>Leg drie markeringen met tape: het vertrekpunt, tape 1 waar de meetzone begint en tape 2 waar ze eindigt (figuur 2). Laat vóór tape 1 ruimte om op snelheid te komen en na tape 2 ruimte om af te remmen en te keren.</w:t>
+        <w:t>Leg drie markeringen met tape: het vertrekpunt, tape 1 waar de meetzone begint en tape 2 waar ze eindigt (figuur 2). Laat vóór tape 1 ruimte om op snelheid te komen en na tape 2 om af te remmen en te keren.</w:t>
       </w:r>
     </w:p>
     <w:p>
@@ -912,11 +618,12 @@
         <w:rPr>
           <w:lang w:val="nl-BE"/>
         </w:rPr>
-        <w:t>De router en de laptop mogen in het onderzoekslokaal blijven staan, ook als het looppad in de gang ligt: de deelnemer vertrekt dan bijvoorbeeld van aan de deur, op teken van de podoloog. Voorwaarde is dat beide zenders over de hele route verbonden blijven. Hoe ver dat reikt, staat in geen handleiding die we hebben: test het één keer per locatie, bij de installatie, met een proefdoorgang. Beide zenders moeten in de balk onderaan novel studio groen blijven (figuur 13).</w:t>
+        <w:t>Router en laptop mogen in het onderzoekslokaal blijven staan, ook als het looppad in de gang ligt, zolang beide zenders in de balk onderaan novel studio groen blijven over de hele route (figuur 13).</w:t>
       </w:r>
     </w:p>
     <w:p>
       <w:pPr>
+        <w:keepNext/>
         <w:ind w:left="397" w:hanging="397"/>
       </w:pPr>
       <w:r>
@@ -937,57 +644,62 @@
           <w:b/>
           <w:lang w:val="nl-BE"/>
         </w:rPr>
-        <w:t>novel database light</w:t>
-      </w:r>
-      <w:r>
-        <w:rPr>
-          <w:lang w:val="nl-BE"/>
-        </w:rPr>
-        <w:t xml:space="preserve"> op de laptop. De meting begint daar, niet in </w:t>
+        <w:t>novel studio</w:t>
+      </w:r>
+      <w:r>
+        <w:rPr>
+          <w:lang w:val="nl-BE"/>
+        </w:rPr>
+        <w:t xml:space="preserve"> en open </w:t>
       </w:r>
       <w:r>
         <w:rPr>
           <w:b/>
           <w:lang w:val="nl-BE"/>
         </w:rPr>
-        <w:t>novel studio</w:t>
-      </w:r>
-      <w:r>
-        <w:rPr>
-          <w:lang w:val="nl-BE"/>
-        </w:rPr>
-        <w:t xml:space="preserve"> [9].</w:t>
+        <w:t>Configure palette</w:t>
+      </w:r>
+      <w:r>
+        <w:rPr>
+          <w:lang w:val="nl-BE"/>
+        </w:rPr>
+        <w:t>. Stel in:</w:t>
       </w:r>
     </w:p>
     <w:p>
       <w:pPr>
-        <w:keepNext/>
-        <w:spacing w:before="200"/>
-      </w:pPr>
-      <w:r>
-        <w:rPr>
-          <w:b/>
-          <w:color w:val="123A5F"/>
-          <w:sz w:val="24"/>
-          <w:lang w:val="nl-BE"/>
-        </w:rPr>
-        <w:t>3. De kleurenschaal instellen — eenmalig per laptop</w:t>
+        <w:pStyle w:val="Lijstopsomteken"/>
+        <w:ind w:left="680"/>
+      </w:pPr>
+      <w:r>
+        <w:rPr>
+          <w:lang w:val="nl-BE"/>
+        </w:rPr>
+        <w:t>Pressure Cut Off: 20 kPa</w:t>
       </w:r>
     </w:p>
     <w:p>
-      <w:r>
-        <w:rPr>
-          <w:lang w:val="nl-BE"/>
-        </w:rPr>
-        <w:t>Doe dit één keer per laptop, vóór de eerste deelnemer. Het palet zit in novel studio, dus start dat programma hier eenmalig los op. Staat het palet al goed, ga dan meteen door naar hoofdstuk 4.</w:t>
+      <w:pPr>
+        <w:pStyle w:val="Lijstopsomteken"/>
+        <w:ind w:left="680"/>
+      </w:pPr>
+      <w:r>
+        <w:rPr>
+          <w:lang w:val="nl-BE"/>
+        </w:rPr>
+        <w:t>Sensor resolution: 2,5 kPa</w:t>
       </w:r>
     </w:p>
     <w:p>
-      <w:r>
-        <w:rPr>
-          <w:lang w:val="nl-BE"/>
-        </w:rPr>
-        <w:t>Zolang de zool niet in regio’s verdeeld kan worden, doet het palet dat werk: het toont met kleur waar de druk boven de norm uitkomt. Zonder deze instelling kun je stap 44 niet uitvoeren.</w:t>
+      <w:pPr>
+        <w:pStyle w:val="Lijstopsomteken"/>
+        <w:ind w:left="680"/>
+      </w:pPr>
+      <w:r>
+        <w:rPr>
+          <w:lang w:val="nl-BE"/>
+        </w:rPr>
+        <w:t>Kleurgrenzen: 20 · 40 · 60 · 100 · 150 · 200 kPa. Verwijder het niveau van 220 met het vuilbakje, zodat 200 het hoogste niveau is.</w:t>
       </w:r>
     </w:p>
     <w:p>
@@ -1053,7 +765,6 @@
     </w:p>
     <w:p>
       <w:pPr>
-        <w:keepNext/>
         <w:ind w:left="397" w:hanging="397"/>
       </w:pPr>
       <w:r>
@@ -1067,108 +778,20 @@
         <w:rPr>
           <w:lang w:val="nl-BE"/>
         </w:rPr>
-        <w:t xml:space="preserve">Open </w:t>
+        <w:t xml:space="preserve">Bewaar de instelling met </w:t>
       </w:r>
       <w:r>
         <w:rPr>
           <w:b/>
           <w:lang w:val="nl-BE"/>
         </w:rPr>
-        <w:t>Configure palette</w:t>
-      </w:r>
-      <w:r>
-        <w:rPr>
-          <w:lang w:val="nl-BE"/>
-        </w:rPr>
-        <w:t xml:space="preserve"> en zet het in op:</w:t>
-      </w:r>
-    </w:p>
-    <w:p>
-      <w:pPr>
-        <w:pStyle w:val="Lijstopsomteken"/>
-        <w:ind w:left="680"/>
-      </w:pPr>
-      <w:r>
-        <w:rPr>
-          <w:lang w:val="nl-BE"/>
-        </w:rPr>
-        <w:t>Pressure Cut Off: 20 kPa</w:t>
-      </w:r>
-    </w:p>
-    <w:p>
-      <w:pPr>
-        <w:pStyle w:val="Lijstopsomteken"/>
-        <w:ind w:left="680"/>
-      </w:pPr>
-      <w:r>
-        <w:rPr>
-          <w:lang w:val="nl-BE"/>
-        </w:rPr>
-        <w:t>Sensor resolution: 2,5 kPa — de opgegeven resolutie van de zool [3]</w:t>
-      </w:r>
-    </w:p>
-    <w:p>
-      <w:pPr>
-        <w:pStyle w:val="Lijstopsomteken"/>
-        <w:ind w:left="680"/>
-      </w:pPr>
-      <w:r>
-        <w:rPr>
-          <w:lang w:val="nl-BE"/>
-        </w:rPr>
-        <w:t>Kleurgrenzen: 20 · 40 · 60 · 100 · 150 · 200 kPa, met 200 als hoogste niveau</w:t>
-      </w:r>
-    </w:p>
-    <w:p>
-      <w:r>
-        <w:rPr>
-          <w:lang w:val="nl-BE"/>
-        </w:rPr>
-        <w:t>Verwijder het niveau van 220 uit de standaardinstelling met het vuilbakje ernaast. Zo is er één topkleur, en die betekent één ding: hier ligt de druk op of boven 200 kPa.</w:t>
-      </w:r>
-    </w:p>
-    <w:p>
-      <w:pPr>
-        <w:ind w:left="397" w:hanging="397"/>
-      </w:pPr>
-      <w:r>
-        <w:rPr>
-          <w:b/>
-          <w:lang w:val="nl-BE"/>
-        </w:rPr>
-        <w:t xml:space="preserve">7. </w:t>
-      </w:r>
-      <w:r>
-        <w:rPr>
-          <w:lang w:val="nl-BE"/>
-        </w:rPr>
-        <w:t xml:space="preserve">Bewaar de instelling met </w:t>
-      </w:r>
-      <w:r>
-        <w:rPr>
-          <w:b/>
-          <w:lang w:val="nl-BE"/>
-        </w:rPr>
         <w:t>Save custom set</w:t>
       </w:r>
       <w:r>
         <w:rPr>
           <w:lang w:val="nl-BE"/>
         </w:rPr>
-        <w:t xml:space="preserve"> en laad ze met </w:t>
-      </w:r>
-      <w:r>
-        <w:rPr>
-          <w:b/>
-          <w:lang w:val="nl-BE"/>
-        </w:rPr>
-        <w:t>Load custom set</w:t>
-      </w:r>
-      <w:r>
-        <w:rPr>
-          <w:lang w:val="nl-BE"/>
-        </w:rPr>
-        <w:t xml:space="preserve"> op elke laptop. Alle zes de centra werken met hetzelfde bestand.</w:t>
+        <w:t>.</w:t>
       </w:r>
     </w:p>
     <w:p>
@@ -1193,7 +816,7 @@
           <w:b/>
           <w:lang w:val="nl-BE"/>
         </w:rPr>
-        <w:t>Gebruik altijd dit studiepalet, voor elke deelnemer en elke visite. Een ander palet verandert de meting niet, maar wel wat je ziet: dezelfde druk krijgt een andere kleur, en de schermafbeeldingen zijn onderling niet meer vergelijkbaar (figuur 4).</w:t>
+        <w:t>Gebruik altijd dit palet, voor elke deelnemer en elke visite. Een ander palet geeft dezelfde druk een andere kleur (figuur 4).</w:t>
       </w:r>
     </w:p>
     <w:p>
@@ -1253,39 +876,6 @@
     </w:p>
     <w:p>
       <w:pPr>
-        <w:pBdr>
-          <w:left w:val="single" w:sz="18" w:space="8" w:color="123A5F"/>
-        </w:pBdr>
-        <w:spacing w:before="120" w:after="120"/>
-        <w:ind w:left="425"/>
-      </w:pPr>
-      <w:r>
-        <w:rPr>
-          <w:b/>
-          <w:color w:val="123A5F"/>
-          <w:sz w:val="20"/>
-          <w:lang w:val="nl-BE"/>
-        </w:rPr>
-        <w:t xml:space="preserve">■ CONTROLEER  </w:t>
-      </w:r>
-      <w:r>
-        <w:rPr>
-          <w:b/>
-          <w:lang w:val="nl-BE"/>
-        </w:rPr>
-        <w:t>Kijk bij elke meting eerst naar de bovenkant van de legende: daar moet 200 staan, zoals de omcirkelde waarde in figuur 4. Staat er iets anders, laad dan het studiepalet opnieuw vóór je afleest.</w:t>
-      </w:r>
-    </w:p>
-    <w:p>
-      <w:r>
-        <w:rPr>
-          <w:lang w:val="nl-BE"/>
-        </w:rPr>
-        <w:t>De kleur is de eerste controle, het getal de tweede: in het MPP-beeld staat in elke sensor ook zijn waarde in kPa (figuur 19). Twijfel je bij een kleur, lees dan het getal.</w:t>
-      </w:r>
-    </w:p>
-    <w:p>
-      <w:pPr>
         <w:keepNext/>
         <w:spacing w:before="200"/>
       </w:pPr>
@@ -1296,15 +886,38 @@
           <w:sz w:val="24"/>
           <w:lang w:val="nl-BE"/>
         </w:rPr>
-        <w:t>4. De deelnemer in de database</w:t>
+        <w:t>3. De deelnemer in de database</w:t>
       </w:r>
     </w:p>
     <w:p>
-      <w:r>
-        <w:rPr>
-          <w:lang w:val="nl-BE"/>
-        </w:rPr>
-        <w:t>De meting start in novel database light 29.3.18. Een meting die daar begint, hangt meteen aan de juiste persoon en het juiste bezoek; begin je in novel studio, dan krijg je een los bestand dat achteraf gekoppeld moet worden [9].</w:t>
+      <w:pPr>
+        <w:ind w:left="397" w:hanging="397"/>
+      </w:pPr>
+      <w:r>
+        <w:rPr>
+          <w:b/>
+          <w:lang w:val="nl-BE"/>
+        </w:rPr>
+        <w:t xml:space="preserve">7. </w:t>
+      </w:r>
+      <w:r>
+        <w:rPr>
+          <w:lang w:val="nl-BE"/>
+        </w:rPr>
+        <w:t xml:space="preserve">Start </w:t>
+      </w:r>
+      <w:r>
+        <w:rPr>
+          <w:b/>
+          <w:lang w:val="nl-BE"/>
+        </w:rPr>
+        <w:t>novel database light</w:t>
+      </w:r>
+      <w:r>
+        <w:rPr>
+          <w:lang w:val="nl-BE"/>
+        </w:rPr>
+        <w:t>. De meting begint hier, niet in novel studio: zo hangt ze meteen aan de juiste persoon en het juiste bezoek.</w:t>
       </w:r>
     </w:p>
     <w:p>
@@ -1369,44 +982,47 @@
       </w:r>
     </w:p>
     <w:p>
+      <w:pPr>
+        <w:ind w:left="397" w:hanging="397"/>
+      </w:pPr>
       <w:r>
         <w:rPr>
           <w:b/>
           <w:lang w:val="nl-BE"/>
         </w:rPr>
-        <w:t>New data set</w:t>
-      </w:r>
-      <w:r>
-        <w:rPr>
-          <w:lang w:val="nl-BE"/>
-        </w:rPr>
-        <w:t xml:space="preserve"> maakt een nieuwe deelnemer aan, </w:t>
+        <w:t xml:space="preserve">8. </w:t>
+      </w:r>
+      <w:r>
+        <w:rPr>
+          <w:lang w:val="nl-BE"/>
+        </w:rPr>
+        <w:t xml:space="preserve">Controleer in de titelbalk welke database open is: daar staat local: gevolgd door de naam (figuur 7). Staat er een andere, open dan die van je centrum via </w:t>
       </w:r>
       <w:r>
         <w:rPr>
           <w:b/>
           <w:lang w:val="nl-BE"/>
         </w:rPr>
-        <w:t>Search</w:t>
-      </w:r>
-      <w:r>
-        <w:rPr>
-          <w:lang w:val="nl-BE"/>
-        </w:rPr>
-        <w:t xml:space="preserve"> zoekt een bestaande op [1, §1.2.4]. </w:t>
+        <w:t>File</w:t>
+      </w:r>
+      <w:r>
+        <w:rPr>
+          <w:lang w:val="nl-BE"/>
+        </w:rPr>
+        <w:t xml:space="preserve"> → </w:t>
       </w:r>
       <w:r>
         <w:rPr>
           <w:b/>
           <w:lang w:val="nl-BE"/>
         </w:rPr>
-        <w:t>Go to Advanced mode</w:t>
-      </w:r>
-      <w:r>
-        <w:rPr>
-          <w:lang w:val="nl-BE"/>
-        </w:rPr>
-        <w:t xml:space="preserve"> zet alle tabellen naast elkaar; dat heb je voor een gewone meting niet nodig.</w:t>
+        <w:t>Open DB</w:t>
+      </w:r>
+      <w:r>
+        <w:rPr>
+          <w:lang w:val="nl-BE"/>
+        </w:rPr>
+        <w:t>. Connected in het groen betekent dat de verbinding in orde is (figuur 6).</w:t>
       </w:r>
     </w:p>
     <w:p>
@@ -1470,61 +1086,6 @@
         </w:drawing>
       </w:r>
     </w:p>
-    <w:p>
-      <w:pPr>
-        <w:ind w:left="397" w:hanging="397"/>
-      </w:pPr>
-      <w:r>
-        <w:rPr>
-          <w:b/>
-          <w:lang w:val="nl-BE"/>
-        </w:rPr>
-        <w:t xml:space="preserve">8. </w:t>
-      </w:r>
-      <w:r>
-        <w:rPr>
-          <w:lang w:val="nl-BE"/>
-        </w:rPr>
-        <w:t xml:space="preserve">Controleer in de titelbalk bovenaan welke database open is: daar staat local: gevolgd door de naam (figuur 7). Het programma opent vanzelf de laatst gebruikte database; staat er een andere, open dan die van je centrum via </w:t>
-      </w:r>
-      <w:r>
-        <w:rPr>
-          <w:b/>
-          <w:lang w:val="nl-BE"/>
-        </w:rPr>
-        <w:t>File</w:t>
-      </w:r>
-      <w:r>
-        <w:rPr>
-          <w:lang w:val="nl-BE"/>
-        </w:rPr>
-        <w:t xml:space="preserve"> → </w:t>
-      </w:r>
-      <w:r>
-        <w:rPr>
-          <w:b/>
-          <w:lang w:val="nl-BE"/>
-        </w:rPr>
-        <w:t>Open DB</w:t>
-      </w:r>
-      <w:r>
-        <w:rPr>
-          <w:lang w:val="nl-BE"/>
-        </w:rPr>
-        <w:t xml:space="preserve"> [1, §3.1.2]. In het venster met de databases (figuur 6) betekent Connected in het groen dat de verbinding met de server in orde is. Laat de twee demodatabases ongemoeid.</w:t>
-      </w:r>
-    </w:p>
-    <w:p>
-      <w:pPr>
-        <w:keepNext/>
-      </w:pPr>
-      <w:r>
-        <w:rPr>
-          <w:lang w:val="nl-BE"/>
-        </w:rPr>
-        <w:t>De database draagt de naam van het centrum:</w:t>
-      </w:r>
-    </w:p>
     <w:tbl>
       <w:tblPr>
         <w:tblStyle w:val="Tabelraster"/>
@@ -1532,14 +1093,13 @@
         <w:tblLook w:firstColumn="1" w:firstRow="1" w:lastColumn="0" w:lastRow="0" w:noHBand="0" w:noVBand="1" w:val="04A0"/>
       </w:tblPr>
       <w:tblGrid>
-        <w:gridCol w:w="2268"/>
-        <w:gridCol w:w="3685"/>
-        <w:gridCol w:w="2834"/>
+        <w:gridCol w:w="3118"/>
+        <w:gridCol w:w="4535"/>
       </w:tblGrid>
       <w:tr>
         <w:tc>
           <w:tcPr>
-            <w:tcW w:type="dxa" w:w="2268"/>
+            <w:tcW w:type="dxa" w:w="3118"/>
           </w:tcPr>
           <w:p>
             <w:pPr>
@@ -1558,7 +1118,7 @@
         </w:tc>
         <w:tc>
           <w:tcPr>
-            <w:tcW w:type="dxa" w:w="3685"/>
+            <w:tcW w:type="dxa" w:w="4535"/>
           </w:tcPr>
           <w:p>
             <w:pPr>
@@ -1575,30 +1135,11 @@
             </w:r>
           </w:p>
         </w:tc>
-        <w:tc>
-          <w:tcPr>
-            <w:tcW w:type="dxa" w:w="2834"/>
-          </w:tcPr>
-          <w:p>
-            <w:pPr>
-              <w:keepNext/>
-            </w:pPr>
-            <w:r>
-              <w:rPr>
-                <w:b/>
-                <w:color w:val="123A5F"/>
-                <w:sz w:val="20"/>
-                <w:lang w:val="nl-BE"/>
-              </w:rPr>
-              <w:t>Status</w:t>
-            </w:r>
-          </w:p>
-        </w:tc>
       </w:tr>
       <w:tr>
         <w:tc>
           <w:tcPr>
-            <w:tcW w:type="dxa" w:w="2268"/>
+            <w:tcW w:type="dxa" w:w="3118"/>
           </w:tcPr>
           <w:p>
             <w:pPr>
@@ -1615,7 +1156,7 @@
         </w:tc>
         <w:tc>
           <w:tcPr>
-            <w:tcW w:type="dxa" w:w="3685"/>
+            <w:tcW w:type="dxa" w:w="4535"/>
           </w:tcPr>
           <w:p>
             <w:pPr>
@@ -1630,28 +1171,11 @@
             </w:r>
           </w:p>
         </w:tc>
-        <w:tc>
-          <w:tcPr>
-            <w:tcW w:type="dxa" w:w="2834"/>
-          </w:tcPr>
-          <w:p>
-            <w:pPr>
-              <w:keepNext/>
-            </w:pPr>
-            <w:r>
-              <w:rPr>
-                <w:sz w:val="20"/>
-                <w:lang w:val="nl-BE"/>
-              </w:rPr>
-              <w:t>aangemaakt op 14/09/2026</w:t>
-            </w:r>
-          </w:p>
-        </w:tc>
       </w:tr>
       <w:tr>
         <w:tc>
           <w:tcPr>
-            <w:tcW w:type="dxa" w:w="2268"/>
+            <w:tcW w:type="dxa" w:w="3118"/>
           </w:tcPr>
           <w:p>
             <w:pPr>
@@ -1668,7 +1192,7 @@
         </w:tc>
         <w:tc>
           <w:tcPr>
-            <w:tcW w:type="dxa" w:w="3685"/>
+            <w:tcW w:type="dxa" w:w="4535"/>
           </w:tcPr>
           <w:p>
             <w:pPr>
@@ -1683,28 +1207,11 @@
             </w:r>
           </w:p>
         </w:tc>
-        <w:tc>
-          <w:tcPr>
-            <w:tcW w:type="dxa" w:w="2834"/>
-          </w:tcPr>
-          <w:p>
-            <w:pPr>
-              <w:keepNext/>
-            </w:pPr>
-            <w:r>
-              <w:rPr>
-                <w:sz w:val="20"/>
-                <w:lang w:val="nl-BE"/>
-              </w:rPr>
-              <w:t>aan te maken bij de installatie</w:t>
-            </w:r>
-          </w:p>
-        </w:tc>
       </w:tr>
       <w:tr>
         <w:tc>
           <w:tcPr>
-            <w:tcW w:type="dxa" w:w="2268"/>
+            <w:tcW w:type="dxa" w:w="3118"/>
           </w:tcPr>
           <w:p>
             <w:pPr>
@@ -1721,7 +1228,7 @@
         </w:tc>
         <w:tc>
           <w:tcPr>
-            <w:tcW w:type="dxa" w:w="3685"/>
+            <w:tcW w:type="dxa" w:w="4535"/>
           </w:tcPr>
           <w:p>
             <w:pPr>
@@ -1736,28 +1243,11 @@
             </w:r>
           </w:p>
         </w:tc>
-        <w:tc>
-          <w:tcPr>
-            <w:tcW w:type="dxa" w:w="2834"/>
-          </w:tcPr>
-          <w:p>
-            <w:pPr>
-              <w:keepNext/>
-            </w:pPr>
-            <w:r>
-              <w:rPr>
-                <w:sz w:val="20"/>
-                <w:lang w:val="nl-BE"/>
-              </w:rPr>
-              <w:t>aan te maken bij de installatie</w:t>
-            </w:r>
-          </w:p>
-        </w:tc>
       </w:tr>
       <w:tr>
         <w:tc>
           <w:tcPr>
-            <w:tcW w:type="dxa" w:w="2268"/>
+            <w:tcW w:type="dxa" w:w="3118"/>
           </w:tcPr>
           <w:p>
             <w:pPr>
@@ -1774,7 +1264,7 @@
         </w:tc>
         <w:tc>
           <w:tcPr>
-            <w:tcW w:type="dxa" w:w="3685"/>
+            <w:tcW w:type="dxa" w:w="4535"/>
           </w:tcPr>
           <w:p>
             <w:pPr>
@@ -1789,28 +1279,11 @@
             </w:r>
           </w:p>
         </w:tc>
-        <w:tc>
-          <w:tcPr>
-            <w:tcW w:type="dxa" w:w="2834"/>
-          </w:tcPr>
-          <w:p>
-            <w:pPr>
-              <w:keepNext/>
-            </w:pPr>
-            <w:r>
-              <w:rPr>
-                <w:sz w:val="20"/>
-                <w:lang w:val="nl-BE"/>
-              </w:rPr>
-              <w:t>aan te maken bij de installatie</w:t>
-            </w:r>
-          </w:p>
-        </w:tc>
       </w:tr>
       <w:tr>
         <w:tc>
           <w:tcPr>
-            <w:tcW w:type="dxa" w:w="2268"/>
+            <w:tcW w:type="dxa" w:w="3118"/>
           </w:tcPr>
           <w:p>
             <w:pPr>
@@ -1827,7 +1300,7 @@
         </w:tc>
         <w:tc>
           <w:tcPr>
-            <w:tcW w:type="dxa" w:w="3685"/>
+            <w:tcW w:type="dxa" w:w="4535"/>
           </w:tcPr>
           <w:p>
             <w:pPr>
@@ -1842,28 +1315,11 @@
             </w:r>
           </w:p>
         </w:tc>
-        <w:tc>
-          <w:tcPr>
-            <w:tcW w:type="dxa" w:w="2834"/>
-          </w:tcPr>
-          <w:p>
-            <w:pPr>
-              <w:keepNext/>
-            </w:pPr>
-            <w:r>
-              <w:rPr>
-                <w:sz w:val="20"/>
-                <w:lang w:val="nl-BE"/>
-              </w:rPr>
-              <w:t>aan te maken bij de installatie</w:t>
-            </w:r>
-          </w:p>
-        </w:tc>
       </w:tr>
       <w:tr>
         <w:tc>
           <w:tcPr>
-            <w:tcW w:type="dxa" w:w="2268"/>
+            <w:tcW w:type="dxa" w:w="3118"/>
           </w:tcPr>
           <w:p>
             <w:r>
@@ -1877,7 +1333,7 @@
         </w:tc>
         <w:tc>
           <w:tcPr>
-            <w:tcW w:type="dxa" w:w="3685"/>
+            <w:tcW w:type="dxa" w:w="4535"/>
           </w:tcPr>
           <w:p>
             <w:r>
@@ -1889,30 +1345,15 @@
             </w:r>
           </w:p>
         </w:tc>
-        <w:tc>
-          <w:tcPr>
-            <w:tcW w:type="dxa" w:w="2834"/>
-          </w:tcPr>
-          <w:p>
-            <w:r>
-              <w:rPr>
-                <w:sz w:val="20"/>
-                <w:lang w:val="nl-BE"/>
-              </w:rPr>
-              <w:t>aan te maken bij de installatie</w:t>
-            </w:r>
-          </w:p>
-        </w:tc>
       </w:tr>
     </w:tbl>
     <w:p/>
     <w:p>
       <w:r>
         <w:rPr>
-          <w:i/>
-          <w:lang w:val="nl-BE"/>
-        </w:rPr>
-        <w:t>Elk centrum meet in een eigen database op de eigen laptop; de namen volgen die van Brugge. Eén gedeelde database waarin alle centra rechtstreeks meten, kan alleen als elke laptop via het netwerk dezelfde SQL-server bereikt [1, §1.1 en bijlage K]; zo’n verbinding tussen zes ziekenhuizen is niet voorzien. Het studieteam voegt de databases achteraf samen (hoofdstuk 15).</w:t>
+          <w:lang w:val="nl-BE"/>
+        </w:rPr>
+        <w:t>Elk centrum meet in een eigen database op de eigen laptop. Het studieteam voegt ze achteraf samen.</w:t>
       </w:r>
     </w:p>
     <w:p>
@@ -1943,7 +1384,7 @@
         <w:rPr>
           <w:lang w:val="nl-BE"/>
         </w:rPr>
-        <w:t xml:space="preserve">. Staat die er nog niet in, maak hem dan aan met </w:t>
+        <w:t xml:space="preserve">. Staat die er nog niet in, maak de deelnemer aan met </w:t>
       </w:r>
       <w:r>
         <w:rPr>
@@ -1971,7 +1412,7 @@
           <w:sz w:val="20"/>
           <w:lang w:val="nl-BE"/>
         </w:rPr>
-        <w:t>Figuur 7: Persons — alleen de deelnemerscode, geen naam (de geboortedatum van dit testrecord is in de afbeelding vervangen door de studieregel)</w:t>
+        <w:t>Figuur 7: Persons — alleen de deelnemerscode, geen naam (geboortedatum in de afbeelding aangepast)</w:t>
       </w:r>
     </w:p>
     <w:p>
@@ -2035,7 +1476,7 @@
         <w:rPr>
           <w:lang w:val="nl-BE"/>
         </w:rPr>
-        <w:t>Vul bij ID en External ID de deelnemerscode in, zet een X in First name en Last name, en 01/01/1900 bij Date of birth. Laat adres, telefoonnummer en beroep leeg [9].</w:t>
+        <w:t>Vul bij ID en External ID de deelnemerscode in, een X bij First name en Last name, en 01/01/1900 bij Date of birth. Laat adres, telefoon en beroep leeg.</w:t>
       </w:r>
     </w:p>
     <w:p>
@@ -2043,15 +1484,7 @@
         <w:rPr>
           <w:lang w:val="nl-BE"/>
         </w:rPr>
-        <w:t>Deze manier van invullen geldt alleen voor de PARADISE-studie, niet voor je gewone klinische werk. De database vraagt naam en geboortedatum omdat ze voor patiëntendossiers gebouwd is; in een studie hoort daar niets herleidbaars in. Zo blijft de meting gepseudonimiseerd, zoals het informatie- en toestemmingsformulier het de deelnemer belooft: de deelnemerscode is de enige sleutel, en wie achter een code zit, weet alleen het behandelende team in het centrum [10]. Gebruik dezelfde 01/01/1900 voor élke deelnemer.</w:t>
-      </w:r>
-    </w:p>
-    <w:p>
-      <w:r>
-        <w:rPr>
-          <w:lang w:val="nl-BE"/>
-        </w:rPr>
-        <w:t>Het veld Age in Visits komt daardoor op 126 uit. Dat is geen fout: het toont dat de geboortedatum een plaatshouder is. De echte leeftijd staat in de eCRF [9].</w:t>
+        <w:t>Zo blijft de meting gepseudonimiseerd: de deelnemerscode is de enige sleutel. Age komt daardoor op 126 uit; de echte leeftijd staat in de eCRF.</w:t>
       </w:r>
     </w:p>
     <w:p>
@@ -2076,7 +1509,7 @@
           <w:b/>
           <w:lang w:val="nl-BE"/>
         </w:rPr>
-        <w:t xml:space="preserve">Meldt de database dat er al een record bestaat met dezelfde gegevens, kies dan </w:t>
+        <w:t xml:space="preserve">Meldt de database dat er al een record met dezelfde gegevens bestaat, kies dan </w:t>
       </w:r>
       <w:r>
         <w:rPr>
@@ -2104,7 +1537,7 @@
           <w:b/>
           <w:lang w:val="nl-BE"/>
         </w:rPr>
-        <w:t>: Overwrite schrijft over de bestaande deelnemer heen [1, §4.1]. Zoek daarna met Search of de deelnemer er al in stond.</w:t>
+        <w:t>: Overwrite schrijft over de bestaande deelnemer heen.</w:t>
       </w:r>
     </w:p>
     <w:p>
@@ -2119,7 +1552,7 @@
           <w:sz w:val="20"/>
           <w:lang w:val="nl-BE"/>
         </w:rPr>
-        <w:t>Figuur 8: Visits — datum, leeftijd, lengte en gewicht (in dit testrecord staat bij Shoe size nog 45)</w:t>
+        <w:t>Figuur 8: Visits — datum, leeftijd, lengte en gewicht</w:t>
       </w:r>
     </w:p>
     <w:p>
@@ -2196,23 +1629,7 @@
         <w:rPr>
           <w:lang w:val="nl-BE"/>
         </w:rPr>
-        <w:t xml:space="preserve"> en vul de datum, de lengte (cm) en het gewicht (kg) in [1, §4.3]. Het gewicht is nodig om de drukwaarden later te kunnen normaliseren [9].</w:t>
-      </w:r>
-    </w:p>
-    <w:p>
-      <w:r>
-        <w:rPr>
-          <w:lang w:val="nl-BE"/>
-        </w:rPr>
-        <w:t>Laat Shoe size leeg. Het veld vraagt de voetlengte in cm, niet de EU-maat [1, §4.3 en bijlage A], en de studie gebruikt het niet: de zoolmaat noteer je in blok 1 van de Pressure Monitoring Tool.</w:t>
-      </w:r>
-    </w:p>
-    <w:p>
-      <w:r>
-        <w:rPr>
-          <w:lang w:val="nl-BE"/>
-        </w:rPr>
-        <w:t>Elk meetmoment is een apart bezoek. History, Comments, Results en Conclusion zijn vrije tekst en blijven leeg. Ook de doelregio’s horen hier niet: die staan op eCRF 24 en in blok 5 van de Pressure Monitoring Tool, zodat ze maar op één plaats bestaan. Zet in een vrij veld nooit iets dat naar de deelnemer herleidbaar is.</w:t>
+        <w:t xml:space="preserve"> en vul datum, lengte (cm) en gewicht (kg) in; het gewicht is nodig om de druk later te normaliseren. Laat Shoe size leeg: dat veld vraagt de voetlengte in cm. Elk meetmoment is een apart bezoek; laat de vrije tekstvelden leeg.</w:t>
       </w:r>
     </w:p>
     <w:p>
@@ -2312,7 +1729,7 @@
           <w:b/>
           <w:lang w:val="nl-BE"/>
         </w:rPr>
-        <w:t xml:space="preserve"> en laat dat openstaan. De knop </w:t>
+        <w:t xml:space="preserve"> en laat het openstaan. </w:t>
       </w:r>
       <w:r>
         <w:rPr>
@@ -2326,7 +1743,7 @@
           <w:b/>
           <w:lang w:val="nl-BE"/>
         </w:rPr>
-        <w:t xml:space="preserve"> gebruik je in hoofdstuk 11, zodra de zolen aangesloten en nulgesteld zijn — klik er nu nog niet op.</w:t>
+        <w:t xml:space="preserve"> gebruik je pas in stap 26.</w:t>
       </w:r>
     </w:p>
     <w:p>
@@ -2341,7 +1758,7 @@
           <w:sz w:val="24"/>
           <w:lang w:val="nl-BE"/>
         </w:rPr>
-        <w:t>5. De juiste zool kiezen — dit is de belangrijkste stap</w:t>
+        <w:t>4. De juiste zool kiezen</w:t>
       </w:r>
     </w:p>
     <w:p>
@@ -2366,7 +1783,7 @@
           <w:b/>
           <w:lang w:val="nl-BE"/>
         </w:rPr>
-        <w:t>Elke zool heeft een eigen maat én een eigen kalibratie. Kies je de verkeerde zool of het verkeerde configuratiebestand, dan meet de software door met verkeerde waarden, zonder te waarschuwen. Niets vangt dat achteraf op.</w:t>
+        <w:t>Elke zool heeft een eigen maat én een eigen kalibratie. Met de verkeerde zool of het verkeerde configuratiebestand meet de software door met verkeerde waarden, zonder te waarschuwen.</w:t>
       </w:r>
     </w:p>
     <w:p>
@@ -2431,14 +1848,6 @@
       </w:r>
     </w:p>
     <w:p>
-      <w:r>
-        <w:rPr>
-          <w:lang w:val="nl-BE"/>
-        </w:rPr>
-        <w:t>Het label leest van links naar rechts: de maat (XW), het volgnummer van deze zool (830) en de kant (R). Dat is precies de code die in de naam van het configuratiebestand terugkomt: plidar-G026R_xw830R.</w:t>
-      </w:r>
-    </w:p>
-    <w:p>
       <w:pPr>
         <w:keepNext/>
       </w:pPr>
@@ -2446,7 +1855,7 @@
         <w:rPr>
           <w:lang w:val="nl-BE"/>
         </w:rPr>
-        <w:t>De studie heeft vijf maten in huis, allemaal wide (W):</w:t>
+        <w:t>Het label geeft de maat (XW), het nummer van de zool (830) en de kant (R). Dezelfde code staat in de naam van het configuratiebestand: plidar-G026R_xw830R. De studie heeft vijf maten, allemaal wide:</w:t>
       </w:r>
     </w:p>
     <w:tbl>
@@ -2884,15 +2293,25 @@
         <w:rPr>
           <w:lang w:val="nl-BE"/>
         </w:rPr>
-        <w:t>Schoenmaat 46 en groter wordt gemeten met YW, de grootste maat in huis; de zool in de schoen vangt het verschil op. Schoenmaat is geen reden om niet te meten [9].</w:t>
+        <w:t>Schoenmaat 46 en groter meet je met YW.</w:t>
       </w:r>
     </w:p>
     <w:p>
-      <w:r>
-        <w:rPr>
-          <w:lang w:val="nl-BE"/>
-        </w:rPr>
-        <w:t>Eenmalig, bij de levering: kleef op elke zool een sticker met de EU-maat en de kant, bijvoorbeeld 42/43 R, op de staart vlak onder het label (figuur 10). Zo neem je de juiste zool zonder de tabel. Kleef nooit op het deel waar de voet op staat: een sticker daar ligt mee tussen voet en sensoren. De sticker vervangt het label niet: voor het configuratiebestand blijft de code op het label de sleutel.</w:t>
+      <w:pPr>
+        <w:ind w:left="397" w:hanging="397"/>
+      </w:pPr>
+      <w:r>
+        <w:rPr>
+          <w:b/>
+          <w:lang w:val="nl-BE"/>
+        </w:rPr>
+        <w:t xml:space="preserve">12. </w:t>
+      </w:r>
+      <w:r>
+        <w:rPr>
+          <w:lang w:val="nl-BE"/>
+        </w:rPr>
+        <w:t>Kies op basis van de schoenmaat een linker- en een rechterzool van dezelfde maat.</w:t>
       </w:r>
     </w:p>
     <w:p>
@@ -2904,49 +2323,13 @@
           <w:b/>
           <w:lang w:val="nl-BE"/>
         </w:rPr>
-        <w:t xml:space="preserve">12. </w:t>
-      </w:r>
-      <w:r>
-        <w:rPr>
-          <w:lang w:val="nl-BE"/>
-        </w:rPr>
-        <w:t>Vraag de schoenmaat van de deelnemer en kies de zool met de juiste sticker of uit de tabel hierboven.</w:t>
-      </w:r>
-    </w:p>
-    <w:p>
-      <w:pPr>
-        <w:ind w:left="397" w:hanging="397"/>
-      </w:pPr>
-      <w:r>
-        <w:rPr>
-          <w:b/>
-          <w:lang w:val="nl-BE"/>
-        </w:rPr>
         <w:t xml:space="preserve">13. </w:t>
       </w:r>
       <w:r>
         <w:rPr>
           <w:lang w:val="nl-BE"/>
         </w:rPr>
-        <w:t>Lees het label op de zool en noteer de volledige code — bijvoorbeeld XW.830R — in blok 1. Je hebt ze nodig om het configuratiebestand te kiezen.</w:t>
-      </w:r>
-    </w:p>
-    <w:p>
-      <w:pPr>
-        <w:ind w:left="397" w:hanging="397"/>
-      </w:pPr>
-      <w:r>
-        <w:rPr>
-          <w:b/>
-          <w:lang w:val="nl-BE"/>
-        </w:rPr>
-        <w:t xml:space="preserve">14. </w:t>
-      </w:r>
-      <w:r>
-        <w:rPr>
-          <w:lang w:val="nl-BE"/>
-        </w:rPr>
-        <w:t>Controleer dat je een linker- en een rechterzool van dezelfde maat neemt.</w:t>
+        <w:t>Noteer de volledige code van beide labels, bijvoorbeeld XW.830R, in blok 1 van de Pressure Monitoring Tool.</w:t>
       </w:r>
     </w:p>
     <w:p>
@@ -2961,7 +2344,7 @@
           <w:sz w:val="24"/>
           <w:lang w:val="nl-BE"/>
         </w:rPr>
-        <w:t>6. Aansluiten en aanzetten</w:t>
+        <w:t>5. Aansluiten en verbinden</w:t>
       </w:r>
     </w:p>
     <w:p>
@@ -3034,13 +2417,13 @@
           <w:b/>
           <w:lang w:val="nl-BE"/>
         </w:rPr>
-        <w:t xml:space="preserve">15. </w:t>
-      </w:r>
-      <w:r>
-        <w:rPr>
-          <w:lang w:val="nl-BE"/>
-        </w:rPr>
-        <w:t>Sluit de linkerzool aan op de zender met L in de naam, en de rechterzool op die met R. De letter op de connector en op de zender moeten overeenkomen.</w:t>
+        <w:t xml:space="preserve">14. </w:t>
+      </w:r>
+      <w:r>
+        <w:rPr>
+          <w:lang w:val="nl-BE"/>
+        </w:rPr>
+        <w:t>Sluit de linkerzool aan op de zender met L in de naam, de rechterzool op die met R.</w:t>
       </w:r>
     </w:p>
     <w:p>
@@ -3052,53 +2435,13 @@
           <w:b/>
           <w:lang w:val="nl-BE"/>
         </w:rPr>
-        <w:t xml:space="preserve">16. </w:t>
-      </w:r>
-      <w:r>
-        <w:rPr>
-          <w:lang w:val="nl-BE"/>
-        </w:rPr>
-        <w:t>Zet beide zenders aan met de knop bovenaan.</w:t>
-      </w:r>
-    </w:p>
-    <w:p>
-      <w:pPr>
-        <w:pBdr>
-          <w:left w:val="single" w:sz="18" w:space="8" w:color="B3261E"/>
-        </w:pBdr>
-        <w:spacing w:before="120" w:after="120"/>
-        <w:ind w:left="425"/>
-      </w:pPr>
-      <w:r>
-        <w:rPr>
-          <w:b/>
-          <w:color w:val="B3261E"/>
-          <w:sz w:val="20"/>
-          <w:lang w:val="nl-BE"/>
-        </w:rPr>
-        <w:t xml:space="preserve">▲ LET OP  </w:t>
-      </w:r>
-      <w:r>
-        <w:rPr>
-          <w:b/>
-          <w:lang w:val="nl-BE"/>
-        </w:rPr>
-        <w:t>De zolen blijven voorlopig op tafel liggen. Ze gaan pas in de schoen na het nulstellen, in stap 29.</w:t>
-      </w:r>
-    </w:p>
-    <w:p>
-      <w:pPr>
-        <w:keepNext/>
-        <w:spacing w:before="200"/>
-      </w:pPr>
-      <w:r>
-        <w:rPr>
-          <w:b/>
-          <w:color w:val="123A5F"/>
-          <w:sz w:val="24"/>
-          <w:lang w:val="nl-BE"/>
-        </w:rPr>
-        <w:t>7. Toestellen verbinden</w:t>
+        <w:t xml:space="preserve">15. </w:t>
+      </w:r>
+      <w:r>
+        <w:rPr>
+          <w:lang w:val="nl-BE"/>
+        </w:rPr>
+        <w:t>Zet beide zenders aan met de knop bovenaan. De zolen blijven op tafel tot na het nulstellen.</w:t>
       </w:r>
     </w:p>
     <w:p>
@@ -3171,7 +2514,7 @@
           <w:b/>
           <w:lang w:val="nl-BE"/>
         </w:rPr>
-        <w:t xml:space="preserve">17. </w:t>
+        <w:t xml:space="preserve">16. </w:t>
       </w:r>
       <w:r>
         <w:rPr>
@@ -3203,25 +2546,7 @@
         <w:rPr>
           <w:lang w:val="nl-BE"/>
         </w:rPr>
-        <w:t>.</w:t>
-      </w:r>
-    </w:p>
-    <w:p>
-      <w:pPr>
-        <w:ind w:left="397" w:hanging="397"/>
-      </w:pPr>
-      <w:r>
-        <w:rPr>
-          <w:b/>
-          <w:lang w:val="nl-BE"/>
-        </w:rPr>
-        <w:t xml:space="preserve">18. </w:t>
-      </w:r>
-      <w:r>
-        <w:rPr>
-          <w:lang w:val="nl-BE"/>
-        </w:rPr>
-        <w:t xml:space="preserve">Er verschijnen twee toestellen. Staat er Device lost, klik dan op </w:t>
+        <w:t xml:space="preserve">. Staat er Device lost, klik dan op </w:t>
       </w:r>
       <w:r>
         <w:rPr>
@@ -3300,7 +2625,6 @@
     </w:p>
     <w:p>
       <w:pPr>
-        <w:keepNext/>
         <w:ind w:left="397" w:hanging="397"/>
       </w:pPr>
       <w:r>
@@ -3308,74 +2632,13 @@
           <w:b/>
           <w:lang w:val="nl-BE"/>
         </w:rPr>
-        <w:t xml:space="preserve">19. </w:t>
-      </w:r>
-      <w:r>
-        <w:rPr>
-          <w:lang w:val="nl-BE"/>
-        </w:rPr>
-        <w:t>Controleer per toestel dat de balk op Ready staat, en noteer in blok 2:</w:t>
-      </w:r>
-    </w:p>
-    <w:p>
-      <w:pPr>
-        <w:pStyle w:val="Lijstopsomteken"/>
-        <w:ind w:left="680"/>
-      </w:pPr>
-      <w:r>
-        <w:rPr>
-          <w:lang w:val="nl-BE"/>
-        </w:rPr>
-        <w:t>de naam: plidar-G009L is links, plidar-G026R is rechts;</w:t>
-      </w:r>
-    </w:p>
-    <w:p>
-      <w:pPr>
-        <w:pStyle w:val="Lijstopsomteken"/>
-        <w:ind w:left="680"/>
-      </w:pPr>
-      <w:r>
-        <w:rPr>
-          <w:lang w:val="nl-BE"/>
-        </w:rPr>
-        <w:t xml:space="preserve">Firmware version, en Hardware version — die laatste staat op het scherm </w:t>
-      </w:r>
-      <w:r>
-        <w:rPr>
-          <w:b/>
-          <w:lang w:val="nl-BE"/>
-        </w:rPr>
-        <w:t>Measure</w:t>
-      </w:r>
-      <w:r>
-        <w:rPr>
-          <w:lang w:val="nl-BE"/>
-        </w:rPr>
-        <w:t xml:space="preserve"> (figuur 16);</w:t>
-      </w:r>
-    </w:p>
-    <w:p>
-      <w:pPr>
-        <w:pStyle w:val="Lijstopsomteken"/>
-        <w:ind w:left="680"/>
-      </w:pPr>
-      <w:r>
-        <w:rPr>
-          <w:lang w:val="nl-BE"/>
-        </w:rPr>
-        <w:t>SD (Free/Total) — er moet ruimte vrij zijn;</w:t>
-      </w:r>
-    </w:p>
-    <w:p>
-      <w:pPr>
-        <w:pStyle w:val="Lijstopsomteken"/>
-        <w:ind w:left="680"/>
-      </w:pPr>
-      <w:r>
-        <w:rPr>
-          <w:lang w:val="nl-BE"/>
-        </w:rPr>
-        <w:t>Battery — het percentage van beide toestellen. Onder de 30% begin je niet aan een meting: laad eerst op [9].</w:t>
+        <w:t xml:space="preserve">17. </w:t>
+      </w:r>
+      <w:r>
+        <w:rPr>
+          <w:lang w:val="nl-BE"/>
+        </w:rPr>
+        <w:t>Controleer per toestel: de balk staat op Ready, de batterij staat op minstens 30% en er is ruimte vrij op de SD-kaart. Onder de 30% eerst opladen. plidar-G009L is links, plidar-G026R is rechts.</w:t>
       </w:r>
     </w:p>
     <w:p>
@@ -3390,7 +2653,7 @@
           <w:sz w:val="24"/>
           <w:lang w:val="nl-BE"/>
         </w:rPr>
-        <w:t>8. Het configuratiebestand koppelen</w:t>
+        <w:t>6. Het configuratiebestand koppelen</w:t>
       </w:r>
     </w:p>
     <w:p>
@@ -3463,7 +2726,7 @@
           <w:b/>
           <w:lang w:val="nl-BE"/>
         </w:rPr>
-        <w:t xml:space="preserve">20. </w:t>
+        <w:t xml:space="preserve">18. </w:t>
       </w:r>
       <w:r>
         <w:rPr>
@@ -3482,7 +2745,7 @@
         <w:rPr>
           <w:lang w:val="nl-BE"/>
         </w:rPr>
-        <w:t>.</w:t>
+        <w:t xml:space="preserve"> en vink links, onder Configuration files on your device, het bestand aan met de code van het zoollabel. Voor zool XW.831L is dat plidar-G009L_xw831L. De lijst rechts, op de laptop, mag je negeren.</w:t>
       </w:r>
     </w:p>
     <w:p>
@@ -3494,13 +2757,13 @@
           <w:b/>
           <w:lang w:val="nl-BE"/>
         </w:rPr>
-        <w:t xml:space="preserve">21. </w:t>
-      </w:r>
-      <w:r>
-        <w:rPr>
-          <w:lang w:val="nl-BE"/>
-        </w:rPr>
-        <w:t>Kies het bestand waarvan de code overeenkomt met het label dat je in stap 13 noteerde. Voor zool XW.831L is dat plidar-G009L_xw831L.</w:t>
+        <w:t xml:space="preserve">19. </w:t>
+      </w:r>
+      <w:r>
+        <w:rPr>
+          <w:lang w:val="nl-BE"/>
+        </w:rPr>
+        <w:t>Herhaal voor het rechtertoestel, met het bestand dat op R eindigt.</w:t>
       </w:r>
     </w:p>
     <w:p>
@@ -3512,70 +2775,26 @@
           <w:b/>
           <w:lang w:val="nl-BE"/>
         </w:rPr>
-        <w:t xml:space="preserve">22. </w:t>
-      </w:r>
-      <w:r>
-        <w:rPr>
-          <w:lang w:val="nl-BE"/>
-        </w:rPr>
-        <w:t>Het scherm heeft twee lijsten (figuur 14). Links, onder Configuration files on your device, staan de kalibratiebestanden die op de zender zelf staan: voor de linkerzender de vijf linkerzolen. Rechts, onder Configuration files on your computer, staan kopieën op de laptop. Vink het bestand links aan.</w:t>
-      </w:r>
-    </w:p>
-    <w:p>
-      <w:r>
-        <w:rPr>
-          <w:lang w:val="nl-BE"/>
-        </w:rPr>
-        <w:t>Hoeveel bestanden er rechts staan, verschilt van laptop tot laptop en maakt voor de meting niets uit: je hoeft er niets mee te doen. Of de koppeling klopt, controleer je in stap 24.</w:t>
-      </w:r>
-    </w:p>
-    <w:p>
-      <w:pPr>
-        <w:ind w:left="397" w:hanging="397"/>
-      </w:pPr>
+        <w:t xml:space="preserve">20. </w:t>
+      </w:r>
+      <w:r>
+        <w:rPr>
+          <w:lang w:val="nl-BE"/>
+        </w:rPr>
+        <w:t xml:space="preserve">Controleer in </w:t>
+      </w:r>
       <w:r>
         <w:rPr>
           <w:b/>
           <w:lang w:val="nl-BE"/>
         </w:rPr>
-        <w:t xml:space="preserve">23. </w:t>
-      </w:r>
-      <w:r>
-        <w:rPr>
-          <w:lang w:val="nl-BE"/>
-        </w:rPr>
-        <w:t>Herhaal voor het rechtertoestel, met het bestand dat op R eindigt.</w:t>
-      </w:r>
-    </w:p>
-    <w:p>
-      <w:pPr>
-        <w:ind w:left="397" w:hanging="397"/>
-      </w:pPr>
-      <w:r>
-        <w:rPr>
-          <w:b/>
-          <w:lang w:val="nl-BE"/>
-        </w:rPr>
-        <w:t xml:space="preserve">24. </w:t>
-      </w:r>
-      <w:r>
-        <w:rPr>
-          <w:lang w:val="nl-BE"/>
-        </w:rPr>
-        <w:t xml:space="preserve">Ga terug naar </w:t>
-      </w:r>
-      <w:r>
-        <w:rPr>
-          <w:b/>
-          <w:lang w:val="nl-BE"/>
-        </w:rPr>
         <w:t>Manage Devices</w:t>
       </w:r>
       <w:r>
         <w:rPr>
           <w:lang w:val="nl-BE"/>
         </w:rPr>
-        <w:t xml:space="preserve"> en controleer bij Configuration dat het gekozen bestand er in het geel staat (figuur 13). Vergelijk die tekst letter voor letter met de naam van het toestel én met het zoollabel: de G-code hoort bij het toestel, de maat en het nummer bij de zool.</w:t>
+        <w:t xml:space="preserve"> bij Configuration, in het geel, letter voor letter: de G-code hoort bij het toestel, maat en nummer bij de zool (figuur 13).</w:t>
       </w:r>
     </w:p>
     <w:p>
@@ -3590,7 +2809,7 @@
           <w:sz w:val="20"/>
           <w:lang w:val="nl-BE"/>
         </w:rPr>
-        <w:t>Figuur 15: Zo ziet een verkeerde koppeling eruit: toestel plidar-G009L (links) met een configuratie van plidar-G026 (rechts)</w:t>
+        <w:t>Figuur 15: Een verkeerde koppeling: toestel plidar-G009L (links) met een configuratie van plidar-G026 (rechts)</w:t>
       </w:r>
     </w:p>
     <w:p>
@@ -3661,7 +2880,7 @@
           <w:b/>
           <w:lang w:val="nl-BE"/>
         </w:rPr>
-        <w:t>In figuur 15 staat bij Configuration een bestand dat met plidar-G026 begint, terwijl het toestel plidar-G009L heet: de linkerzender met de rechterconfiguratie. Het toestel staat gewoon op Ready — de software waarschuwt niet en meet door. Vergelijk met figuur 16, waar beide koppelingen kloppen.</w:t>
+        <w:t>Bij een verkeerde koppeling staat het toestel gewoon op Ready: de software waarschuwt niet (figuur 15).</w:t>
       </w:r>
     </w:p>
     <w:p>
@@ -3676,7 +2895,7 @@
           <w:sz w:val="24"/>
           <w:lang w:val="nl-BE"/>
         </w:rPr>
-        <w:t>9. Nulstellen en meetfrequentie</w:t>
+        <w:t>7. Nulstellen en meetfrequentie</w:t>
       </w:r>
     </w:p>
     <w:p>
@@ -3749,7 +2968,7 @@
           <w:b/>
           <w:lang w:val="nl-BE"/>
         </w:rPr>
-        <w:t xml:space="preserve">25. </w:t>
+        <w:t xml:space="preserve">21. </w:t>
       </w:r>
       <w:r>
         <w:rPr>
@@ -3768,38 +2987,20 @@
         <w:rPr>
           <w:lang w:val="nl-BE"/>
         </w:rPr>
-        <w:t>. Beide toestellen tonen Ready en Not zeroed.</w:t>
-      </w:r>
-    </w:p>
-    <w:p>
-      <w:pPr>
-        <w:ind w:left="397" w:hanging="397"/>
-      </w:pPr>
+        <w:t xml:space="preserve">. Leg de zolen onbelast en vlak op tafel, raak ze niet aan, en klik per toestel op </w:t>
+      </w:r>
       <w:r>
         <w:rPr>
           <w:b/>
           <w:lang w:val="nl-BE"/>
         </w:rPr>
-        <w:t xml:space="preserve">26. </w:t>
-      </w:r>
-      <w:r>
-        <w:rPr>
-          <w:lang w:val="nl-BE"/>
-        </w:rPr>
-        <w:t xml:space="preserve">Leg de twee zolen onbelast en vlak op de tafel — nog niet in de schoen, niets erop, en raak ze niet aan. Klik dan per toestel op </w:t>
-      </w:r>
-      <w:r>
-        <w:rPr>
-          <w:b/>
-          <w:lang w:val="nl-BE"/>
-        </w:rPr>
         <w:t>Zero device</w:t>
       </w:r>
       <w:r>
         <w:rPr>
           <w:lang w:val="nl-BE"/>
         </w:rPr>
-        <w:t>. De melding Not zeroed verdwijnt.</w:t>
+        <w:t>. Not zeroed verdwijnt.</w:t>
       </w:r>
     </w:p>
     <w:p>
@@ -3824,7 +3025,7 @@
           <w:b/>
           <w:lang w:val="nl-BE"/>
         </w:rPr>
-        <w:t>Nulstellen doe je één keer, aan het begin van de sessie. Niet opnieuw tussen de basismeting en de therapeutische meting: A en B moeten tegen dezelfde nullijn staan.</w:t>
+        <w:t>Nulstellen doe je één keer per sessie, niet opnieuw tussen A en B: beide moeten tegen dezelfde nullijn staan.</w:t>
       </w:r>
     </w:p>
     <w:p>
@@ -3836,31 +3037,13 @@
           <w:b/>
           <w:lang w:val="nl-BE"/>
         </w:rPr>
-        <w:t xml:space="preserve">27. </w:t>
-      </w:r>
-      <w:r>
-        <w:rPr>
-          <w:lang w:val="nl-BE"/>
-        </w:rPr>
-        <w:t>Zet Sample rate op 100 Hz. Dat is de frequentie van het protocol, en de frequentierespons van de zool is opgegeven tot 100 Hz [3, 4]. Gebruik voor elke deelnemer en elke visite dezelfde waarde.</w:t>
-      </w:r>
-    </w:p>
-    <w:p>
-      <w:pPr>
-        <w:ind w:left="397" w:hanging="397"/>
-      </w:pPr>
-      <w:r>
-        <w:rPr>
-          <w:b/>
-          <w:lang w:val="nl-BE"/>
-        </w:rPr>
-        <w:t xml:space="preserve">28. </w:t>
-      </w:r>
-      <w:r>
-        <w:rPr>
-          <w:lang w:val="nl-BE"/>
-        </w:rPr>
-        <w:t>Controleer bij Select Active Cells dat er 99 staan. Dat is het aantal sensoren van een volwassen pedar-zool [3]; staan er minder, dan zijn er cellen uitgeschakeld en klopt het beeld niet.</w:t>
+        <w:t xml:space="preserve">22. </w:t>
+      </w:r>
+      <w:r>
+        <w:rPr>
+          <w:lang w:val="nl-BE"/>
+        </w:rPr>
+        <w:t>Zet Sample rate op 100 Hz en controleer dat Select Active Cells op 99 staat. Staan er minder, dan zijn er cellen uitgeschakeld.</w:t>
       </w:r>
     </w:p>
     <w:p>
@@ -3875,7 +3058,7 @@
           <w:sz w:val="24"/>
           <w:lang w:val="nl-BE"/>
         </w:rPr>
-        <w:t>10. De zolen in de schoen — let op de volgorde</w:t>
+        <w:t>8. De zolen in de schoen</w:t>
       </w:r>
     </w:p>
     <w:p>
@@ -3900,70 +3083,55 @@
           <w:b/>
           <w:lang w:val="nl-BE"/>
         </w:rPr>
-        <w:t>De pedar-zool meet de druk óp de voet en ligt dus tussen de voet en de CMFO, niet eronder [6, 8]. Leg je ze onder de CMFO, dan meet je tussen orthese en schoen en zie je van het ontlastende effect niets terug.</w:t>
+        <w:t>De pedar-zool ligt tussen de voet en de CMFO, niet eronder. Eronder meet je tussen orthese en schoen en zie je de ontlasting niet.</w:t>
       </w:r>
     </w:p>
     <w:p>
-      <w:pPr>
-        <w:keepNext/>
-      </w:pPr>
-      <w:r>
-        <w:rPr>
-          <w:lang w:val="nl-BE"/>
-        </w:rPr>
-        <w:t>Van onder naar boven in de schoen:</w:t>
+      <w:r>
+        <w:rPr>
+          <w:lang w:val="nl-BE"/>
+        </w:rPr>
+        <w:t>Van onder naar boven: de schoen met wat er normaal in zit · de CMFO (alleen bij B) · de pedar-zool · de sok en de voet.</w:t>
       </w:r>
     </w:p>
     <w:p>
       <w:pPr>
-        <w:pStyle w:val="Lijstopsomteken"/>
-        <w:ind w:left="680"/>
-      </w:pPr>
-      <w:r>
-        <w:rPr>
-          <w:lang w:val="nl-BE"/>
-        </w:rPr>
-        <w:t>de schoen, met wat er normaal in zit;</w:t>
+        <w:ind w:left="397" w:hanging="397"/>
+      </w:pPr>
+      <w:r>
+        <w:rPr>
+          <w:b/>
+          <w:lang w:val="nl-BE"/>
+        </w:rPr>
+        <w:t xml:space="preserve">23. </w:t>
+      </w:r>
+      <w:r>
+        <w:rPr>
+          <w:lang w:val="nl-BE"/>
+        </w:rPr>
+        <w:t>Leg de pedar-zool vlak in de schoen, zonder plooien: buigen verandert de gemeten druk.</w:t>
       </w:r>
     </w:p>
     <w:p>
       <w:pPr>
-        <w:pStyle w:val="Lijstopsomteken"/>
-        <w:ind w:left="680"/>
-      </w:pPr>
-      <w:r>
-        <w:rPr>
-          <w:lang w:val="nl-BE"/>
-        </w:rPr>
-        <w:t>de CMFO — alleen bij de therapeutische meting (B);</w:t>
+        <w:ind w:left="397" w:hanging="397"/>
+      </w:pPr>
+      <w:r>
+        <w:rPr>
+          <w:b/>
+          <w:lang w:val="nl-BE"/>
+        </w:rPr>
+        <w:t xml:space="preserve">24. </w:t>
+      </w:r>
+      <w:r>
+        <w:rPr>
+          <w:lang w:val="nl-BE"/>
+        </w:rPr>
+        <w:t>Klik de zool in de connector; het opschrift op de connector wijst naar de andere kant dan het label op de zool. Leid de kabel langs de binnenkant van de schoen naar buiten en maak de zender met de klittenband vast aan het onderbeen of de enkel.</w:t>
       </w:r>
     </w:p>
     <w:p>
       <w:pPr>
-        <w:pStyle w:val="Lijstopsomteken"/>
-        <w:ind w:left="680"/>
-      </w:pPr>
-      <w:r>
-        <w:rPr>
-          <w:lang w:val="nl-BE"/>
-        </w:rPr>
-        <w:t>de pedar-zool;</w:t>
-      </w:r>
-    </w:p>
-    <w:p>
-      <w:pPr>
-        <w:pStyle w:val="Lijstopsomteken"/>
-        <w:ind w:left="680"/>
-      </w:pPr>
-      <w:r>
-        <w:rPr>
-          <w:lang w:val="nl-BE"/>
-        </w:rPr>
-        <w:t>de sok en de voet.</w:t>
-      </w:r>
-    </w:p>
-    <w:p>
-      <w:pPr>
         <w:ind w:left="397" w:hanging="397"/>
       </w:pPr>
       <w:r>
@@ -3971,49 +3139,13 @@
           <w:b/>
           <w:lang w:val="nl-BE"/>
         </w:rPr>
-        <w:t xml:space="preserve">29. </w:t>
-      </w:r>
-      <w:r>
-        <w:rPr>
-          <w:lang w:val="nl-BE"/>
-        </w:rPr>
-        <w:t>Leg de pedar-zool vlak in de schoen, bovenop wat er al in ligt, zonder plooien: buigen verandert de gemeten druk [3]. Bij de therapeutische meting ligt ze dus bovenop de CMFO.</w:t>
-      </w:r>
-    </w:p>
-    <w:p>
-      <w:pPr>
-        <w:ind w:left="397" w:hanging="397"/>
-      </w:pPr>
-      <w:r>
-        <w:rPr>
-          <w:b/>
-          <w:lang w:val="nl-BE"/>
-        </w:rPr>
-        <w:t xml:space="preserve">30. </w:t>
-      </w:r>
-      <w:r>
-        <w:rPr>
-          <w:lang w:val="nl-BE"/>
-        </w:rPr>
-        <w:t>Klik de zool in de connector; het opschrift op de connector wijst naar de andere kant dan het label op de zool. Leid de kabel langs de binnenkant van de schoen naar buiten, zonder dat hij geklemd raakt, en zet de zender met de klittenband vast op het onderbeen of de enkel.</w:t>
-      </w:r>
-    </w:p>
-    <w:p>
-      <w:pPr>
-        <w:ind w:left="397" w:hanging="397"/>
-      </w:pPr>
-      <w:r>
-        <w:rPr>
-          <w:b/>
-          <w:lang w:val="nl-BE"/>
-        </w:rPr>
-        <w:t xml:space="preserve">31. </w:t>
-      </w:r>
-      <w:r>
-        <w:rPr>
-          <w:lang w:val="nl-BE"/>
-        </w:rPr>
-        <w:t>Laat de deelnemer dunne, naadloze katoenen sokken aandoen [6] — voor elke deelnemer hetzelfde type — en de schoenen aantrekken.</w:t>
+        <w:t xml:space="preserve">25. </w:t>
+      </w:r>
+      <w:r>
+        <w:rPr>
+          <w:lang w:val="nl-BE"/>
+        </w:rPr>
+        <w:t>Laat de deelnemer dunne, naadloze katoenen sokken aandoen en de schoenen aantrekken.</w:t>
       </w:r>
     </w:p>
     <w:p>
@@ -4028,7 +3160,7 @@
           <w:sz w:val="24"/>
           <w:lang w:val="nl-BE"/>
         </w:rPr>
-        <w:t>11. De meting</w:t>
+        <w:t>9. De meting</w:t>
       </w:r>
     </w:p>
     <w:p>
@@ -4036,127 +3168,188 @@
         <w:rPr>
           <w:lang w:val="nl-BE"/>
         </w:rPr>
-        <w:t>Vanaf visite 2 wordt gemeten in het binnenschoeisel [9]. Op visite 1 is er nog geen studieschoeisel: dan meet je in de schoenen waarmee de deelnemer binnenkomt.</w:t>
+        <w:t>Eerst A, zonder de CMFO; dan B, met de CMFO en de pedar-zool erbovenop. Op maand 6, 12 en 18 meet je A opnieuw, maar de 25% reken je altijd tegenover A van visite 2. Op visite 1 meet je alleen A, drie keer na elkaar.</w:t>
       </w:r>
     </w:p>
     <w:p>
       <w:pPr>
-        <w:keepNext/>
-      </w:pPr>
-      <w:r>
-        <w:rPr>
-          <w:lang w:val="nl-BE"/>
-        </w:rPr>
-        <w:t>Twee condities, in deze volgorde:</w:t>
+        <w:ind w:left="397" w:hanging="397"/>
+      </w:pPr>
+      <w:r>
+        <w:rPr>
+          <w:b/>
+          <w:lang w:val="nl-BE"/>
+        </w:rPr>
+        <w:t xml:space="preserve">26. </w:t>
+      </w:r>
+      <w:r>
+        <w:rPr>
+          <w:lang w:val="nl-BE"/>
+        </w:rPr>
+        <w:t xml:space="preserve">Klik in de database, in het tabblad </w:t>
+      </w:r>
+      <w:r>
+        <w:rPr>
+          <w:b/>
+          <w:lang w:val="nl-BE"/>
+        </w:rPr>
+        <w:t>pedar Files</w:t>
+      </w:r>
+      <w:r>
+        <w:rPr>
+          <w:lang w:val="nl-BE"/>
+        </w:rPr>
+        <w:t xml:space="preserve"> van dit bezoek, op </w:t>
+      </w:r>
+      <w:r>
+        <w:rPr>
+          <w:b/>
+          <w:lang w:val="nl-BE"/>
+        </w:rPr>
+        <w:t>Measure</w:t>
+      </w:r>
+      <w:r>
+        <w:rPr>
+          <w:lang w:val="nl-BE"/>
+        </w:rPr>
+        <w:t>. Het meetprogramma opent met deze deelnemer en dit bezoek gekoppeld.</w:t>
       </w:r>
     </w:p>
     <w:p>
       <w:pPr>
-        <w:pStyle w:val="Lijstopsomteken"/>
-        <w:ind w:left="680"/>
-      </w:pPr>
-      <w:r>
-        <w:rPr>
-          <w:lang w:val="nl-BE"/>
-        </w:rPr>
-        <w:t>A — basismeting: in het schoeisel ZÓNDER de CMFO. De schoen bevat wat er normaal in zit, met de pedar-zool erbovenop.</w:t>
+        <w:ind w:left="397" w:hanging="397"/>
+      </w:pPr>
+      <w:r>
+        <w:rPr>
+          <w:b/>
+          <w:lang w:val="nl-BE"/>
+        </w:rPr>
+        <w:t xml:space="preserve">27. </w:t>
+      </w:r>
+      <w:r>
+        <w:rPr>
+          <w:lang w:val="nl-BE"/>
+        </w:rPr>
+        <w:t xml:space="preserve">Vul bij </w:t>
+      </w:r>
+      <w:r>
+        <w:rPr>
+          <w:b/>
+          <w:lang w:val="nl-BE"/>
+        </w:rPr>
+        <w:t>Measurement identification</w:t>
+      </w:r>
+      <w:r>
+        <w:rPr>
+          <w:lang w:val="nl-BE"/>
+        </w:rPr>
+        <w:t xml:space="preserve"> de conditie in: A zonder zool of B met zool.</w:t>
       </w:r>
     </w:p>
     <w:p>
       <w:pPr>
-        <w:pStyle w:val="Lijstopsomteken"/>
-        <w:ind w:left="680"/>
-      </w:pPr>
-      <w:r>
-        <w:rPr>
-          <w:lang w:val="nl-BE"/>
-        </w:rPr>
-        <w:t>B — therapeutische meting: in het schoeisel MÉT de CMFO, met de pedar-zool bovenop de CMFO.</w:t>
+        <w:ind w:left="397" w:hanging="397"/>
+      </w:pPr>
+      <w:r>
+        <w:rPr>
+          <w:b/>
+          <w:lang w:val="nl-BE"/>
+        </w:rPr>
+        <w:t xml:space="preserve">28. </w:t>
+      </w:r>
+      <w:r>
+        <w:rPr>
+          <w:lang w:val="nl-BE"/>
+        </w:rPr>
+        <w:t>Laat de deelnemer een paar meter wennen aan de pedar-zolen, buiten de meting.</w:t>
       </w:r>
     </w:p>
     <w:p>
-      <w:r>
-        <w:rPr>
-          <w:lang w:val="nl-BE"/>
-        </w:rPr>
-        <w:t>De basismeting van visite 2 is de referentie voor de hele studie. Op maand 6, 12 en 18 meet je A opnieuw — dat toont de actuele druk zonder bescherming — maar de 25% reken je altijd tegenover A van visite 2 [9]. Zorg dat je de waarden van visite 2 bij de hand hebt.</w:t>
+      <w:pPr>
+        <w:ind w:left="397" w:hanging="397"/>
+      </w:pPr>
+      <w:r>
+        <w:rPr>
+          <w:b/>
+          <w:lang w:val="nl-BE"/>
+        </w:rPr>
+        <w:t xml:space="preserve">29. </w:t>
+      </w:r>
+      <w:r>
+        <w:rPr>
+          <w:lang w:val="nl-BE"/>
+        </w:rPr>
+        <w:t xml:space="preserve">Laat de deelnemer bij het vertrekpunt staan, klik op </w:t>
+      </w:r>
+      <w:r>
+        <w:rPr>
+          <w:b/>
+          <w:lang w:val="nl-BE"/>
+        </w:rPr>
+        <w:t>Start measurement</w:t>
+      </w:r>
+      <w:r>
+        <w:rPr>
+          <w:lang w:val="nl-BE"/>
+        </w:rPr>
+        <w:t xml:space="preserve"> en geef het teken. Vraag de deelnemer te wandelen zoals gewoonlijk, en gebruik bij elke doorgang, conditie en visite dezelfde woorden: de snelheid wordt niet gemeten.</w:t>
       </w:r>
     </w:p>
     <w:p>
-      <w:r>
-        <w:rPr>
-          <w:lang w:val="nl-BE"/>
-        </w:rPr>
-        <w:t>Op visite 1 is er nog geen CMFO: alleen de basismeting, drie keer na elkaar, als informatie voor de pedorthist [9]. Links en rechts worden tegelijk opgenomen en per voet apart uitgelezen. Sla stap 39 over: er is niets om aan te toetsen.</w:t>
+      <w:pPr>
+        <w:ind w:left="397" w:hanging="397"/>
+      </w:pPr>
+      <w:r>
+        <w:rPr>
+          <w:b/>
+          <w:lang w:val="nl-BE"/>
+        </w:rPr>
+        <w:t xml:space="preserve">30. </w:t>
+      </w:r>
+      <w:r>
+        <w:rPr>
+          <w:lang w:val="nl-BE"/>
+        </w:rPr>
+        <w:t>Verzamel per voet minstens 12 mid-gait stappen: de stappen op constante snelheid tussen tape 1 en tape 2. De eerste en de laatste stap van elke doorgang tellen niet mee. Reken op drie à vier doorgangen.</w:t>
       </w:r>
     </w:p>
     <w:p>
-      <w:pPr>
-        <w:ind w:left="397" w:hanging="397"/>
-      </w:pPr>
-      <w:r>
-        <w:rPr>
-          <w:b/>
-          <w:lang w:val="nl-BE"/>
-        </w:rPr>
-        <w:t xml:space="preserve">32. </w:t>
-      </w:r>
-      <w:r>
-        <w:rPr>
-          <w:lang w:val="nl-BE"/>
-        </w:rPr>
-        <w:t xml:space="preserve">Ga terug naar de database, naar het tabblad </w:t>
-      </w:r>
-      <w:r>
-        <w:rPr>
-          <w:b/>
-          <w:lang w:val="nl-BE"/>
-        </w:rPr>
-        <w:t>pedar Files</w:t>
-      </w:r>
-      <w:r>
-        <w:rPr>
-          <w:lang w:val="nl-BE"/>
-        </w:rPr>
-        <w:t xml:space="preserve"> van dit bezoek, en klik op </w:t>
-      </w:r>
-      <w:r>
-        <w:rPr>
-          <w:b/>
-          <w:lang w:val="nl-BE"/>
-        </w:rPr>
-        <w:t>Measure</w:t>
-      </w:r>
-      <w:r>
-        <w:rPr>
-          <w:lang w:val="nl-BE"/>
-        </w:rPr>
-        <w:t>. Het meetprogramma opent met deze deelnemer en dit bezoek al gekoppeld [1, 9].</w:t>
+      <w:r>
+        <w:rPr>
+          <w:lang w:val="nl-BE"/>
+        </w:rPr>
+        <w:t>Stapt de deelnemer duidelijk sneller of trager, of blijft de deelnemer halverwege staan, doe die doorgang dan over.</w:t>
       </w:r>
     </w:p>
     <w:p>
       <w:pPr>
-        <w:pBdr>
-          <w:left w:val="single" w:sz="18" w:space="8" w:color="B3261E"/>
-        </w:pBdr>
-        <w:spacing w:before="120" w:after="120"/>
-        <w:ind w:left="425"/>
+        <w:ind w:left="397" w:hanging="397"/>
       </w:pPr>
       <w:r>
         <w:rPr>
           <w:b/>
-          <w:color w:val="B3261E"/>
-          <w:sz w:val="20"/>
-          <w:lang w:val="nl-BE"/>
-        </w:rPr>
-        <w:t xml:space="preserve">▲ LET OP  </w:t>
+          <w:lang w:val="nl-BE"/>
+        </w:rPr>
+        <w:t xml:space="preserve">31. </w:t>
+      </w:r>
+      <w:r>
+        <w:rPr>
+          <w:lang w:val="nl-BE"/>
+        </w:rPr>
+        <w:t xml:space="preserve">Klik na de laatste doorgang op </w:t>
       </w:r>
       <w:r>
         <w:rPr>
           <w:b/>
           <w:lang w:val="nl-BE"/>
         </w:rPr>
-        <w:t>Start je toch rechtstreeks in novel studio, dan komt het bestand los te staan en moet het achteraf opgezocht en aan het juiste bezoek gehangen worden.</w:t>
+        <w:t>Stop</w:t>
+      </w:r>
+      <w:r>
+        <w:rPr>
+          <w:lang w:val="nl-BE"/>
+        </w:rPr>
+        <w:t>.</w:t>
       </w:r>
     </w:p>
     <w:p>
@@ -4168,168 +3361,13 @@
           <w:b/>
           <w:lang w:val="nl-BE"/>
         </w:rPr>
-        <w:t xml:space="preserve">33. </w:t>
-      </w:r>
-      <w:r>
-        <w:rPr>
-          <w:lang w:val="nl-BE"/>
-        </w:rPr>
-        <w:t xml:space="preserve">Vul bij </w:t>
-      </w:r>
-      <w:r>
-        <w:rPr>
-          <w:b/>
-          <w:lang w:val="nl-BE"/>
-        </w:rPr>
-        <w:t>Measurement identification</w:t>
-      </w:r>
-      <w:r>
-        <w:rPr>
-          <w:lang w:val="nl-BE"/>
-        </w:rPr>
-        <w:t xml:space="preserve"> de conditie in: A zonder zool of B met zool. Deelnemerscode en visite komen uit de database.</w:t>
-      </w:r>
-    </w:p>
-    <w:p>
-      <w:pPr>
-        <w:ind w:left="397" w:hanging="397"/>
-      </w:pPr>
-      <w:r>
-        <w:rPr>
-          <w:b/>
-          <w:lang w:val="nl-BE"/>
-        </w:rPr>
-        <w:t xml:space="preserve">34. </w:t>
-      </w:r>
-      <w:r>
-        <w:rPr>
-          <w:lang w:val="nl-BE"/>
-        </w:rPr>
-        <w:t>Laat de deelnemer een paar meter wennen aan de pedar-zolen, buiten de meting.</w:t>
-      </w:r>
-    </w:p>
-    <w:p>
-      <w:pPr>
-        <w:ind w:left="397" w:hanging="397"/>
-      </w:pPr>
-      <w:r>
-        <w:rPr>
-          <w:b/>
-          <w:lang w:val="nl-BE"/>
-        </w:rPr>
-        <w:t xml:space="preserve">35. </w:t>
-      </w:r>
-      <w:r>
-        <w:rPr>
-          <w:lang w:val="nl-BE"/>
-        </w:rPr>
-        <w:t xml:space="preserve">Laat de deelnemer bij het vertrekpunt staan. Klik op </w:t>
-      </w:r>
-      <w:r>
-        <w:rPr>
-          <w:b/>
-          <w:lang w:val="nl-BE"/>
-        </w:rPr>
-        <w:t>Start measurement</w:t>
-      </w:r>
-      <w:r>
-        <w:rPr>
-          <w:lang w:val="nl-BE"/>
-        </w:rPr>
-        <w:t xml:space="preserve"> en geef dan het teken om te vertrekken. Vraag de deelnemer te wandelen zoals gewoonlijk, op de eigen comfortabele snelheid, en gebruik bij elke doorgang, elke conditie en elke visite dezelfde woorden.</w:t>
-      </w:r>
-    </w:p>
-    <w:p>
-      <w:r>
-        <w:rPr>
-          <w:lang w:val="nl-BE"/>
-        </w:rPr>
-        <w:t>De loopsnelheid wordt niet gemeten [9]. Bus et al. hielden ze binnen 5% constant [6]; in PARADISE is een gelijke instructie de enige waarborg. Stapt de deelnemer duidelijk sneller of trager dan bij de vorige doorgang, doe die doorgang dan over.</w:t>
-      </w:r>
-    </w:p>
-    <w:p>
-      <w:pPr>
-        <w:ind w:left="397" w:hanging="397"/>
-      </w:pPr>
-      <w:r>
-        <w:rPr>
-          <w:b/>
-          <w:lang w:val="nl-BE"/>
-        </w:rPr>
-        <w:t xml:space="preserve">36. </w:t>
-      </w:r>
-      <w:r>
-        <w:rPr>
-          <w:lang w:val="nl-BE"/>
-        </w:rPr>
-        <w:t>Verzamel per voet minstens 12 bruikbare mid-gait stappen [5]. Mid-gait zijn de stappen op constante snelheid, in de meetzone tussen tape 1 en tape 2 (figuur 2). De stappen van de aanloop (versnellen) en van de uitloop (vertragen en keren) tellen niet mee: minstens de eerste en de laatste stap van elke doorgang vallen weg [7].</w:t>
-      </w:r>
-    </w:p>
-    <w:p>
-      <w:pPr>
-        <w:ind w:left="397" w:hanging="397"/>
-      </w:pPr>
-      <w:r>
-        <w:rPr>
-          <w:b/>
-          <w:lang w:val="nl-BE"/>
-        </w:rPr>
-        <w:t xml:space="preserve">37. </w:t>
-      </w:r>
-      <w:r>
-        <w:rPr>
-          <w:lang w:val="nl-BE"/>
-        </w:rPr>
-        <w:t>Tel per doorgang de mid-gait stappen en herhaal tot je er per voet 12 hebt. Reken op drie à vier doorgangen — Bus et al. verzamelden 15 mid-gait stappen in vier doorgangen op een pad van 12 meter [6] — en op een korter pad op meer.</w:t>
-      </w:r>
-    </w:p>
-    <w:p>
-      <w:pPr>
-        <w:ind w:left="397" w:hanging="397"/>
-      </w:pPr>
-      <w:r>
-        <w:rPr>
-          <w:b/>
-          <w:lang w:val="nl-BE"/>
-        </w:rPr>
-        <w:t xml:space="preserve">38. </w:t>
-      </w:r>
-      <w:r>
-        <w:rPr>
-          <w:lang w:val="nl-BE"/>
-        </w:rPr>
-        <w:t xml:space="preserve">Klik na de laatste doorgang op </w:t>
-      </w:r>
-      <w:r>
-        <w:rPr>
-          <w:b/>
-          <w:lang w:val="nl-BE"/>
-        </w:rPr>
-        <w:t>Stop</w:t>
-      </w:r>
-      <w:r>
-        <w:rPr>
-          <w:lang w:val="nl-BE"/>
-        </w:rPr>
-        <w:t>.</w:t>
-      </w:r>
-    </w:p>
-    <w:p>
-      <w:pPr>
-        <w:ind w:left="397" w:hanging="397"/>
-      </w:pPr>
-      <w:r>
-        <w:rPr>
-          <w:b/>
-          <w:lang w:val="nl-BE"/>
-        </w:rPr>
-        <w:t xml:space="preserve">39. </w:t>
-      </w:r>
-      <w:r>
-        <w:rPr>
-          <w:lang w:val="nl-BE"/>
-        </w:rPr>
-        <w:t>Voor de therapeutische meting (B): schoenen uit, CMFO in de schoen, pedar-zool daar bovenop, en herhaal stap 30 tot 38. Niet opnieuw nulstellen. Geef dezelfde instructie als bij A.</w:t>
+        <w:t xml:space="preserve">32. </w:t>
+      </w:r>
+      <w:r>
+        <w:rPr>
+          <w:lang w:val="nl-BE"/>
+        </w:rPr>
+        <w:t>Voor B: schoenen uit, CMFO in de schoen, pedar-zool daarop, en herhaal stap 24 tot 31. Niet opnieuw nulstellen.</w:t>
       </w:r>
     </w:p>
     <w:p>
@@ -4344,7 +3382,7 @@
           <w:sz w:val="24"/>
           <w:lang w:val="nl-BE"/>
         </w:rPr>
-        <w:t>12. De meting bekijken en de piekdruk aflezen</w:t>
+        <w:t>10. Aflezen en toetsen</w:t>
       </w:r>
     </w:p>
     <w:p>
@@ -4356,13 +3394,13 @@
           <w:b/>
           <w:lang w:val="nl-BE"/>
         </w:rPr>
-        <w:t xml:space="preserve">40. </w:t>
-      </w:r>
-      <w:r>
-        <w:rPr>
-          <w:lang w:val="nl-BE"/>
-        </w:rPr>
-        <w:t xml:space="preserve">Ga naar </w:t>
+        <w:t xml:space="preserve">33. </w:t>
+      </w:r>
+      <w:r>
+        <w:rPr>
+          <w:lang w:val="nl-BE"/>
+        </w:rPr>
+        <w:t xml:space="preserve">Open in </w:t>
       </w:r>
       <w:r>
         <w:rPr>
@@ -4375,7 +3413,7 @@
         <w:rPr>
           <w:lang w:val="nl-BE"/>
         </w:rPr>
-        <w:t xml:space="preserve"> en open het bestand van deze meting. Het staat onder C:\Users\Public\Documents\Novel Studio\plidar_data\&lt;datum&gt;, met een naam als pedar_2026-09-10_09-23-18-577.plidar.</w:t>
+        <w:t xml:space="preserve"> het bestand van deze meting. Het staat onder C:\Users\Public\Documents\Novel Studio\plidar_data\&lt;datum&gt;.</w:t>
       </w:r>
     </w:p>
     <w:p>
@@ -4390,219 +3428,7 @@
           <w:sz w:val="20"/>
           <w:lang w:val="nl-BE"/>
         </w:rPr>
-        <w:t>Figuur 17: Chart controls — de grafiek afbakenen</w:t>
-      </w:r>
-    </w:p>
-    <w:p>
-      <w:pPr>
-        <w:spacing w:after="160"/>
-        <w:jc w:val="center"/>
-      </w:pPr>
-      <w:r>
-        <w:rPr>
-          <w:noProof/>
-        </w:rPr>
-        <w:drawing>
-          <wp:inline distT="0" distB="0" distL="0" distR="0" wp14:anchorId="6A20C466" wp14:editId="061B7E63">
-            <wp:extent cx="5760000" cy="3339490"/>
-            <wp:effectExtent l="0" t="0" r="0" b="0"/>
-            <wp:docPr id="15" name="Picture 15"/>
-            <wp:cNvGraphicFramePr>
-              <a:graphicFrameLocks xmlns:a="http://schemas.openxmlformats.org/drawingml/2006/main" noChangeAspect="1"/>
-            </wp:cNvGraphicFramePr>
-            <a:graphic xmlns:a="http://schemas.openxmlformats.org/drawingml/2006/main">
-              <a:graphicData uri="http://schemas.openxmlformats.org/drawingml/2006/picture">
-                <pic:pic xmlns:pic="http://schemas.openxmlformats.org/drawingml/2006/picture">
-                  <pic:nvPicPr>
-                    <pic:cNvPr id="0" name="Schermafbeelding 2026-09-10 100125.png"/>
-                    <pic:cNvPicPr/>
-                  </pic:nvPicPr>
-                  <pic:blipFill>
-                    <a:blip r:embed="rId26"/>
-                    <a:stretch>
-                      <a:fillRect/>
-                    </a:stretch>
-                  </pic:blipFill>
-                  <pic:spPr>
-                    <a:xfrm>
-                      <a:off x="0" y="0"/>
-                      <a:ext cx="5760000" cy="3339490"/>
-                    </a:xfrm>
-                    <a:prstGeom prst="rect">
-                      <a:avLst/>
-                    </a:prstGeom>
-                  </pic:spPr>
-                </pic:pic>
-              </a:graphicData>
-            </a:graphic>
-          </wp:inline>
-        </w:drawing>
-      </w:r>
-    </w:p>
-    <w:p>
-      <w:pPr>
-        <w:ind w:left="397" w:hanging="397"/>
-      </w:pPr>
-      <w:r>
-        <w:rPr>
-          <w:b/>
-          <w:lang w:val="nl-BE"/>
-        </w:rPr>
-        <w:t xml:space="preserve">41. </w:t>
-      </w:r>
-      <w:r>
-        <w:rPr>
-          <w:lang w:val="nl-BE"/>
-        </w:rPr>
-        <w:t xml:space="preserve">Met </w:t>
-      </w:r>
-      <w:r>
-        <w:rPr>
-          <w:b/>
-          <w:lang w:val="nl-BE"/>
-        </w:rPr>
-        <w:t>Chart controls</w:t>
-      </w:r>
-      <w:r>
-        <w:rPr>
-          <w:lang w:val="nl-BE"/>
-        </w:rPr>
-        <w:t xml:space="preserve"> kun je de grafiek afbakenen: </w:t>
-      </w:r>
-      <w:r>
-        <w:rPr>
-          <w:b/>
-          <w:lang w:val="nl-BE"/>
-        </w:rPr>
-        <w:t>Set Range</w:t>
-      </w:r>
-      <w:r>
-        <w:rPr>
-          <w:lang w:val="nl-BE"/>
-        </w:rPr>
-        <w:t xml:space="preserve"> zet begin en eind, en je kunt het venster verschuiven. </w:t>
-      </w:r>
-      <w:r>
-        <w:rPr>
-          <w:b/>
-          <w:lang w:val="nl-BE"/>
-        </w:rPr>
-        <w:t>Fit All Data</w:t>
-      </w:r>
-      <w:r>
-        <w:rPr>
-          <w:lang w:val="nl-BE"/>
-        </w:rPr>
-        <w:t xml:space="preserve"> zet de weergave terug op de volledige meting.</w:t>
-      </w:r>
-    </w:p>
-    <w:p>
-      <w:pPr>
-        <w:pBdr>
-          <w:left w:val="single" w:sz="18" w:space="8" w:color="B3261E"/>
-        </w:pBdr>
-        <w:spacing w:before="120" w:after="120"/>
-        <w:ind w:left="425"/>
-      </w:pPr>
-      <w:r>
-        <w:rPr>
-          <w:b/>
-          <w:color w:val="B3261E"/>
-          <w:sz w:val="20"/>
-          <w:lang w:val="nl-BE"/>
-        </w:rPr>
-        <w:t xml:space="preserve">▲ LET OP  </w:t>
-      </w:r>
-      <w:r>
-        <w:rPr>
-          <w:b/>
-          <w:lang w:val="nl-BE"/>
-        </w:rPr>
-        <w:t>Dit verandert alleen wat je ziet. Set Range rekent niets opnieuw: de getallen onderaan en het MPP-beeld blijven over de hele opname gaan, met de aanloop, de uitloop en het keren erbij [9].</w:t>
-      </w:r>
-    </w:p>
-    <w:p>
-      <w:r>
-        <w:rPr>
-          <w:lang w:val="nl-BE"/>
-        </w:rPr>
-        <w:t>Slechte stappen haal je aan de stoel dus niet uit de opname. Dat gebeurt centraal, bij de verwerking (hoofdstuk 15). Wat dat betekent voor je beoordeling, staat in hoofdstuk 13.</w:t>
-      </w:r>
-    </w:p>
-    <w:p>
-      <w:pPr>
-        <w:keepNext/>
-        <w:spacing w:before="160"/>
-      </w:pPr>
-      <w:r>
-        <w:rPr>
-          <w:b/>
-          <w:color w:val="123A5F"/>
-          <w:sz w:val="20"/>
-          <w:lang w:val="nl-BE"/>
-        </w:rPr>
-        <w:t>Figuur 18: MVP O — de gemiddelde drukverdeling; let op de veel lagere waarden</w:t>
-      </w:r>
-    </w:p>
-    <w:p>
-      <w:pPr>
-        <w:spacing w:after="160"/>
-        <w:jc w:val="center"/>
-      </w:pPr>
-      <w:r>
-        <w:rPr>
-          <w:noProof/>
-        </w:rPr>
-        <w:drawing>
-          <wp:inline distT="0" distB="0" distL="0" distR="0" wp14:anchorId="67CC3CB5" wp14:editId="2141D40E">
-            <wp:extent cx="5760000" cy="3343059"/>
-            <wp:effectExtent l="0" t="0" r="0" b="0"/>
-            <wp:docPr id="16" name="Picture 16"/>
-            <wp:cNvGraphicFramePr>
-              <a:graphicFrameLocks xmlns:a="http://schemas.openxmlformats.org/drawingml/2006/main" noChangeAspect="1"/>
-            </wp:cNvGraphicFramePr>
-            <a:graphic xmlns:a="http://schemas.openxmlformats.org/drawingml/2006/main">
-              <a:graphicData uri="http://schemas.openxmlformats.org/drawingml/2006/picture">
-                <pic:pic xmlns:pic="http://schemas.openxmlformats.org/drawingml/2006/picture">
-                  <pic:nvPicPr>
-                    <pic:cNvPr id="0" name="Schermafbeelding 2026-09-10 095945.png"/>
-                    <pic:cNvPicPr/>
-                  </pic:nvPicPr>
-                  <pic:blipFill>
-                    <a:blip r:embed="rId27"/>
-                    <a:stretch>
-                      <a:fillRect/>
-                    </a:stretch>
-                  </pic:blipFill>
-                  <pic:spPr>
-                    <a:xfrm>
-                      <a:off x="0" y="0"/>
-                      <a:ext cx="5760000" cy="3343059"/>
-                    </a:xfrm>
-                    <a:prstGeom prst="rect">
-                      <a:avLst/>
-                    </a:prstGeom>
-                  </pic:spPr>
-                </pic:pic>
-              </a:graphicData>
-            </a:graphic>
-          </wp:inline>
-        </w:drawing>
-      </w:r>
-    </w:p>
-    <w:p>
-      <w:pPr>
-        <w:keepNext/>
-        <w:spacing w:before="160"/>
-      </w:pPr>
-      <w:r>
-        <w:rPr>
-          <w:b/>
-          <w:color w:val="123A5F"/>
-          <w:sz w:val="20"/>
-          <w:lang w:val="nl-BE"/>
-        </w:rPr>
-        <w:t>Figuur 19: MPP — de hoogste druk per sensor, met de waarde in elke cel; dit is de weergave voor de norm. Deze testmeting gebruikt nog het standaardpalet</w:t>
+        <w:t>Figuur 17: MPP — de hoogste druk per sensor, met de waarde in elke cel. Deze testmeting gebruikt nog het standaardpalet</w:t>
       </w:r>
     </w:p>
     <w:p>
@@ -4660,13 +3486,13 @@
           <w:b/>
           <w:lang w:val="nl-BE"/>
         </w:rPr>
-        <w:t xml:space="preserve">42. </w:t>
-      </w:r>
-      <w:r>
-        <w:rPr>
-          <w:lang w:val="nl-BE"/>
-        </w:rPr>
-        <w:t xml:space="preserve">Klik links op </w:t>
+        <w:t xml:space="preserve">34. </w:t>
+      </w:r>
+      <w:r>
+        <w:rPr>
+          <w:lang w:val="nl-BE"/>
+        </w:rPr>
+        <w:t xml:space="preserve">Klik op </w:t>
       </w:r>
       <w:r>
         <w:rPr>
@@ -4679,29 +3505,54 @@
         <w:rPr>
           <w:lang w:val="nl-BE"/>
         </w:rPr>
-        <w:t>. Deze weergave toont per sensor de hoogste druk tijdens de meting. Daarop wordt de norm getoetst — niet op de MVP-weergave, die gemiddelden toont en dus lagere waarden geeft.</w:t>
+        <w:t>: de hoogste druk per sensor. Daarop toets je, niet op MVP.</w:t>
       </w:r>
     </w:p>
     <w:p>
       <w:pPr>
-        <w:ind w:left="397" w:hanging="397"/>
+        <w:pBdr>
+          <w:left w:val="single" w:sz="18" w:space="8" w:color="123A5F"/>
+        </w:pBdr>
+        <w:spacing w:before="120" w:after="120"/>
+        <w:ind w:left="425"/>
       </w:pPr>
       <w:r>
         <w:rPr>
           <w:b/>
-          <w:lang w:val="nl-BE"/>
-        </w:rPr>
-        <w:t xml:space="preserve">43. </w:t>
-      </w:r>
-      <w:r>
-        <w:rPr>
-          <w:lang w:val="nl-BE"/>
-        </w:rPr>
-        <w:t>Lees onderaan per voet af: Maximum force, Peak pressure, Average pressure en Loaded area. Noteer ze in blok 3 van het blad Meting.</w:t>
+          <w:color w:val="123A5F"/>
+          <w:sz w:val="20"/>
+          <w:lang w:val="nl-BE"/>
+        </w:rPr>
+        <w:t xml:space="preserve">■ CONTROLEER  </w:t>
+      </w:r>
+      <w:r>
+        <w:rPr>
+          <w:b/>
+          <w:lang w:val="nl-BE"/>
+        </w:rPr>
+        <w:t>Bovenaan de legende moet 200 staan. De kleur is de eerste controle; bij twijfel lees je het getal in de cel.</w:t>
       </w:r>
     </w:p>
     <w:p>
       <w:pPr>
+        <w:ind w:left="397" w:hanging="397"/>
+      </w:pPr>
+      <w:r>
+        <w:rPr>
+          <w:b/>
+          <w:lang w:val="nl-BE"/>
+        </w:rPr>
+        <w:t xml:space="preserve">35. </w:t>
+      </w:r>
+      <w:r>
+        <w:rPr>
+          <w:lang w:val="nl-BE"/>
+        </w:rPr>
+        <w:t>Noteer onderaan per voet Maximum force, Peak pressure, Average pressure en Loaded area in blok 3.</w:t>
+      </w:r>
+    </w:p>
+    <w:p>
+      <w:pPr>
         <w:keepNext/>
         <w:ind w:left="397" w:hanging="397"/>
       </w:pPr>
@@ -4710,13 +3561,13 @@
           <w:b/>
           <w:lang w:val="nl-BE"/>
         </w:rPr>
-        <w:t xml:space="preserve">44. </w:t>
-      </w:r>
-      <w:r>
-        <w:rPr>
-          <w:lang w:val="nl-BE"/>
-        </w:rPr>
-        <w:t>Noteer in blok 4 van het blad Meting per voet drie regio’s met hun piekdruk:</w:t>
+        <w:t xml:space="preserve">36. </w:t>
+      </w:r>
+      <w:r>
+        <w:rPr>
+          <w:lang w:val="nl-BE"/>
+        </w:rPr>
+        <w:t>Noteer in blok 4 per voet drie regio’s met hun piekdruk:</w:t>
       </w:r>
     </w:p>
     <w:p>
@@ -4728,7 +3579,7 @@
         <w:rPr>
           <w:lang w:val="nl-BE"/>
         </w:rPr>
-        <w:t>eerst de regio van de vorige voetzweer (eCRF 06) — altijd, ook als de druk er laag is;</w:t>
+        <w:t>eerst de regio van de vorige voetzweer (eCRF 06), ook als de druk er laag is;</w:t>
       </w:r>
     </w:p>
     <w:p>
@@ -4740,7 +3591,7 @@
         <w:rPr>
           <w:lang w:val="nl-BE"/>
         </w:rPr>
-        <w:t>daarna de regio’s met de hoogste piekdruk, tot je er drie hebt.</w:t>
+        <w:t>dan de twee regio’s in voorvoet of middenvoet met de hoogste piekdruk. De hiel telt niet mee, tenzij daar de vorige voetzweer zat.</w:t>
       </w:r>
     </w:p>
     <w:p>
@@ -4748,26 +3599,10 @@
         <w:rPr>
           <w:lang w:val="nl-BE"/>
         </w:rPr>
-        <w:t>Gebruik de regio-indeling van het protocol: hiel, mediale middenvoet, laterale middenvoet, metatarsaal 1, metatarsaal 2-3, metatarsaal 4-5, hallux, tenen 2-5. Alles met de topkleur ligt op of boven 200 kPa; lees bij twijfel het getal in de cel.</w:t>
+        <w:t>Regio’s: hiel, mediale middenvoet, laterale middenvoet, metatarsaal 1, metatarsaal 2-3, metatarsaal 4-5, hallux, tenen 2-5. Dezelfde drie duid je op visite 2 aan als doelregio’s op eCRF 24, vóór je B meet; op maand 6, 12 en 18 neem je ze over van het vorige formulier.</w:t>
       </w:r>
     </w:p>
     <w:p>
-      <w:r>
-        <w:rPr>
-          <w:lang w:val="nl-BE"/>
-        </w:rPr>
-        <w:t>De regio van de vorige voetzweer telt altijd mee, ook waar het beeld geen hoge druk toont: de doelregio’s vertrekken van de voorgeschiedenis van voetzweer (eCRF 09 en 24). Bus et al. namen een vroegere ulcuslocatie alleen op als de piekdruk er boven 200 kPa lag [6]; PARADISE neemt ze altijd op.</w:t>
-      </w:r>
-    </w:p>
-    <w:p>
-      <w:r>
-        <w:rPr>
-          <w:lang w:val="nl-BE"/>
-        </w:rPr>
-        <w:t>De drie doelregio’s zelf duid je op visite 2 aan op eCRF 24, boven de meettabellen, vóór je de therapeutische meting doet: de regio van de vorige voetzweer, aangevuld met de één of twee regio’s met de hoogste piekdruk zonder de CMFO [9]. Op maand 6, 12 en 18 kies je ze niet opnieuw, maar neem je ze over van het vorige formulier. Heb je dat niet bij de hand, vraag het op vóór de meting.</w:t>
-      </w:r>
-    </w:p>
-    <w:p>
       <w:pPr>
         <w:ind w:left="397" w:hanging="397"/>
       </w:pPr>
@@ -4776,13 +3611,13 @@
           <w:b/>
           <w:lang w:val="nl-BE"/>
         </w:rPr>
-        <w:t xml:space="preserve">45. </w:t>
-      </w:r>
-      <w:r>
-        <w:rPr>
-          <w:lang w:val="nl-BE"/>
-        </w:rPr>
-        <w:t>Maak met Windows + Shift + S een schermafbeelding van het MPP-beeld, met de kleurenschaal erbij, en plak die met Ctrl + V in blok 6 van het blad Meting, in het vak van de juiste conditie.</w:t>
+        <w:t xml:space="preserve">37. </w:t>
+      </w:r>
+      <w:r>
+        <w:rPr>
+          <w:lang w:val="nl-BE"/>
+        </w:rPr>
+        <w:t>Maak met Windows + Shift + S een schermafbeelding van het MPP-beeld met de kleurenschaal, en plak ze met Ctrl + V in blok 6, bij de juiste conditie.</w:t>
       </w:r>
     </w:p>
     <w:p>
@@ -4808,7 +3643,7 @@
           <w:b/>
           <w:lang w:val="nl-BE"/>
         </w:rPr>
-        <w:t>De norm, per doelregio — alleen in de Optimal Care-arm [4, 6, 9]:</w:t>
+        <w:t>De norm per doelregio, alleen in Optimal Care:</w:t>
       </w:r>
     </w:p>
     <w:p>
@@ -4820,7 +3655,7 @@
         <w:rPr>
           <w:lang w:val="nl-BE"/>
         </w:rPr>
-        <w:t>eerst: ligt de piekdruk mét de CMFO onder 200 kPa? Dan is de norm gehaald. Dat is het eerste doel;</w:t>
+        <w:t>piekdruk mét de CMFO onder 200 kPa: gehaald. Dat is het eerste doel;</w:t>
       </w:r>
     </w:p>
     <w:p>
@@ -4832,7 +3667,7 @@
         <w:rPr>
           <w:lang w:val="nl-BE"/>
         </w:rPr>
-        <w:t>zo niet: ligt ze minstens 25% lager dan de basismeting van visite 2 in dezelfde regio? Dan is de norm ook gehaald.</w:t>
+        <w:t>zo niet: minstens 25% lager dan de basismeting van visite 2: ook gehaald.</w:t>
       </w:r>
     </w:p>
     <w:p>
@@ -5206,15 +4041,7 @@
         <w:rPr>
           <w:lang w:val="nl-BE"/>
         </w:rPr>
-        <w:t>Gehaald op alle drie de doelregio’s? Dan is de CMFO in orde. Zo niet: laat de pedorthist aanpassen en meet B opnieuw. Blijft de druk boven 200 kPa, of oordelen podoloog en pedorthist samen dat er nog winst haalbaar is, dan kan de pedorthist verder aanpassen, ook als de 25% gehaald is [9].</w:t>
-      </w:r>
-    </w:p>
-    <w:p>
-      <w:r>
-        <w:rPr>
-          <w:lang w:val="nl-BE"/>
-        </w:rPr>
-        <w:t>Laat de CMFO ook aanpassen als de piekdruk op een doelregio met 5% of meer gestegen is tegenover de vorige meting, ook al ligt ze onder de norm [9].</w:t>
+        <w:t>Niet gehaald op een doelregio: de pedorthist past aan en je meet B opnieuw. Aanpassen kan ook als de 25% gehaald is maar de druk boven 200 kPa blijft, of als de druk 5% of meer gestegen is tegenover de vorige meting.</w:t>
       </w:r>
     </w:p>
     <w:p>
@@ -5239,15 +4066,7 @@
           <w:b/>
           <w:lang w:val="nl-BE"/>
         </w:rPr>
-        <w:t>In de Usual Care-arm meet en noteer je alles op dezelfde manier, maar je toetst niet aan de norm. Toon het scherm niet aan de deelnemer of de pedorthist, bespreek de waarden niet en laat de CMFO niet aanpassen op basis van de meting. Meten en noteren, verder niets [4].</w:t>
-      </w:r>
-    </w:p>
-    <w:p>
-      <w:r>
-        <w:rPr>
-          <w:lang w:val="nl-BE"/>
-        </w:rPr>
-        <w:t>Deze visuele toetsing is een tussenoplossing, tot de analyse in acht regio’s centraal draait (hoofdstuk 15).</w:t>
+        <w:t>In Usual Care meet en noteer je alles op dezelfde manier, maar je toetst niet aan de norm. Toon het scherm niet aan deelnemer of pedorthist, bespreek de waarden niet en laat de CMFO niet aanpassen op basis van de meting.</w:t>
       </w:r>
     </w:p>
     <w:p>
@@ -5262,34 +4081,10 @@
           <w:sz w:val="24"/>
           <w:lang w:val="nl-BE"/>
         </w:rPr>
-        <w:t>13. Aanloop, stilstaan of een misstap — wat telt er mee?</w:t>
+        <w:t>11. Opslaan en afronden</w:t>
       </w:r>
     </w:p>
     <w:p>
-      <w:r>
-        <w:rPr>
-          <w:lang w:val="nl-BE"/>
-        </w:rPr>
-        <w:t>MPP neemt per sensor de hoogste waarde over de hele opname: ook over de aanloop, de uitloop, het keren en een eventuele misstap. Aan de stoel kun je die er niet uit halen (stap 41).</w:t>
-      </w:r>
-    </w:p>
-    <w:p>
-      <w:r>
-        <w:rPr>
-          <w:lang w:val="nl-BE"/>
-        </w:rPr>
-        <w:t>Wat dat betekent voor de norm. De piekdrukken waarop de norm gebouwd is, zijn gemiddelden over mid-gait stappen [6, 7]. Het maximum over alle stappen ligt altijd even hoog of hoger dan dat gemiddelde. Blijft een regio op het MPP-beeld onder 200 kPa, dan haalt ze die grens dus zeker; komt ze er net boven, dan kan ze in de centrale analyse nog onder 200 kPa vallen. Voor de 200 kPa ben je aan de stoel eerder te streng dan te mild. Voor de 25% geldt dat niet: daar vergelijk je twee maxima, en een uitschieter in A of in B kan het verschil beide kanten op duwen.</w:t>
-      </w:r>
-    </w:p>
-    <w:p>
-      <w:r>
-        <w:rPr>
-          <w:lang w:val="nl-BE"/>
-        </w:rPr>
-        <w:t>Beperk daarom wat er naast de mid-gait stappen in de opname komt: laat de deelnemer rustig keren, vermijd stilstaan en versnellen halverwege, en noteer in de opmerkingen wanneer een doorgang niet vlot verliep.</w:t>
-      </w:r>
-    </w:p>
-    <w:p>
       <w:pPr>
         <w:keepNext/>
       </w:pPr>
@@ -5297,106 +4092,7 @@
         <w:rPr>
           <w:lang w:val="nl-BE"/>
         </w:rPr>
-        <w:t>Bij een pauze halverwege:</w:t>
-      </w:r>
-    </w:p>
-    <w:p>
-      <w:pPr>
-        <w:pStyle w:val="Lijstopsomteken"/>
-        <w:ind w:left="680"/>
-      </w:pPr>
-      <w:r>
-        <w:rPr>
-          <w:lang w:val="nl-BE"/>
-        </w:rPr>
-        <w:t>De piekdruk (MPP) neemt per sensor de hoogste waarde. Frames met weinig of geen druk verhogen die niet, dus een pauze verandert de toetsing aan de norm niet.</w:t>
-      </w:r>
-    </w:p>
-    <w:p>
-      <w:pPr>
-        <w:pStyle w:val="Lijstopsomteken"/>
-        <w:ind w:left="680"/>
-      </w:pPr>
-      <w:r>
-        <w:rPr>
-          <w:lang w:val="nl-BE"/>
-        </w:rPr>
-        <w:t>De gemiddelden (MVP) zijn er wél gevoelig voor. De drie MVP-weergaven verschillen precies hierin [1, bijlage F.1.2]:</w:t>
-      </w:r>
-    </w:p>
-    <w:p>
-      <w:pPr>
-        <w:pStyle w:val="Lijstopsomteken"/>
-        <w:ind w:left="1077"/>
-      </w:pPr>
-      <w:r>
-        <w:rPr>
-          <w:lang w:val="nl-BE"/>
-        </w:rPr>
-        <w:t>MVP O — over álle frames, ook die zonder druk. Dit geeft de laagste waarden, en een pauze drukt ze verder omlaag.</w:t>
-      </w:r>
-    </w:p>
-    <w:p>
-      <w:pPr>
-        <w:pStyle w:val="Lijstopsomteken"/>
-        <w:ind w:left="1077"/>
-      </w:pPr>
-      <w:r>
-        <w:rPr>
-          <w:lang w:val="nl-BE"/>
-        </w:rPr>
-        <w:t>MVP LC — per sensor alleen over de frames waarin die sensor geladen was (in de handleiding: MVP over loaded sensors).</w:t>
-      </w:r>
-    </w:p>
-    <w:p>
-      <w:pPr>
-        <w:pStyle w:val="Lijstopsomteken"/>
-        <w:ind w:left="1077"/>
-      </w:pPr>
-      <w:r>
-        <w:rPr>
-          <w:lang w:val="nl-BE"/>
-        </w:rPr>
-        <w:t>MVP LF — alleen over geladen frames: frames waarin minstens één sensor druk registreerde. Staat de voet in de lucht, dan telt dat frame niet mee.</w:t>
-      </w:r>
-    </w:p>
-    <w:p>
-      <w:r>
-        <w:rPr>
-          <w:lang w:val="nl-BE"/>
-        </w:rPr>
-        <w:t>De drie staan in die volgorde als tabbladen links in Archive &amp; Analyse, onder MPP (figuur 18). Blijft de deelnemer stílstaan met gewicht op de voet, dan zijn die frames wél geladen en tellen ze mee in MVP LF en LC.</w:t>
-      </w:r>
-    </w:p>
-    <w:p>
-      <w:r>
-        <w:rPr>
-          <w:lang w:val="nl-BE"/>
-        </w:rPr>
-        <w:t>Meet dan gewoon door en noteer dat de deelnemer is blijven staan. De norm gaat op MPP; voor de gemiddelden en de selectie van de mid-gait stappen knipt het studieteam die frames er centraal uit (hoofdstuk 15). Herhaal de doorgang alleen als er daardoor te weinig mid-gait stappen overblijven.</w:t>
-      </w:r>
-    </w:p>
-    <w:p>
-      <w:pPr>
-        <w:keepNext/>
-        <w:spacing w:before="200"/>
-      </w:pPr>
-      <w:r>
-        <w:rPr>
-          <w:b/>
-          <w:color w:val="123A5F"/>
-          <w:sz w:val="24"/>
-          <w:lang w:val="nl-BE"/>
-        </w:rPr>
-        <w:t>14. Opslaan en afronden</w:t>
-      </w:r>
-    </w:p>
-    <w:p>
-      <w:r>
-        <w:rPr>
-          <w:lang w:val="nl-BE"/>
-        </w:rPr>
-        <w:t>Alles wat je noteert, gaat op één blad: Meting in de Pressure Monitoring Tool. De blokken staan in de volgorde van de meting.</w:t>
+        <w:t>Alles gaat op het blad Meting van de Pressure Monitoring Tool, in de volgorde van de meting:</w:t>
       </w:r>
     </w:p>
     <w:tbl>
@@ -5480,7 +4176,7 @@
                 <w:sz w:val="20"/>
                 <w:lang w:val="nl-BE"/>
               </w:rPr>
-              <w:t>Deelnemer, visite, datum, zoolcodes, batterij en configuratiebestand</w:t>
+              <w:t>Deelnemer, visite, datum en zoolcodes</w:t>
             </w:r>
           </w:p>
         </w:tc>
@@ -5516,7 +4212,7 @@
                 <w:sz w:val="20"/>
                 <w:lang w:val="nl-BE"/>
               </w:rPr>
-              <w:t>De vier waarden per voet, voor conditie A en B</w:t>
+              <w:t>De vier waarden per voet, voor A en B</w:t>
             </w:r>
           </w:p>
         </w:tc>
@@ -5552,7 +4248,7 @@
                 <w:sz w:val="20"/>
                 <w:lang w:val="nl-BE"/>
               </w:rPr>
-              <w:t>De drie regio’s per voet — de vorige voetzweer eerst — met de referentie van visite 2 en de piekdruk zonder en met zool; % lager dan referentie en Norm gehaald? rekenen zelf</w:t>
+              <w:t>De drie regio’s per voet, met de referentie van visite 2 en de piekdruk zonder en met zool; % lager dan referentie en Norm gehaald? rekenen zelf</w:t>
             </w:r>
           </w:p>
         </w:tc>
@@ -5588,7 +4284,7 @@
                 <w:sz w:val="20"/>
                 <w:lang w:val="nl-BE"/>
               </w:rPr>
-              <w:t>De drie doelregio’s, met dezelfde kolommen, en of de druk sinds de vorige keer met 5% of meer gestegen is</w:t>
+              <w:t>De drie doelregio’s, met dezelfde kolommen, en of de druk met 5% of meer gestegen is</w:t>
             </w:r>
           </w:p>
         </w:tc>
@@ -5683,7 +4379,7 @@
           <w:b/>
           <w:lang w:val="nl-BE"/>
         </w:rPr>
-        <w:t>Vul in blok 4, 5 en 7 kolom D in: de referentie, de piekdruk zonder zool op visite 2. Op visite 2 is dat dezelfde waarde als in kolom E; op maand 6, 12 en 18 neem je ze over van visite 2. Ontbreekt de referentie, dan toetst de tool alleen de grens van 200 kPa en meldt ze referentie ontbreekt.</w:t>
+        <w:t>Kolom D in blok 4, 5 en 7 is de referentie: de piekdruk zonder zool op visite 2. Op visite 2 is dat dezelfde waarde als kolom E; op maand 6, 12 en 18 neem je ze over uit eCRF 24b.</w:t>
       </w:r>
     </w:p>
     <w:p>
@@ -5695,26 +4391,13 @@
           <w:b/>
           <w:lang w:val="nl-BE"/>
         </w:rPr>
-        <w:t xml:space="preserve">46. </w:t>
-      </w:r>
-      <w:r>
-        <w:rPr>
-          <w:lang w:val="nl-BE"/>
-        </w:rPr>
-        <w:t xml:space="preserve">Gebruik </w:t>
-      </w:r>
-      <w:r>
-        <w:rPr>
-          <w:b/>
-          <w:lang w:val="nl-BE"/>
-        </w:rPr>
-        <w:t>Export as</w:t>
-      </w:r>
-      <w:r>
-        <w:rPr>
-          <w:lang w:val="nl-BE"/>
-        </w:rPr>
-        <w:t xml:space="preserve"> om de meting te exporteren.</w:t>
+        <w:t xml:space="preserve">38. </w:t>
+      </w:r>
+      <w:r>
+        <w:rPr>
+          <w:lang w:val="nl-BE"/>
+        </w:rPr>
+        <w:t>Neem vanaf visite 2 de piekdruk van de doelregio’s over in eCRF 24b, de opvolgtool van de deelnemer. Beide bestanden staan bij elke meetvisite in de map Metingen en klinische registratie.</w:t>
       </w:r>
     </w:p>
     <w:p>
@@ -5726,13 +4409,26 @@
           <w:b/>
           <w:lang w:val="nl-BE"/>
         </w:rPr>
-        <w:t xml:space="preserve">47. </w:t>
-      </w:r>
-      <w:r>
-        <w:rPr>
-          <w:lang w:val="nl-BE"/>
-        </w:rPr>
-        <w:t>Noteer de bestandsnaam en de datum op eCRF 09 of 24, samen met de zoolcodes die je gebruikt hebt.</w:t>
+        <w:t xml:space="preserve">39. </w:t>
+      </w:r>
+      <w:r>
+        <w:rPr>
+          <w:lang w:val="nl-BE"/>
+        </w:rPr>
+        <w:t xml:space="preserve">Exporteer de meting met </w:t>
+      </w:r>
+      <w:r>
+        <w:rPr>
+          <w:b/>
+          <w:lang w:val="nl-BE"/>
+        </w:rPr>
+        <w:t>Export as</w:t>
+      </w:r>
+      <w:r>
+        <w:rPr>
+          <w:lang w:val="nl-BE"/>
+        </w:rPr>
+        <w:t xml:space="preserve"> en noteer de bestandsnaam, de datum en de zoolcodes op eCRF 09 of 24.</w:t>
       </w:r>
     </w:p>
     <w:p>
@@ -5744,13 +4440,13 @@
           <w:b/>
           <w:lang w:val="nl-BE"/>
         </w:rPr>
-        <w:t xml:space="preserve">48. </w:t>
-      </w:r>
-      <w:r>
-        <w:rPr>
-          <w:lang w:val="nl-BE"/>
-        </w:rPr>
-        <w:t>Controleer dat de schermafbeelding in de Pressure Monitoring Tool staat, bij de juiste deelnemer, het juiste meetmoment en de juiste conditie — zonder of met de CMFO.</w:t>
+        <w:t xml:space="preserve">40. </w:t>
+      </w:r>
+      <w:r>
+        <w:rPr>
+          <w:lang w:val="nl-BE"/>
+        </w:rPr>
+        <w:t>Sla de Pressure Monitoring Tool op en mail ze naar janou.debuyser@kuleuven.be.</w:t>
       </w:r>
     </w:p>
     <w:p>
@@ -5762,31 +4458,13 @@
           <w:b/>
           <w:lang w:val="nl-BE"/>
         </w:rPr>
-        <w:t xml:space="preserve">49. </w:t>
-      </w:r>
-      <w:r>
-        <w:rPr>
-          <w:lang w:val="nl-BE"/>
-        </w:rPr>
-        <w:t>Sla de Pressure Monitoring Tool op en mail ze naar janou.debuyser@kuleuven.be.</w:t>
-      </w:r>
-    </w:p>
-    <w:p>
-      <w:pPr>
-        <w:ind w:left="397" w:hanging="397"/>
-      </w:pPr>
-      <w:r>
-        <w:rPr>
-          <w:b/>
-          <w:lang w:val="nl-BE"/>
-        </w:rPr>
-        <w:t xml:space="preserve">50. </w:t>
-      </w:r>
-      <w:r>
-        <w:rPr>
-          <w:lang w:val="nl-BE"/>
-        </w:rPr>
-        <w:t>Laat het bestand op de laptop staan, ook als je het verstuurd hebt. Lukt het mailen niet, dan blijft het bewaard en wordt het bij een volgend studiebezoek opgehaald. Verwijder het nooit zelf.</w:t>
+        <w:t xml:space="preserve">41. </w:t>
+      </w:r>
+      <w:r>
+        <w:rPr>
+          <w:lang w:val="nl-BE"/>
+        </w:rPr>
+        <w:t>Laat het bestand op de laptop staan, ook na het mailen. Verwijder het nooit zelf: het exportbestand is de eigenlijke meetdata.</w:t>
       </w:r>
     </w:p>
     <w:p>
@@ -5801,335 +4479,178 @@
           <w:sz w:val="24"/>
           <w:lang w:val="nl-BE"/>
         </w:rPr>
-        <w:t>15. Wat er daarna met de meting gebeurt</w:t>
+        <w:t>12. Het systeem afsluiten</w:t>
       </w:r>
     </w:p>
     <w:p>
-      <w:r>
-        <w:rPr>
-          <w:lang w:val="nl-BE"/>
-        </w:rPr>
-        <w:t>Novel studio rekent niet per regio. Wat jij op het palet aflas, is de klinische beslissing van dat moment; de analyse per regio gebeurt nadien, centraal, door het studieteam [9].</w:t>
+      <w:pPr>
+        <w:keepNext/>
+      </w:pPr>
+      <w:r>
+        <w:rPr>
+          <w:lang w:val="nl-BE"/>
+        </w:rPr>
+        <w:t>In deze volgorde:</w:t>
       </w:r>
     </w:p>
     <w:p>
       <w:pPr>
-        <w:keepNext/>
-      </w:pPr>
-      <w:r>
-        <w:rPr>
-          <w:lang w:val="nl-BE"/>
-        </w:rPr>
-        <w:t>Dat gebeurt in de novel database, met programma’s die op hetzelfde pedar-bestand werken dat jij exporteert [9]:</w:t>
-      </w:r>
-    </w:p>
-    <w:tbl>
-      <w:tblPr>
-        <w:tblStyle w:val="Tabelraster"/>
-        <w:tblW w:type="auto" w:w="0"/>
-        <w:tblLook w:firstColumn="1" w:firstRow="1" w:lastColumn="0" w:lastRow="0" w:noHBand="0" w:noVBand="1" w:val="04A0"/>
-      </w:tblPr>
-      <w:tblGrid>
-        <w:gridCol w:w="3118"/>
-        <w:gridCol w:w="5669"/>
-      </w:tblGrid>
-      <w:tr>
-        <w:tc>
-          <w:tcPr>
-            <w:tcW w:type="dxa" w:w="3118"/>
-          </w:tcPr>
-          <w:p>
-            <w:pPr>
-              <w:keepNext/>
-            </w:pPr>
-            <w:r>
-              <w:rPr>
-                <w:b/>
-                <w:color w:val="123A5F"/>
-                <w:sz w:val="20"/>
-                <w:lang w:val="nl-BE"/>
-              </w:rPr>
-              <w:t>Programma</w:t>
-            </w:r>
-          </w:p>
-        </w:tc>
-        <w:tc>
-          <w:tcPr>
-            <w:tcW w:type="dxa" w:w="5669"/>
-          </w:tcPr>
-          <w:p>
-            <w:pPr>
-              <w:keepNext/>
-            </w:pPr>
-            <w:r>
-              <w:rPr>
-                <w:b/>
-                <w:color w:val="123A5F"/>
-                <w:sz w:val="20"/>
-                <w:lang w:val="nl-BE"/>
-              </w:rPr>
-              <w:t>Wat het met jouw bestand doet</w:t>
-            </w:r>
-          </w:p>
-        </w:tc>
-      </w:tr>
-      <w:tr>
-        <w:tc>
-          <w:tcPr>
-            <w:tcW w:type="dxa" w:w="3118"/>
-          </w:tcPr>
-          <w:p>
-            <w:pPr>
-              <w:keepNext/>
-            </w:pPr>
-            <w:r>
-              <w:rPr>
-                <w:sz w:val="20"/>
-                <w:lang w:val="nl-BE"/>
-              </w:rPr>
-              <w:t>pedar step analysis</w:t>
-            </w:r>
-          </w:p>
-        </w:tc>
-        <w:tc>
-          <w:tcPr>
-            <w:tcW w:type="dxa" w:w="5669"/>
-          </w:tcPr>
-          <w:p>
-            <w:pPr>
-              <w:keepNext/>
-            </w:pPr>
-            <w:r>
-              <w:rPr>
-                <w:sz w:val="20"/>
-                <w:lang w:val="nl-BE"/>
-              </w:rPr>
-              <w:t>Toont de afzonderlijke stappen met hun tijdparameters, links en rechts</w:t>
-            </w:r>
-          </w:p>
-        </w:tc>
-      </w:tr>
-      <w:tr>
-        <w:tc>
-          <w:tcPr>
-            <w:tcW w:type="dxa" w:w="3118"/>
-          </w:tcPr>
-          <w:p>
-            <w:pPr>
-              <w:keepNext/>
-            </w:pPr>
-            <w:r>
-              <w:rPr>
-                <w:sz w:val="20"/>
-                <w:lang w:val="nl-BE"/>
-              </w:rPr>
-              <w:t>file master</w:t>
-            </w:r>
-          </w:p>
-        </w:tc>
-        <w:tc>
-          <w:tcPr>
-            <w:tcW w:type="dxa" w:w="5669"/>
-          </w:tcPr>
-          <w:p>
-            <w:pPr>
-              <w:keepNext/>
-            </w:pPr>
-            <w:r>
-              <w:rPr>
-                <w:sz w:val="20"/>
-                <w:lang w:val="nl-BE"/>
-              </w:rPr>
-              <w:t>Knipt frames weg tussen twee markers — zo gaan de aanloop, de uitloop, het keren of een pauze eruit</w:t>
-            </w:r>
-          </w:p>
-        </w:tc>
-      </w:tr>
-      <w:tr>
-        <w:tc>
-          <w:tcPr>
-            <w:tcW w:type="dxa" w:w="3118"/>
-          </w:tcPr>
-          <w:p>
-            <w:pPr>
-              <w:keepNext/>
-            </w:pPr>
-            <w:r>
-              <w:rPr>
-                <w:sz w:val="20"/>
-                <w:lang w:val="nl-BE"/>
-              </w:rPr>
-              <w:t>creation of any and percent masks</w:t>
-            </w:r>
-          </w:p>
-        </w:tc>
-        <w:tc>
-          <w:tcPr>
-            <w:tcW w:type="dxa" w:w="5669"/>
-          </w:tcPr>
-          <w:p>
-            <w:pPr>
-              <w:keepNext/>
-            </w:pPr>
-            <w:r>
-              <w:rPr>
-                <w:sz w:val="20"/>
-                <w:lang w:val="nl-BE"/>
-              </w:rPr>
-              <w:t>Tekent de acht regio’s van het protocol één keer als masker op de zool</w:t>
-            </w:r>
-          </w:p>
-        </w:tc>
-      </w:tr>
-      <w:tr>
-        <w:tc>
-          <w:tcPr>
-            <w:tcW w:type="dxa" w:w="3118"/>
-          </w:tcPr>
-          <w:p>
-            <w:pPr>
-              <w:keepNext/>
-            </w:pPr>
-            <w:r>
-              <w:rPr>
-                <w:sz w:val="20"/>
-                <w:lang w:val="nl-BE"/>
-              </w:rPr>
-              <w:t>multimask evaluation</w:t>
-            </w:r>
-          </w:p>
-        </w:tc>
-        <w:tc>
-          <w:tcPr>
-            <w:tcW w:type="dxa" w:w="5669"/>
-          </w:tcPr>
-          <w:p>
-            <w:pPr>
-              <w:keepNext/>
-            </w:pPr>
-            <w:r>
-              <w:rPr>
-                <w:sz w:val="20"/>
-                <w:lang w:val="nl-BE"/>
-              </w:rPr>
-              <w:t>Rekent de piekdruk per regio uit voor één meting</w:t>
-            </w:r>
-          </w:p>
-        </w:tc>
-      </w:tr>
-      <w:tr>
-        <w:tc>
-          <w:tcPr>
-            <w:tcW w:type="dxa" w:w="3118"/>
-          </w:tcPr>
-          <w:p>
-            <w:r>
-              <w:rPr>
-                <w:sz w:val="20"/>
-                <w:lang w:val="nl-BE"/>
-              </w:rPr>
-              <w:t>groupmask evaluation</w:t>
-            </w:r>
-          </w:p>
-        </w:tc>
-        <w:tc>
-          <w:tcPr>
-            <w:tcW w:type="dxa" w:w="5669"/>
-          </w:tcPr>
-          <w:p>
-            <w:r>
-              <w:rPr>
-                <w:sz w:val="20"/>
-                <w:lang w:val="nl-BE"/>
-              </w:rPr>
-              <w:t>Doet hetzelfde over alle metingen van de studie tegelijk</w:t>
-            </w:r>
-          </w:p>
-        </w:tc>
-      </w:tr>
-    </w:tbl>
-    <w:p/>
-    <w:p>
-      <w:pPr>
-        <w:pBdr>
-          <w:left w:val="single" w:sz="18" w:space="8" w:color="B3261E"/>
-        </w:pBdr>
-        <w:spacing w:before="120" w:after="120"/>
-        <w:ind w:left="425"/>
+        <w:ind w:left="397" w:hanging="397"/>
       </w:pPr>
       <w:r>
         <w:rPr>
           <w:b/>
-          <w:color w:val="B3261E"/>
-          <w:sz w:val="20"/>
-          <w:lang w:val="nl-BE"/>
-        </w:rPr>
-        <w:t xml:space="preserve">▲ LET OP  </w:t>
-      </w:r>
-      <w:r>
-        <w:rPr>
-          <w:b/>
-          <w:lang w:val="nl-BE"/>
-        </w:rPr>
-        <w:t>Het exportbestand is de eigenlijke meetdata. De schermafbeelding legt jouw beoordeling vast, het bestand de meting. Beide zijn nodig.</w:t>
+          <w:lang w:val="nl-BE"/>
+        </w:rPr>
+        <w:t xml:space="preserve">42. </w:t>
+      </w:r>
+      <w:r>
+        <w:rPr>
+          <w:lang w:val="nl-BE"/>
+        </w:rPr>
+        <w:t>Controleer dat de meting gestopt is: de timer staat stil.</w:t>
       </w:r>
     </w:p>
     <w:p>
-      <w:r>
-        <w:rPr>
-          <w:lang w:val="nl-BE"/>
-        </w:rPr>
-        <w:t>Bewaar het bestand tot het studieteam bevestigt dat het goed is aangekomen. Verwijder nooit een meting van de laptop op eigen initiatief.</w:t>
+      <w:pPr>
+        <w:ind w:left="397" w:hanging="397"/>
+      </w:pPr>
+      <w:r>
+        <w:rPr>
+          <w:b/>
+          <w:lang w:val="nl-BE"/>
+        </w:rPr>
+        <w:t xml:space="preserve">43. </w:t>
+      </w:r>
+      <w:r>
+        <w:rPr>
+          <w:lang w:val="nl-BE"/>
+        </w:rPr>
+        <w:t xml:space="preserve">Klik in </w:t>
+      </w:r>
+      <w:r>
+        <w:rPr>
+          <w:b/>
+          <w:lang w:val="nl-BE"/>
+        </w:rPr>
+        <w:t>Manage Devices</w:t>
+      </w:r>
+      <w:r>
+        <w:rPr>
+          <w:lang w:val="nl-BE"/>
+        </w:rPr>
+        <w:t xml:space="preserve"> bij beide toestellen op </w:t>
+      </w:r>
+      <w:r>
+        <w:rPr>
+          <w:b/>
+          <w:lang w:val="nl-BE"/>
+        </w:rPr>
+        <w:t>Disconnect</w:t>
+      </w:r>
+      <w:r>
+        <w:rPr>
+          <w:lang w:val="nl-BE"/>
+        </w:rPr>
+        <w:t xml:space="preserve"> en sluit novel studio.</w:t>
       </w:r>
     </w:p>
     <w:p>
-      <w:r>
-        <w:rPr>
-          <w:lang w:val="nl-BE"/>
-        </w:rPr>
-        <w:t xml:space="preserve">Het studieteam brengt de databases van de centra samen in één studiedatabase. Het haalt de database van het centrum op met </w:t>
-      </w:r>
+      <w:pPr>
+        <w:ind w:left="397" w:hanging="397"/>
+      </w:pPr>
       <w:r>
         <w:rPr>
           <w:b/>
           <w:lang w:val="nl-BE"/>
         </w:rPr>
-        <w:t>Export DB</w:t>
-      </w:r>
-      <w:r>
-        <w:rPr>
-          <w:lang w:val="nl-BE"/>
-        </w:rPr>
-        <w:t xml:space="preserve"> (formaat novel database, met Load file bodies into DB, zodat de meetbestanden mee in de database zitten) en leest ze centraal in met </w:t>
+        <w:t xml:space="preserve">44. </w:t>
+      </w:r>
+      <w:r>
+        <w:rPr>
+          <w:lang w:val="nl-BE"/>
+        </w:rPr>
+        <w:t xml:space="preserve">Controleer in de database, in </w:t>
       </w:r>
       <w:r>
         <w:rPr>
           <w:b/>
           <w:lang w:val="nl-BE"/>
         </w:rPr>
-        <w:t>Import DB</w:t>
-      </w:r>
-      <w:r>
-        <w:rPr>
-          <w:lang w:val="nl-BE"/>
-        </w:rPr>
-        <w:t>, met Check for duplicate records [1, §3.1.4 en §3.1.5]. Een database kan ook als bestand verhuizen: loskoppelen op de laptop van het centrum, het .mdf-bestand kopiëren en centraal registreren [1, bijlage J].</w:t>
+        <w:t>pedar Files</w:t>
+      </w:r>
+      <w:r>
+        <w:rPr>
+          <w:lang w:val="nl-BE"/>
+        </w:rPr>
+        <w:t xml:space="preserve">, dat de meting eronder staat, en sluit het bezoek met </w:t>
+      </w:r>
+      <w:r>
+        <w:rPr>
+          <w:b/>
+          <w:lang w:val="nl-BE"/>
+        </w:rPr>
+        <w:t>Close</w:t>
+      </w:r>
+      <w:r>
+        <w:rPr>
+          <w:lang w:val="nl-BE"/>
+        </w:rPr>
+        <w:t>.</w:t>
       </w:r>
     </w:p>
     <w:p>
-      <w:r>
-        <w:rPr>
-          <w:lang w:val="nl-BE"/>
-        </w:rPr>
-        <w:t>Dat samenvoegen werkt alleen omdat de deelnemerscode uniek is over alle centra: REDCap kent ze toe. Naam en geboortedatum zijn voor iedereen gelijk (X, X, 01/01/1900), dus de code is het enige dat deelnemers onderscheidt.</w:t>
+      <w:pPr>
+        <w:ind w:left="397" w:hanging="397"/>
+      </w:pPr>
+      <w:r>
+        <w:rPr>
+          <w:b/>
+          <w:lang w:val="nl-BE"/>
+        </w:rPr>
+        <w:t xml:space="preserve">45. </w:t>
+      </w:r>
+      <w:r>
+        <w:rPr>
+          <w:lang w:val="nl-BE"/>
+        </w:rPr>
+        <w:t>Zet beide zenders uit: houd de joystick op de voorkant 3 seconden naar beneden, tot de lampjes doven.</w:t>
       </w:r>
     </w:p>
     <w:p>
-      <w:r>
-        <w:rPr>
-          <w:lang w:val="nl-BE"/>
-        </w:rPr>
-        <w:t>Exporteert het studieteam de database, dan blijft Include confidential information uitgevinkt: zo gaan naam, adres en telefoonnummer nooit mee [1, bijlage A].</w:t>
+      <w:pPr>
+        <w:ind w:left="397" w:hanging="397"/>
+      </w:pPr>
+      <w:r>
+        <w:rPr>
+          <w:b/>
+          <w:lang w:val="nl-BE"/>
+        </w:rPr>
+        <w:t xml:space="preserve">46. </w:t>
+      </w:r>
+      <w:r>
+        <w:rPr>
+          <w:lang w:val="nl-BE"/>
+        </w:rPr>
+        <w:t>Koppel de zolen los, veeg ze schoon en berg ze vlak op. Nooit vouwen of oprollen.</w:t>
+      </w:r>
+    </w:p>
+    <w:p>
+      <w:pPr>
+        <w:ind w:left="397" w:hanging="397"/>
+      </w:pPr>
+      <w:r>
+        <w:rPr>
+          <w:b/>
+          <w:lang w:val="nl-BE"/>
+        </w:rPr>
+        <w:t xml:space="preserve">47. </w:t>
+      </w:r>
+      <w:r>
+        <w:rPr>
+          <w:lang w:val="nl-BE"/>
+        </w:rPr>
+        <w:t>Zet de router uit en hang de zenders aan de lader als de batterij onder de 30% staat.</w:t>
       </w:r>
     </w:p>
     <w:p>
@@ -6144,272 +4665,18 @@
           <w:sz w:val="24"/>
           <w:lang w:val="nl-BE"/>
         </w:rPr>
-        <w:t>16. Het systeem afsluiten</w:t>
+        <w:t>13. Vastgelopen?</w:t>
       </w:r>
     </w:p>
     <w:p>
-      <w:r>
-        <w:rPr>
-          <w:lang w:val="nl-BE"/>
-        </w:rPr>
-        <w:t>In deze volgorde. Zet je de zenders uit terwijl de software nog verbonden is, dan blijft novel studio op een toestel wachten dat er niet meer is.</w:t>
-      </w:r>
-    </w:p>
-    <w:p>
-      <w:pPr>
-        <w:ind w:left="397" w:hanging="397"/>
-      </w:pPr>
-      <w:r>
-        <w:rPr>
-          <w:b/>
-          <w:lang w:val="nl-BE"/>
-        </w:rPr>
-        <w:t xml:space="preserve">51. </w:t>
-      </w:r>
-      <w:r>
-        <w:rPr>
-          <w:lang w:val="nl-BE"/>
-        </w:rPr>
-        <w:t xml:space="preserve">Controleer dat de meting gestopt is: de timer staat stil en de knop </w:t>
-      </w:r>
-      <w:r>
-        <w:rPr>
-          <w:b/>
-          <w:lang w:val="nl-BE"/>
-        </w:rPr>
-        <w:t>Stop</w:t>
-      </w:r>
-      <w:r>
-        <w:rPr>
-          <w:lang w:val="nl-BE"/>
-        </w:rPr>
-        <w:t xml:space="preserve"> is niet meer actief.</w:t>
-      </w:r>
-    </w:p>
-    <w:p>
-      <w:pPr>
-        <w:ind w:left="397" w:hanging="397"/>
-      </w:pPr>
-      <w:r>
-        <w:rPr>
-          <w:b/>
-          <w:lang w:val="nl-BE"/>
-        </w:rPr>
-        <w:t xml:space="preserve">52. </w:t>
-      </w:r>
-      <w:r>
-        <w:rPr>
-          <w:lang w:val="nl-BE"/>
-        </w:rPr>
-        <w:t xml:space="preserve">Ga in novel studio naar </w:t>
-      </w:r>
-      <w:r>
-        <w:rPr>
-          <w:b/>
-          <w:lang w:val="nl-BE"/>
-        </w:rPr>
-        <w:t>Manage Devices</w:t>
-      </w:r>
-      <w:r>
-        <w:rPr>
-          <w:lang w:val="nl-BE"/>
-        </w:rPr>
-        <w:t xml:space="preserve"> en klik bij beide toestellen op </w:t>
-      </w:r>
-      <w:r>
-        <w:rPr>
-          <w:b/>
-          <w:lang w:val="nl-BE"/>
-        </w:rPr>
-        <w:t>Disconnect</w:t>
-      </w:r>
-      <w:r>
-        <w:rPr>
-          <w:lang w:val="nl-BE"/>
-        </w:rPr>
-        <w:t>.</w:t>
-      </w:r>
-    </w:p>
-    <w:p>
-      <w:pPr>
-        <w:ind w:left="397" w:hanging="397"/>
-      </w:pPr>
-      <w:r>
-        <w:rPr>
-          <w:b/>
-          <w:lang w:val="nl-BE"/>
-        </w:rPr>
-        <w:t xml:space="preserve">53. </w:t>
-      </w:r>
-      <w:r>
-        <w:rPr>
-          <w:lang w:val="nl-BE"/>
-        </w:rPr>
-        <w:t>Sluit novel studio. Het bestand is al bewaard onder het bezoek waaruit je de meting startte.</w:t>
-      </w:r>
-    </w:p>
-    <w:p>
-      <w:pPr>
-        <w:ind w:left="397" w:hanging="397"/>
-      </w:pPr>
-      <w:r>
-        <w:rPr>
-          <w:b/>
-          <w:lang w:val="nl-BE"/>
-        </w:rPr>
-        <w:t xml:space="preserve">54. </w:t>
-      </w:r>
-      <w:r>
-        <w:rPr>
-          <w:lang w:val="nl-BE"/>
-        </w:rPr>
-        <w:t xml:space="preserve">Controleer in de database, in het tabblad </w:t>
-      </w:r>
-      <w:r>
-        <w:rPr>
-          <w:b/>
-          <w:lang w:val="nl-BE"/>
-        </w:rPr>
-        <w:t>pedar Files</w:t>
-      </w:r>
-      <w:r>
-        <w:rPr>
-          <w:lang w:val="nl-BE"/>
-        </w:rPr>
-        <w:t xml:space="preserve">, dat de meting eronder staat. Sluit dan het bezoek met </w:t>
-      </w:r>
-      <w:r>
-        <w:rPr>
-          <w:b/>
-          <w:lang w:val="nl-BE"/>
-        </w:rPr>
-        <w:t>Close</w:t>
-      </w:r>
-      <w:r>
-        <w:rPr>
-          <w:lang w:val="nl-BE"/>
-        </w:rPr>
-        <w:t>.</w:t>
-      </w:r>
-    </w:p>
-    <w:p>
-      <w:pPr>
-        <w:ind w:left="397" w:hanging="397"/>
-      </w:pPr>
-      <w:r>
-        <w:rPr>
-          <w:b/>
-          <w:lang w:val="nl-BE"/>
-        </w:rPr>
-        <w:t xml:space="preserve">55. </w:t>
-      </w:r>
-      <w:r>
-        <w:rPr>
-          <w:lang w:val="nl-BE"/>
-        </w:rPr>
-        <w:t>Zet beide zenders uit: houd de joystick op de voorkant 3 seconden naar beneden, tot de lampjes doven.</w:t>
-      </w:r>
-    </w:p>
-    <w:p>
-      <w:pPr>
-        <w:ind w:left="397" w:hanging="397"/>
-      </w:pPr>
-      <w:r>
-        <w:rPr>
-          <w:b/>
-          <w:lang w:val="nl-BE"/>
-        </w:rPr>
-        <w:t xml:space="preserve">56. </w:t>
-      </w:r>
-      <w:r>
-        <w:rPr>
-          <w:lang w:val="nl-BE"/>
-        </w:rPr>
-        <w:t>Koppel de zolen los, veeg ze schoon en berg ze vlak op. Nooit vouwen of oprollen [3].</w:t>
-      </w:r>
-    </w:p>
-    <w:p>
-      <w:pPr>
-        <w:ind w:left="397" w:hanging="397"/>
-      </w:pPr>
-      <w:r>
-        <w:rPr>
-          <w:b/>
-          <w:lang w:val="nl-BE"/>
-        </w:rPr>
-        <w:t xml:space="preserve">57. </w:t>
-      </w:r>
-      <w:r>
-        <w:rPr>
-          <w:lang w:val="nl-BE"/>
-        </w:rPr>
-        <w:t>Zet de router uit.</w:t>
-      </w:r>
-    </w:p>
-    <w:p>
-      <w:pPr>
-        <w:ind w:left="397" w:hanging="397"/>
-      </w:pPr>
-      <w:r>
-        <w:rPr>
-          <w:b/>
-          <w:lang w:val="nl-BE"/>
-        </w:rPr>
-        <w:t xml:space="preserve">58. </w:t>
-      </w:r>
-      <w:r>
-        <w:rPr>
-          <w:lang w:val="nl-BE"/>
-        </w:rPr>
-        <w:t>Hang beide zenders aan de lader als de batterij onder de 30% staat.</w:t>
-      </w:r>
-    </w:p>
-    <w:p>
-      <w:pPr>
-        <w:pBdr>
-          <w:left w:val="single" w:sz="18" w:space="8" w:color="123A5F"/>
-        </w:pBdr>
-        <w:spacing w:before="120" w:after="120"/>
-        <w:ind w:left="425"/>
-      </w:pPr>
-      <w:r>
-        <w:rPr>
-          <w:b/>
-          <w:color w:val="123A5F"/>
-          <w:sz w:val="20"/>
-          <w:lang w:val="nl-BE"/>
-        </w:rPr>
-        <w:t xml:space="preserve">■ CONTROLEER  </w:t>
-      </w:r>
-      <w:r>
-        <w:rPr>
-          <w:b/>
-          <w:lang w:val="nl-BE"/>
-        </w:rPr>
-        <w:t>Sluit de database pas af als je zeker weet dat de meting eronder staat. Een bestand dat niet gekoppeld is, is achteraf moeilijk terug te vinden.</w:t>
-      </w:r>
-    </w:p>
-    <w:p>
       <w:pPr>
         <w:keepNext/>
-        <w:spacing w:before="200"/>
-      </w:pPr>
-      <w:r>
-        <w:rPr>
-          <w:b/>
-          <w:color w:val="123A5F"/>
-          <w:sz w:val="24"/>
-          <w:lang w:val="nl-BE"/>
-        </w:rPr>
-        <w:t>17. Vastgelopen? Zo zet je het terug</w:t>
-      </w:r>
-    </w:p>
-    <w:p>
-      <w:r>
-        <w:rPr>
-          <w:lang w:val="nl-BE"/>
-        </w:rPr>
-        <w:t>Werk van licht naar zwaar en stop zodra het weer werkt. Ga pas een trede verder als de vorige niet hielp.</w:t>
+      </w:pPr>
+      <w:r>
+        <w:rPr>
+          <w:lang w:val="nl-BE"/>
+        </w:rPr>
+        <w:t>Werk van boven naar onder en stop zodra het weer werkt:</w:t>
       </w:r>
     </w:p>
     <w:tbl>
@@ -6516,7 +4783,7 @@
                 <w:sz w:val="20"/>
                 <w:lang w:val="nl-BE"/>
               </w:rPr>
-              <w:t xml:space="preserve"> onder het toestel dat eruit ligt. Daarna </w:t>
+              <w:t xml:space="preserve"> onder het toestel dat eruit ligt; staat het er niet meer, </w:t>
             </w:r>
             <w:r>
               <w:rPr>
@@ -6531,7 +4798,7 @@
                 <w:sz w:val="20"/>
                 <w:lang w:val="nl-BE"/>
               </w:rPr>
-              <w:t xml:space="preserve"> als het toestel helemaal niet meer in de lijst staat.</w:t>
+              <w:t>.</w:t>
             </w:r>
           </w:p>
         </w:tc>
@@ -6567,7 +4834,7 @@
                 <w:sz w:val="20"/>
                 <w:lang w:val="nl-BE"/>
               </w:rPr>
-              <w:t>Houd de joystick op de voorkant 10 seconden naar beneden: dat is een reset. Wacht tot de lampjes uit zijn, zet de zender weer aan met de knop bovenaan en verbind opnieuw.</w:t>
+              <w:t>Houd de joystick 10 seconden naar beneden (reset), wacht tot de lampjes uit zijn, zet de zender weer aan en verbind opnieuw.</w:t>
             </w:r>
           </w:p>
         </w:tc>
@@ -6603,7 +4870,7 @@
                 <w:sz w:val="20"/>
                 <w:lang w:val="nl-BE"/>
               </w:rPr>
-              <w:t>Sluit novel studio volledig en start de meting opnieuw vanuit de database.</w:t>
+              <w:t>Sluit novel studio en start de meting opnieuw vanuit de database.</w:t>
             </w:r>
           </w:p>
         </w:tc>
@@ -6639,7 +4906,7 @@
                 <w:sz w:val="20"/>
                 <w:lang w:val="nl-BE"/>
               </w:rPr>
-              <w:t>Zet de router uit en weer aan. Wacht tot het netwerk plidarRouterE046 weer zichtbaar is en verbind daarna de zenders opnieuw.</w:t>
+              <w:t>Zet de router uit en weer aan, wacht op plidarRouterE046 en verbind de zenders opnieuw.</w:t>
             </w:r>
           </w:p>
         </w:tc>
@@ -6669,7 +4936,7 @@
                 <w:sz w:val="20"/>
                 <w:lang w:val="nl-BE"/>
               </w:rPr>
-              <w:t>Herstart de laptop. Start daarna eerst de database, dan pas de meting.</w:t>
+              <w:t>Herstart de laptop; start eerst de database, dan de meting.</w:t>
             </w:r>
           </w:p>
         </w:tc>
@@ -6698,7 +4965,7 @@
           <w:b/>
           <w:lang w:val="nl-BE"/>
         </w:rPr>
-        <w:t>Na élke reset: opnieuw nulstellen met de zolen onbelast op tafel, en béide condities overdoen. Een nieuwe nulstelling geeft een nieuwe nullijn.</w:t>
+        <w:t>Na élke reset: opnieuw nulstellen met de zolen onbelast op tafel, en A en B overdoen.</w:t>
       </w:r>
     </w:p>
     <w:p>
@@ -6713,18 +4980,475 @@
           <w:sz w:val="24"/>
           <w:lang w:val="nl-BE"/>
         </w:rPr>
-        <w:t>18. Technische gegevens</w:t>
+        <w:t>14. Achtergrond: wat de software rekent</w:t>
       </w:r>
     </w:p>
     <w:p>
+      <w:r>
+        <w:rPr>
+          <w:lang w:val="nl-BE"/>
+        </w:rPr>
+        <w:t>MPP neemt per sensor de hoogste waarde over de héle opname, ook over aanloop, uitloop, keren en misstappen. De norm is gebouwd op gemiddelden over mid-gait stappen; een maximum ligt altijd even hoog of hoger. Blijft een regio op het MPP-beeld onder 200 kPa, dan haalt ze die grens dus zeker.</w:t>
+      </w:r>
+    </w:p>
+    <w:p>
       <w:pPr>
         <w:keepNext/>
-      </w:pPr>
-      <w:r>
-        <w:rPr>
-          <w:lang w:val="nl-BE"/>
-        </w:rPr>
-        <w:t>Technische gegevens van de zool, uit de pedar® Insole Catalogue [3]:</w:t>
+        <w:spacing w:before="160"/>
+      </w:pPr>
+      <w:r>
+        <w:rPr>
+          <w:b/>
+          <w:color w:val="123A5F"/>
+          <w:sz w:val="20"/>
+          <w:lang w:val="nl-BE"/>
+        </w:rPr>
+        <w:t>Figuur 18: Chart controls — de grafiek afbakenen</w:t>
+      </w:r>
+    </w:p>
+    <w:p>
+      <w:pPr>
+        <w:spacing w:after="160"/>
+        <w:jc w:val="center"/>
+      </w:pPr>
+      <w:r>
+        <w:rPr>
+          <w:noProof/>
+        </w:rPr>
+        <w:drawing>
+          <wp:inline distT="0" distB="0" distL="0" distR="0" wp14:anchorId="6A20C466" wp14:editId="061B7E63">
+            <wp:extent cx="5760000" cy="3339490"/>
+            <wp:effectExtent l="0" t="0" r="0" b="0"/>
+            <wp:docPr id="15" name="Picture 15"/>
+            <wp:cNvGraphicFramePr>
+              <a:graphicFrameLocks xmlns:a="http://schemas.openxmlformats.org/drawingml/2006/main" noChangeAspect="1"/>
+            </wp:cNvGraphicFramePr>
+            <a:graphic xmlns:a="http://schemas.openxmlformats.org/drawingml/2006/main">
+              <a:graphicData uri="http://schemas.openxmlformats.org/drawingml/2006/picture">
+                <pic:pic xmlns:pic="http://schemas.openxmlformats.org/drawingml/2006/picture">
+                  <pic:nvPicPr>
+                    <pic:cNvPr id="0" name="Schermafbeelding 2026-09-10 100125.png"/>
+                    <pic:cNvPicPr/>
+                  </pic:nvPicPr>
+                  <pic:blipFill>
+                    <a:blip r:embed="rId26"/>
+                    <a:stretch>
+                      <a:fillRect/>
+                    </a:stretch>
+                  </pic:blipFill>
+                  <pic:spPr>
+                    <a:xfrm>
+                      <a:off x="0" y="0"/>
+                      <a:ext cx="5760000" cy="3339490"/>
+                    </a:xfrm>
+                    <a:prstGeom prst="rect">
+                      <a:avLst/>
+                    </a:prstGeom>
+                  </pic:spPr>
+                </pic:pic>
+              </a:graphicData>
+            </a:graphic>
+          </wp:inline>
+        </w:drawing>
+      </w:r>
+    </w:p>
+    <w:p>
+      <w:r>
+        <w:rPr>
+          <w:b/>
+          <w:lang w:val="nl-BE"/>
+        </w:rPr>
+        <w:t>Set Range</w:t>
+      </w:r>
+      <w:r>
+        <w:rPr>
+          <w:lang w:val="nl-BE"/>
+        </w:rPr>
+        <w:t xml:space="preserve"> in </w:t>
+      </w:r>
+      <w:r>
+        <w:rPr>
+          <w:b/>
+          <w:lang w:val="nl-BE"/>
+        </w:rPr>
+        <w:t>Chart controls</w:t>
+      </w:r>
+      <w:r>
+        <w:rPr>
+          <w:lang w:val="nl-BE"/>
+        </w:rPr>
+        <w:t xml:space="preserve"> verandert alleen de grafiek: het MPP-beeld en de getallen blijven over de hele opname gaan. Slechte stappen gaan er centraal uit.</w:t>
+      </w:r>
+    </w:p>
+    <w:p>
+      <w:pPr>
+        <w:keepNext/>
+        <w:spacing w:before="160"/>
+      </w:pPr>
+      <w:r>
+        <w:rPr>
+          <w:b/>
+          <w:color w:val="123A5F"/>
+          <w:sz w:val="20"/>
+          <w:lang w:val="nl-BE"/>
+        </w:rPr>
+        <w:t>Figuur 19: MVP O — de gemiddelde drukverdeling; let op de veel lagere waarden</w:t>
+      </w:r>
+    </w:p>
+    <w:p>
+      <w:pPr>
+        <w:spacing w:after="160"/>
+        <w:jc w:val="center"/>
+      </w:pPr>
+      <w:r>
+        <w:rPr>
+          <w:noProof/>
+        </w:rPr>
+        <w:drawing>
+          <wp:inline distT="0" distB="0" distL="0" distR="0" wp14:anchorId="67CC3CB5" wp14:editId="2141D40E">
+            <wp:extent cx="5760000" cy="3343059"/>
+            <wp:effectExtent l="0" t="0" r="0" b="0"/>
+            <wp:docPr id="16" name="Picture 16"/>
+            <wp:cNvGraphicFramePr>
+              <a:graphicFrameLocks xmlns:a="http://schemas.openxmlformats.org/drawingml/2006/main" noChangeAspect="1"/>
+            </wp:cNvGraphicFramePr>
+            <a:graphic xmlns:a="http://schemas.openxmlformats.org/drawingml/2006/main">
+              <a:graphicData uri="http://schemas.openxmlformats.org/drawingml/2006/picture">
+                <pic:pic xmlns:pic="http://schemas.openxmlformats.org/drawingml/2006/picture">
+                  <pic:nvPicPr>
+                    <pic:cNvPr id="0" name="Schermafbeelding 2026-09-10 095945.png"/>
+                    <pic:cNvPicPr/>
+                  </pic:nvPicPr>
+                  <pic:blipFill>
+                    <a:blip r:embed="rId27"/>
+                    <a:stretch>
+                      <a:fillRect/>
+                    </a:stretch>
+                  </pic:blipFill>
+                  <pic:spPr>
+                    <a:xfrm>
+                      <a:off x="0" y="0"/>
+                      <a:ext cx="5760000" cy="3343059"/>
+                    </a:xfrm>
+                    <a:prstGeom prst="rect">
+                      <a:avLst/>
+                    </a:prstGeom>
+                  </pic:spPr>
+                </pic:pic>
+              </a:graphicData>
+            </a:graphic>
+          </wp:inline>
+        </w:drawing>
+      </w:r>
+    </w:p>
+    <w:p>
+      <w:pPr>
+        <w:keepNext/>
+      </w:pPr>
+      <w:r>
+        <w:rPr>
+          <w:lang w:val="nl-BE"/>
+        </w:rPr>
+        <w:t>De drie gemiddelden (MVP):</w:t>
+      </w:r>
+    </w:p>
+    <w:p>
+      <w:pPr>
+        <w:pStyle w:val="Lijstopsomteken"/>
+        <w:ind w:left="680"/>
+      </w:pPr>
+      <w:r>
+        <w:rPr>
+          <w:lang w:val="nl-BE"/>
+        </w:rPr>
+        <w:t>MVP O — over alle frames, ook die zonder druk; de laagste waarden;</w:t>
+      </w:r>
+    </w:p>
+    <w:p>
+      <w:pPr>
+        <w:pStyle w:val="Lijstopsomteken"/>
+        <w:ind w:left="680"/>
+      </w:pPr>
+      <w:r>
+        <w:rPr>
+          <w:lang w:val="nl-BE"/>
+        </w:rPr>
+        <w:t>MVP LC — per sensor over de frames waarin die sensor geladen was;</w:t>
+      </w:r>
+    </w:p>
+    <w:p>
+      <w:pPr>
+        <w:pStyle w:val="Lijstopsomteken"/>
+        <w:ind w:left="680"/>
+      </w:pPr>
+      <w:r>
+        <w:rPr>
+          <w:lang w:val="nl-BE"/>
+        </w:rPr>
+        <w:t>MVP LF — over de frames waarin minstens één sensor druk registreerde.</w:t>
+      </w:r>
+    </w:p>
+    <w:p>
+      <w:pPr>
+        <w:keepNext/>
+      </w:pPr>
+      <w:r>
+        <w:rPr>
+          <w:lang w:val="nl-BE"/>
+        </w:rPr>
+        <w:t>Het studieteam verwerkt de geëxporteerde bestanden centraal in de novel database:</w:t>
+      </w:r>
+    </w:p>
+    <w:tbl>
+      <w:tblPr>
+        <w:tblStyle w:val="Tabelraster"/>
+        <w:tblW w:type="auto" w:w="0"/>
+        <w:tblLook w:firstColumn="1" w:firstRow="1" w:lastColumn="0" w:lastRow="0" w:noHBand="0" w:noVBand="1" w:val="04A0"/>
+      </w:tblPr>
+      <w:tblGrid>
+        <w:gridCol w:w="3118"/>
+        <w:gridCol w:w="5669"/>
+      </w:tblGrid>
+      <w:tr>
+        <w:tc>
+          <w:tcPr>
+            <w:tcW w:type="dxa" w:w="3118"/>
+          </w:tcPr>
+          <w:p>
+            <w:pPr>
+              <w:keepNext/>
+            </w:pPr>
+            <w:r>
+              <w:rPr>
+                <w:b/>
+                <w:color w:val="123A5F"/>
+                <w:sz w:val="20"/>
+                <w:lang w:val="nl-BE"/>
+              </w:rPr>
+              <w:t>Programma</w:t>
+            </w:r>
+          </w:p>
+        </w:tc>
+        <w:tc>
+          <w:tcPr>
+            <w:tcW w:type="dxa" w:w="5669"/>
+          </w:tcPr>
+          <w:p>
+            <w:pPr>
+              <w:keepNext/>
+            </w:pPr>
+            <w:r>
+              <w:rPr>
+                <w:b/>
+                <w:color w:val="123A5F"/>
+                <w:sz w:val="20"/>
+                <w:lang w:val="nl-BE"/>
+              </w:rPr>
+              <w:t>Wat het doet</w:t>
+            </w:r>
+          </w:p>
+        </w:tc>
+      </w:tr>
+      <w:tr>
+        <w:tc>
+          <w:tcPr>
+            <w:tcW w:type="dxa" w:w="3118"/>
+          </w:tcPr>
+          <w:p>
+            <w:pPr>
+              <w:keepNext/>
+            </w:pPr>
+            <w:r>
+              <w:rPr>
+                <w:sz w:val="20"/>
+                <w:lang w:val="nl-BE"/>
+              </w:rPr>
+              <w:t>pedar step analysis</w:t>
+            </w:r>
+          </w:p>
+        </w:tc>
+        <w:tc>
+          <w:tcPr>
+            <w:tcW w:type="dxa" w:w="5669"/>
+          </w:tcPr>
+          <w:p>
+            <w:pPr>
+              <w:keepNext/>
+            </w:pPr>
+            <w:r>
+              <w:rPr>
+                <w:sz w:val="20"/>
+                <w:lang w:val="nl-BE"/>
+              </w:rPr>
+              <w:t>Toont de afzonderlijke stappen, links en rechts</w:t>
+            </w:r>
+          </w:p>
+        </w:tc>
+      </w:tr>
+      <w:tr>
+        <w:tc>
+          <w:tcPr>
+            <w:tcW w:type="dxa" w:w="3118"/>
+          </w:tcPr>
+          <w:p>
+            <w:pPr>
+              <w:keepNext/>
+            </w:pPr>
+            <w:r>
+              <w:rPr>
+                <w:sz w:val="20"/>
+                <w:lang w:val="nl-BE"/>
+              </w:rPr>
+              <w:t>file master</w:t>
+            </w:r>
+          </w:p>
+        </w:tc>
+        <w:tc>
+          <w:tcPr>
+            <w:tcW w:type="dxa" w:w="5669"/>
+          </w:tcPr>
+          <w:p>
+            <w:pPr>
+              <w:keepNext/>
+            </w:pPr>
+            <w:r>
+              <w:rPr>
+                <w:sz w:val="20"/>
+                <w:lang w:val="nl-BE"/>
+              </w:rPr>
+              <w:t>Knipt frames weg tussen twee markers: aanloop, uitloop, keren, pauzes</w:t>
+            </w:r>
+          </w:p>
+        </w:tc>
+      </w:tr>
+      <w:tr>
+        <w:tc>
+          <w:tcPr>
+            <w:tcW w:type="dxa" w:w="3118"/>
+          </w:tcPr>
+          <w:p>
+            <w:pPr>
+              <w:keepNext/>
+            </w:pPr>
+            <w:r>
+              <w:rPr>
+                <w:sz w:val="20"/>
+                <w:lang w:val="nl-BE"/>
+              </w:rPr>
+              <w:t>creation of any and percent masks</w:t>
+            </w:r>
+          </w:p>
+        </w:tc>
+        <w:tc>
+          <w:tcPr>
+            <w:tcW w:type="dxa" w:w="5669"/>
+          </w:tcPr>
+          <w:p>
+            <w:pPr>
+              <w:keepNext/>
+            </w:pPr>
+            <w:r>
+              <w:rPr>
+                <w:sz w:val="20"/>
+                <w:lang w:val="nl-BE"/>
+              </w:rPr>
+              <w:t>Tekent de acht regio’s van het protocol als masker op de zool</w:t>
+            </w:r>
+          </w:p>
+        </w:tc>
+      </w:tr>
+      <w:tr>
+        <w:tc>
+          <w:tcPr>
+            <w:tcW w:type="dxa" w:w="3118"/>
+          </w:tcPr>
+          <w:p>
+            <w:pPr>
+              <w:keepNext/>
+            </w:pPr>
+            <w:r>
+              <w:rPr>
+                <w:sz w:val="20"/>
+                <w:lang w:val="nl-BE"/>
+              </w:rPr>
+              <w:t>multimask evaluation</w:t>
+            </w:r>
+          </w:p>
+        </w:tc>
+        <w:tc>
+          <w:tcPr>
+            <w:tcW w:type="dxa" w:w="5669"/>
+          </w:tcPr>
+          <w:p>
+            <w:pPr>
+              <w:keepNext/>
+            </w:pPr>
+            <w:r>
+              <w:rPr>
+                <w:sz w:val="20"/>
+                <w:lang w:val="nl-BE"/>
+              </w:rPr>
+              <w:t>Rekent de piekdruk per regio voor één meting</w:t>
+            </w:r>
+          </w:p>
+        </w:tc>
+      </w:tr>
+      <w:tr>
+        <w:tc>
+          <w:tcPr>
+            <w:tcW w:type="dxa" w:w="3118"/>
+          </w:tcPr>
+          <w:p>
+            <w:r>
+              <w:rPr>
+                <w:sz w:val="20"/>
+                <w:lang w:val="nl-BE"/>
+              </w:rPr>
+              <w:t>groupmask evaluation</w:t>
+            </w:r>
+          </w:p>
+        </w:tc>
+        <w:tc>
+          <w:tcPr>
+            <w:tcW w:type="dxa" w:w="5669"/>
+          </w:tcPr>
+          <w:p>
+            <w:r>
+              <w:rPr>
+                <w:sz w:val="20"/>
+                <w:lang w:val="nl-BE"/>
+              </w:rPr>
+              <w:t>Hetzelfde over alle metingen van de studie</w:t>
+            </w:r>
+          </w:p>
+        </w:tc>
+      </w:tr>
+    </w:tbl>
+    <w:p/>
+    <w:p>
+      <w:pPr>
+        <w:keepNext/>
+        <w:spacing w:before="200"/>
+      </w:pPr>
+      <w:r>
+        <w:rPr>
+          <w:b/>
+          <w:color w:val="123A5F"/>
+          <w:sz w:val="24"/>
+          <w:lang w:val="nl-BE"/>
+        </w:rPr>
+        <w:t>15. Technische gegevens van de zool</w:t>
+      </w:r>
+    </w:p>
+    <w:p>
+      <w:pPr>
+        <w:keepNext/>
+      </w:pPr>
+      <w:r>
+        <w:rPr>
+          <w:lang w:val="nl-BE"/>
+        </w:rPr>
+        <w:t>Uit de pedar® Insole Catalogue:</w:t>
       </w:r>
     </w:p>
     <w:tbl>
@@ -7073,23 +5797,17 @@
           <w:sz w:val="24"/>
           <w:lang w:val="nl-BE"/>
         </w:rPr>
-        <w:t>19. Referenties</w:t>
+        <w:t>16. Bronnen</w:t>
       </w:r>
     </w:p>
     <w:p>
       <w:pPr>
-        <w:ind w:left="397" w:hanging="397"/>
-      </w:pPr>
-      <w:r>
-        <w:rPr>
-          <w:sz w:val="18"/>
-          <w:lang w:val="nl-BE"/>
-        </w:rPr>
-        <w:t xml:space="preserve">[1] </w:t>
-      </w:r>
-      <w:r>
-        <w:rPr>
-          <w:sz w:val="18"/>
+        <w:pStyle w:val="Lijstopsomteken"/>
+        <w:ind w:left="680"/>
+      </w:pPr>
+      <w:r>
+        <w:rPr>
+          <w:sz w:val="17"/>
           <w:lang w:val="nl-BE"/>
         </w:rPr>
         <w:t>novel gmbh. novel database db light: handleiding, versie 28. München: novel gmbh; mei 2020. In het studiedossier: Novel Pedar/database_light_v28.pdf.</w:t>
@@ -7097,113 +5815,77 @@
     </w:p>
     <w:p>
       <w:pPr>
-        <w:ind w:left="397" w:hanging="397"/>
-      </w:pPr>
-      <w:r>
-        <w:rPr>
-          <w:sz w:val="18"/>
-          <w:lang w:val="nl-BE"/>
-        </w:rPr>
-        <w:t xml:space="preserve">[2] </w:t>
-      </w:r>
-      <w:r>
-        <w:rPr>
-          <w:sz w:val="18"/>
-          <w:lang w:val="nl-BE"/>
-        </w:rPr>
-        <w:t>novel gmbh. Installatiehandleiding novel database, versie 28. München: novel gmbh. In het studiedossier: Novel Pedar/database_v28_installation guide.pdf.</w:t>
+        <w:pStyle w:val="Lijstopsomteken"/>
+        <w:ind w:left="680"/>
+      </w:pPr>
+      <w:r>
+        <w:rPr>
+          <w:sz w:val="17"/>
+          <w:lang w:val="nl-BE"/>
+        </w:rPr>
+        <w:t>novel gmbh. pedar® Insole Catalogue. München: novel gmbh; 2020.</w:t>
       </w:r>
     </w:p>
     <w:p>
       <w:pPr>
-        <w:ind w:left="397" w:hanging="397"/>
-      </w:pPr>
-      <w:r>
-        <w:rPr>
-          <w:sz w:val="18"/>
-          <w:lang w:val="nl-BE"/>
-        </w:rPr>
-        <w:t xml:space="preserve">[3] </w:t>
-      </w:r>
-      <w:r>
-        <w:rPr>
-          <w:sz w:val="18"/>
-          <w:lang w:val="nl-BE"/>
-        </w:rPr>
-        <w:t>novel gmbh. pedar® Insole Catalogue. München: novel gmbh; 2020.</w:t>
+        <w:pStyle w:val="Lijstopsomteken"/>
+        <w:ind w:left="680"/>
+      </w:pPr>
+      <w:r>
+        <w:rPr>
+          <w:sz w:val="17"/>
+          <w:lang w:val="nl-BE"/>
+        </w:rPr>
+        <w:t>PARADISE-studieprotocol S71769 (FWO-TBM T000226N), §3.2.1 en §5.4.</w:t>
       </w:r>
     </w:p>
     <w:p>
       <w:pPr>
-        <w:ind w:left="397" w:hanging="397"/>
-      </w:pPr>
-      <w:r>
-        <w:rPr>
-          <w:sz w:val="18"/>
-          <w:lang w:val="nl-BE"/>
-        </w:rPr>
-        <w:t xml:space="preserve">[4] </w:t>
-      </w:r>
-      <w:r>
-        <w:rPr>
-          <w:sz w:val="18"/>
-          <w:lang w:val="nl-BE"/>
-        </w:rPr>
-        <w:t>PARADISE-studieprotocol S71769 (FWO-TBM T000226N), §3.2.1 en §5.4.</w:t>
+        <w:pStyle w:val="Lijstopsomteken"/>
+        <w:ind w:left="680"/>
+      </w:pPr>
+      <w:r>
+        <w:rPr>
+          <w:sz w:val="17"/>
+          <w:lang w:val="nl-BE"/>
+        </w:rPr>
+        <w:t>PARADISE-protocolmanuscript. Integrating offloading, adherence monitoring and behaviour change to prevent diabetic foot ulcer recurrence: protocol for the PARADISE multicentre randomised controlled trial. Methods, Pressure-guided footwear optimisation.</w:t>
       </w:r>
     </w:p>
     <w:p>
       <w:pPr>
-        <w:ind w:left="397" w:hanging="397"/>
-      </w:pPr>
-      <w:r>
-        <w:rPr>
-          <w:sz w:val="18"/>
-          <w:lang w:val="nl-BE"/>
-        </w:rPr>
-        <w:t xml:space="preserve">[5] </w:t>
-      </w:r>
-      <w:r>
-        <w:rPr>
-          <w:sz w:val="18"/>
-          <w:lang w:val="nl-BE"/>
-        </w:rPr>
-        <w:t>Arts ML, Bus SA. Twelve steps per foot are recommended for valid and reliable in-shoe plantar pressure data in neuropathic diabetic patients wearing custom made footwear. Clin Biomech (Bristol). 2011;26(8):880-4. doi:10.1016/j.clinbiomech.2011.05.001</w:t>
+        <w:pStyle w:val="Lijstopsomteken"/>
+        <w:ind w:left="680"/>
+      </w:pPr>
+      <w:r>
+        <w:rPr>
+          <w:sz w:val="17"/>
+          <w:lang w:val="nl-BE"/>
+        </w:rPr>
+        <w:t>Bus SA, Haspels R, Busch-Westbroek TE. Evaluation and optimization of therapeutic footwear for neuropathic diabetic foot patients using in-shoe plantar pressure analysis. Diabetes Care. 2011;34(7):1595-600. doi:10.2337/dc10-2206</w:t>
       </w:r>
     </w:p>
     <w:p>
       <w:pPr>
-        <w:ind w:left="397" w:hanging="397"/>
-      </w:pPr>
-      <w:r>
-        <w:rPr>
-          <w:sz w:val="18"/>
-          <w:lang w:val="nl-BE"/>
-        </w:rPr>
-        <w:t xml:space="preserve">[6] </w:t>
-      </w:r>
-      <w:r>
-        <w:rPr>
-          <w:sz w:val="18"/>
-          <w:lang w:val="nl-BE"/>
-        </w:rPr>
-        <w:t>Bus SA, Haspels R, Busch-Westbroek TE. Evaluation and optimization of therapeutic footwear for neuropathic diabetic foot patients using in-shoe plantar pressure analysis. Diabetes Care. 2011;34(7):1595-600. doi:10.2337/dc10-2206</w:t>
+        <w:pStyle w:val="Lijstopsomteken"/>
+        <w:ind w:left="680"/>
+      </w:pPr>
+      <w:r>
+        <w:rPr>
+          <w:sz w:val="17"/>
+          <w:lang w:val="nl-BE"/>
+        </w:rPr>
+        <w:t>Arts ML, Bus SA. Twelve steps per foot are recommended for valid and reliable in-shoe plantar pressure data in neuropathic diabetic patients wearing custom made footwear. Clin Biomech (Bristol). 2011;26(8):880-4. doi:10.1016/j.clinbiomech.2011.05.001</w:t>
       </w:r>
     </w:p>
     <w:p>
       <w:pPr>
-        <w:ind w:left="397" w:hanging="397"/>
-      </w:pPr>
-      <w:r>
-        <w:rPr>
-          <w:sz w:val="18"/>
-          <w:lang w:val="nl-BE"/>
-        </w:rPr>
-        <w:t xml:space="preserve">[7] </w:t>
-      </w:r>
-      <w:r>
-        <w:rPr>
-          <w:sz w:val="18"/>
+        <w:pStyle w:val="Lijstopsomteken"/>
+        <w:ind w:left="680"/>
+      </w:pPr>
+      <w:r>
+        <w:rPr>
+          <w:sz w:val="17"/>
           <w:lang w:val="nl-BE"/>
         </w:rPr>
         <w:t>Keukenkamp R, van Netten JJ, Busch-Westbroek TE, Bus SA. Custom-made footwear designed for indoor use increases short-term and long-term adherence in people with diabetes at high ulcer risk. BMJ Open Diabetes Res Care. 2022;10(1):e002593. doi:10.1136/bmjdrc-2021-002593</w:t>
@@ -7211,327 +5893,15 @@
     </w:p>
     <w:p>
       <w:pPr>
-        <w:ind w:left="397" w:hanging="397"/>
-      </w:pPr>
-      <w:r>
-        <w:rPr>
-          <w:sz w:val="18"/>
-          <w:lang w:val="nl-BE"/>
-        </w:rPr>
-        <w:t xml:space="preserve">[8] </w:t>
-      </w:r>
-      <w:r>
-        <w:rPr>
-          <w:sz w:val="18"/>
+        <w:pStyle w:val="Lijstopsomteken"/>
+        <w:ind w:left="680"/>
+      </w:pPr>
+      <w:r>
+        <w:rPr>
+          <w:sz w:val="17"/>
           <w:lang w:val="nl-BE"/>
         </w:rPr>
         <w:t>Zwaferink JBJ, Nollet F, Bus SA. In-shoe pressure measurements in diabetic footwear practice: success rate and facilitators of and barriers to implementation. Sensors (Basel). 2024;24(6):1795. doi:10.3390/s24061795</w:t>
-      </w:r>
-    </w:p>
-    <w:p>
-      <w:pPr>
-        <w:ind w:left="397" w:hanging="397"/>
-      </w:pPr>
-      <w:r>
-        <w:rPr>
-          <w:sz w:val="18"/>
-          <w:lang w:val="nl-BE"/>
-        </w:rPr>
-        <w:t xml:space="preserve">[9] </w:t>
-      </w:r>
-      <w:r>
-        <w:rPr>
-          <w:sz w:val="18"/>
-          <w:lang w:val="nl-BE"/>
-        </w:rPr>
-        <w:t>PARADISE-studieteam. Beslissingen over de drukmeting van 11, 14, 22 en 25 september 2026 (PARADISE_BRONNEN).</w:t>
-      </w:r>
-    </w:p>
-    <w:p>
-      <w:pPr>
-        <w:ind w:left="397" w:hanging="397"/>
-      </w:pPr>
-      <w:r>
-        <w:rPr>
-          <w:sz w:val="18"/>
-          <w:lang w:val="nl-BE"/>
-        </w:rPr>
-        <w:t xml:space="preserve">[10] </w:t>
-      </w:r>
-      <w:r>
-        <w:rPr>
-          <w:sz w:val="18"/>
-          <w:lang w:val="nl-BE"/>
-        </w:rPr>
-        <w:t>PARADISE — informatie- en toestemmingsformulier (model), rubriek over de vertrouwelijkheid van de gegevens.</w:t>
-      </w:r>
-    </w:p>
-    <w:p>
-      <w:pPr>
-        <w:keepNext/>
-        <w:spacing w:before="240"/>
-      </w:pPr>
-      <w:r>
-        <w:rPr>
-          <w:b/>
-          <w:color w:val="123A5F"/>
-          <w:sz w:val="24"/>
-          <w:lang w:val="nl-BE"/>
-        </w:rPr>
-        <w:t>Validatie</w:t>
-      </w:r>
-    </w:p>
-    <w:tbl>
-      <w:tblPr>
-        <w:tblStyle w:val="Tabelraster"/>
-        <w:tblW w:type="auto" w:w="0"/>
-        <w:tblLook w:firstColumn="1" w:firstRow="1" w:lastColumn="0" w:lastRow="0" w:noHBand="0" w:noVBand="1" w:val="04A0"/>
-      </w:tblPr>
-      <w:tblGrid>
-        <w:gridCol w:w="1417"/>
-        <w:gridCol w:w="2041"/>
-        <w:gridCol w:w="2098"/>
-        <w:gridCol w:w="1247"/>
-        <w:gridCol w:w="1984"/>
-      </w:tblGrid>
-      <w:tr>
-        <w:tc>
-          <w:tcPr>
-            <w:tcW w:type="dxa" w:w="1417"/>
-          </w:tcPr>
-          <w:p>
-            <w:pPr>
-              <w:keepNext/>
-            </w:pPr>
-          </w:p>
-        </w:tc>
-        <w:tc>
-          <w:tcPr>
-            <w:tcW w:type="dxa" w:w="2041"/>
-          </w:tcPr>
-          <w:p>
-            <w:pPr>
-              <w:keepNext/>
-            </w:pPr>
-            <w:r>
-              <w:rPr>
-                <w:b/>
-                <w:color w:val="123A5F"/>
-                <w:sz w:val="20"/>
-                <w:lang w:val="nl-BE"/>
-              </w:rPr>
-              <w:t>Naam</w:t>
-            </w:r>
-          </w:p>
-        </w:tc>
-        <w:tc>
-          <w:tcPr>
-            <w:tcW w:type="dxa" w:w="2098"/>
-          </w:tcPr>
-          <w:p>
-            <w:pPr>
-              <w:keepNext/>
-            </w:pPr>
-            <w:r>
-              <w:rPr>
-                <w:b/>
-                <w:color w:val="123A5F"/>
-                <w:sz w:val="20"/>
-                <w:lang w:val="nl-BE"/>
-              </w:rPr>
-              <w:t>Functie</w:t>
-            </w:r>
-          </w:p>
-        </w:tc>
-        <w:tc>
-          <w:tcPr>
-            <w:tcW w:type="dxa" w:w="1247"/>
-          </w:tcPr>
-          <w:p>
-            <w:pPr>
-              <w:keepNext/>
-            </w:pPr>
-            <w:r>
-              <w:rPr>
-                <w:b/>
-                <w:color w:val="123A5F"/>
-                <w:sz w:val="20"/>
-                <w:lang w:val="nl-BE"/>
-              </w:rPr>
-              <w:t>Datum</w:t>
-            </w:r>
-          </w:p>
-        </w:tc>
-        <w:tc>
-          <w:tcPr>
-            <w:tcW w:type="dxa" w:w="1984"/>
-          </w:tcPr>
-          <w:p>
-            <w:pPr>
-              <w:keepNext/>
-            </w:pPr>
-            <w:r>
-              <w:rPr>
-                <w:b/>
-                <w:color w:val="123A5F"/>
-                <w:sz w:val="20"/>
-                <w:lang w:val="nl-BE"/>
-              </w:rPr>
-              <w:t>Handtekening</w:t>
-            </w:r>
-          </w:p>
-        </w:tc>
-      </w:tr>
-      <w:tr>
-        <w:trPr>
-          <w:trHeight w:val="567"/>
-        </w:trPr>
-        <w:tc>
-          <w:tcPr>
-            <w:tcW w:type="dxa" w:w="1417"/>
-          </w:tcPr>
-          <w:p>
-            <w:pPr>
-              <w:keepNext/>
-            </w:pPr>
-            <w:r>
-              <w:rPr>
-                <w:sz w:val="20"/>
-                <w:lang w:val="nl-BE"/>
-              </w:rPr>
-              <w:t>Opgesteld</w:t>
-            </w:r>
-          </w:p>
-        </w:tc>
-        <w:tc>
-          <w:tcPr>
-            <w:tcW w:type="dxa" w:w="2041"/>
-          </w:tcPr>
-          <w:p>
-            <w:pPr>
-              <w:keepNext/>
-            </w:pPr>
-            <w:r>
-              <w:rPr>
-                <w:sz w:val="20"/>
-                <w:lang w:val="nl-BE"/>
-              </w:rPr>
-              <w:t>Janou De Buyser</w:t>
-            </w:r>
-          </w:p>
-        </w:tc>
-        <w:tc>
-          <w:tcPr>
-            <w:tcW w:type="dxa" w:w="2098"/>
-          </w:tcPr>
-          <w:p>
-            <w:pPr>
-              <w:keepNext/>
-            </w:pPr>
-            <w:r>
-              <w:rPr>
-                <w:sz w:val="20"/>
-                <w:lang w:val="nl-BE"/>
-              </w:rPr>
-              <w:t>coördinerend onderzoeker</w:t>
-            </w:r>
-          </w:p>
-        </w:tc>
-        <w:tc>
-          <w:tcPr>
-            <w:tcW w:type="dxa" w:w="1247"/>
-          </w:tcPr>
-          <w:p>
-            <w:pPr>
-              <w:keepNext/>
-            </w:pPr>
-            <w:r>
-              <w:rPr>
-                <w:sz w:val="20"/>
-                <w:lang w:val="nl-BE"/>
-              </w:rPr>
-              <w:t>25/09/2026</w:t>
-            </w:r>
-          </w:p>
-        </w:tc>
-        <w:tc>
-          <w:tcPr>
-            <w:tcW w:type="dxa" w:w="1984"/>
-          </w:tcPr>
-          <w:p>
-            <w:pPr>
-              <w:keepNext/>
-            </w:pPr>
-          </w:p>
-        </w:tc>
-      </w:tr>
-      <w:tr>
-        <w:trPr>
-          <w:trHeight w:val="567"/>
-        </w:trPr>
-        <w:tc>
-          <w:tcPr>
-            <w:tcW w:type="dxa" w:w="1417"/>
-          </w:tcPr>
-          <w:p>
-            <w:r>
-              <w:rPr>
-                <w:sz w:val="20"/>
-                <w:lang w:val="nl-BE"/>
-              </w:rPr>
-              <w:t>Gevalideerd</w:t>
-            </w:r>
-          </w:p>
-        </w:tc>
-        <w:tc>
-          <w:tcPr>
-            <w:tcW w:type="dxa" w:w="2041"/>
-          </w:tcPr>
-          <w:p>
-            <w:r>
-              <w:rPr>
-                <w:sz w:val="20"/>
-                <w:lang w:val="nl-BE"/>
-              </w:rPr>
-              <w:t>Kevin Deschamps</w:t>
-            </w:r>
-          </w:p>
-        </w:tc>
-        <w:tc>
-          <w:tcPr>
-            <w:tcW w:type="dxa" w:w="2098"/>
-          </w:tcPr>
-          <w:p>
-            <w:r>
-              <w:rPr>
-                <w:sz w:val="20"/>
-                <w:lang w:val="nl-BE"/>
-              </w:rPr>
-              <w:t>promotor</w:t>
-            </w:r>
-          </w:p>
-        </w:tc>
-        <w:tc>
-          <w:tcPr>
-            <w:tcW w:type="dxa" w:w="1247"/>
-          </w:tcPr>
-          <w:p/>
-        </w:tc>
-        <w:tc>
-          <w:tcPr>
-            <w:tcW w:type="dxa" w:w="1984"/>
-          </w:tcPr>
-          <w:p/>
-        </w:tc>
-      </w:tr>
-    </w:tbl>
-    <w:p/>
-    <w:p>
-      <w:r>
-        <w:rPr>
-          <w:lang w:val="nl-BE"/>
-        </w:rPr>
-        <w:t>Deze versie geldt vanaf de validatiedatum. Een wijziging aan software, firmware of werkwijze geeft een nieuwe versie, met een nieuwe validatie.</w:t>
       </w:r>
     </w:p>
     <w:sectPr>
@@ -7585,7 +5955,7 @@
         <w:sz w:val="16"/>
         <w:lang w:val="nl-BE"/>
       </w:rPr>
-      <w:t xml:space="preserve">PARADISE-studie  ·  eCRF 09b: Werkinstructie drukmeting (SOP Novel pedar) ·  Versie 1.2  ·  25/09/2026  ·  Pagina </w:t>
+      <w:t xml:space="preserve">PARADISE-studie  ·  eCRF 09b: Werkinstructie drukmeting (SOP Novel pedar) ·  Versie 1.3  ·  25/09/2026  ·  Pagina </w:t>
     </w:r>
     <w:r>
       <w:rPr>

--- a/(e)CRF/Per visite/V8 - Opvolgvisite/SOP en werkinstructies/09b_Werkinstructie drukmeting (SOP Novel pedar).docx
+++ b/(e)CRF/Per visite/V8 - Opvolgvisite/SOP en werkinstructies/09b_Werkinstructie drukmeting (SOP Novel pedar).docx
@@ -4295,9 +4295,6 @@
             <w:tcW w:type="dxa" w:w="1247"/>
           </w:tcPr>
           <w:p>
-            <w:pPr>
-              <w:keepNext/>
-            </w:pPr>
             <w:r>
               <w:rPr>
                 <w:sz w:val="20"/>
@@ -4312,9 +4309,6 @@
             <w:tcW w:type="dxa" w:w="7540"/>
           </w:tcPr>
           <w:p>
-            <w:pPr>
-              <w:keepNext/>
-            </w:pPr>
             <w:r>
               <w:rPr>
                 <w:sz w:val="20"/>
@@ -4325,36 +4319,6 @@
           </w:p>
         </w:tc>
       </w:tr>
-      <w:tr>
-        <w:tc>
-          <w:tcPr>
-            <w:tcW w:type="dxa" w:w="1247"/>
-          </w:tcPr>
-          <w:p>
-            <w:r>
-              <w:rPr>
-                <w:sz w:val="20"/>
-                <w:lang w:val="nl-BE"/>
-              </w:rPr>
-              <w:t>7</w:t>
-            </w:r>
-          </w:p>
-        </w:tc>
-        <w:tc>
-          <w:tcPr>
-            <w:tcW w:type="dxa" w:w="7540"/>
-          </w:tcPr>
-          <w:p>
-            <w:r>
-              <w:rPr>
-                <w:sz w:val="20"/>
-                <w:lang w:val="nl-BE"/>
-              </w:rPr>
-              <w:t>Blijft leeg tot het masker met de acht regio’s er is</w:t>
-            </w:r>
-          </w:p>
-        </w:tc>
-      </w:tr>
     </w:tbl>
     <w:p/>
     <w:p>
@@ -4379,7 +4343,7 @@
           <w:b/>
           <w:lang w:val="nl-BE"/>
         </w:rPr>
-        <w:t>Kolom D in blok 4, 5 en 7 is de referentie: de piekdruk zonder zool op visite 2. Op visite 2 is dat dezelfde waarde als kolom E; op maand 6, 12 en 18 neem je ze over uit eCRF 24b.</w:t>
+        <w:t>Kolom D in blok 4 en 5 is de referentie: de piekdruk zonder zool op visite 2. Op visite 2 is dat dezelfde waarde als kolom E; op maand 6, 12 en 18 neem je ze over uit eCRF 24b.</w:t>
       </w:r>
     </w:p>
     <w:p>
@@ -5188,243 +5152,6 @@
         <w:t>MVP LF — over de frames waarin minstens één sensor druk registreerde.</w:t>
       </w:r>
     </w:p>
-    <w:p>
-      <w:pPr>
-        <w:keepNext/>
-      </w:pPr>
-      <w:r>
-        <w:rPr>
-          <w:lang w:val="nl-BE"/>
-        </w:rPr>
-        <w:t>Het studieteam verwerkt de geëxporteerde bestanden centraal in de novel database:</w:t>
-      </w:r>
-    </w:p>
-    <w:tbl>
-      <w:tblPr>
-        <w:tblStyle w:val="Tabelraster"/>
-        <w:tblW w:type="auto" w:w="0"/>
-        <w:tblLook w:firstColumn="1" w:firstRow="1" w:lastColumn="0" w:lastRow="0" w:noHBand="0" w:noVBand="1" w:val="04A0"/>
-      </w:tblPr>
-      <w:tblGrid>
-        <w:gridCol w:w="3118"/>
-        <w:gridCol w:w="5669"/>
-      </w:tblGrid>
-      <w:tr>
-        <w:tc>
-          <w:tcPr>
-            <w:tcW w:type="dxa" w:w="3118"/>
-          </w:tcPr>
-          <w:p>
-            <w:pPr>
-              <w:keepNext/>
-            </w:pPr>
-            <w:r>
-              <w:rPr>
-                <w:b/>
-                <w:color w:val="123A5F"/>
-                <w:sz w:val="20"/>
-                <w:lang w:val="nl-BE"/>
-              </w:rPr>
-              <w:t>Programma</w:t>
-            </w:r>
-          </w:p>
-        </w:tc>
-        <w:tc>
-          <w:tcPr>
-            <w:tcW w:type="dxa" w:w="5669"/>
-          </w:tcPr>
-          <w:p>
-            <w:pPr>
-              <w:keepNext/>
-            </w:pPr>
-            <w:r>
-              <w:rPr>
-                <w:b/>
-                <w:color w:val="123A5F"/>
-                <w:sz w:val="20"/>
-                <w:lang w:val="nl-BE"/>
-              </w:rPr>
-              <w:t>Wat het doet</w:t>
-            </w:r>
-          </w:p>
-        </w:tc>
-      </w:tr>
-      <w:tr>
-        <w:tc>
-          <w:tcPr>
-            <w:tcW w:type="dxa" w:w="3118"/>
-          </w:tcPr>
-          <w:p>
-            <w:pPr>
-              <w:keepNext/>
-            </w:pPr>
-            <w:r>
-              <w:rPr>
-                <w:sz w:val="20"/>
-                <w:lang w:val="nl-BE"/>
-              </w:rPr>
-              <w:t>pedar step analysis</w:t>
-            </w:r>
-          </w:p>
-        </w:tc>
-        <w:tc>
-          <w:tcPr>
-            <w:tcW w:type="dxa" w:w="5669"/>
-          </w:tcPr>
-          <w:p>
-            <w:pPr>
-              <w:keepNext/>
-            </w:pPr>
-            <w:r>
-              <w:rPr>
-                <w:sz w:val="20"/>
-                <w:lang w:val="nl-BE"/>
-              </w:rPr>
-              <w:t>Toont de afzonderlijke stappen, links en rechts</w:t>
-            </w:r>
-          </w:p>
-        </w:tc>
-      </w:tr>
-      <w:tr>
-        <w:tc>
-          <w:tcPr>
-            <w:tcW w:type="dxa" w:w="3118"/>
-          </w:tcPr>
-          <w:p>
-            <w:pPr>
-              <w:keepNext/>
-            </w:pPr>
-            <w:r>
-              <w:rPr>
-                <w:sz w:val="20"/>
-                <w:lang w:val="nl-BE"/>
-              </w:rPr>
-              <w:t>file master</w:t>
-            </w:r>
-          </w:p>
-        </w:tc>
-        <w:tc>
-          <w:tcPr>
-            <w:tcW w:type="dxa" w:w="5669"/>
-          </w:tcPr>
-          <w:p>
-            <w:pPr>
-              <w:keepNext/>
-            </w:pPr>
-            <w:r>
-              <w:rPr>
-                <w:sz w:val="20"/>
-                <w:lang w:val="nl-BE"/>
-              </w:rPr>
-              <w:t>Knipt frames weg tussen twee markers: aanloop, uitloop, keren, pauzes</w:t>
-            </w:r>
-          </w:p>
-        </w:tc>
-      </w:tr>
-      <w:tr>
-        <w:tc>
-          <w:tcPr>
-            <w:tcW w:type="dxa" w:w="3118"/>
-          </w:tcPr>
-          <w:p>
-            <w:pPr>
-              <w:keepNext/>
-            </w:pPr>
-            <w:r>
-              <w:rPr>
-                <w:sz w:val="20"/>
-                <w:lang w:val="nl-BE"/>
-              </w:rPr>
-              <w:t>creation of any and percent masks</w:t>
-            </w:r>
-          </w:p>
-        </w:tc>
-        <w:tc>
-          <w:tcPr>
-            <w:tcW w:type="dxa" w:w="5669"/>
-          </w:tcPr>
-          <w:p>
-            <w:pPr>
-              <w:keepNext/>
-            </w:pPr>
-            <w:r>
-              <w:rPr>
-                <w:sz w:val="20"/>
-                <w:lang w:val="nl-BE"/>
-              </w:rPr>
-              <w:t>Tekent de acht regio’s van het protocol als masker op de zool</w:t>
-            </w:r>
-          </w:p>
-        </w:tc>
-      </w:tr>
-      <w:tr>
-        <w:tc>
-          <w:tcPr>
-            <w:tcW w:type="dxa" w:w="3118"/>
-          </w:tcPr>
-          <w:p>
-            <w:pPr>
-              <w:keepNext/>
-            </w:pPr>
-            <w:r>
-              <w:rPr>
-                <w:sz w:val="20"/>
-                <w:lang w:val="nl-BE"/>
-              </w:rPr>
-              <w:t>multimask evaluation</w:t>
-            </w:r>
-          </w:p>
-        </w:tc>
-        <w:tc>
-          <w:tcPr>
-            <w:tcW w:type="dxa" w:w="5669"/>
-          </w:tcPr>
-          <w:p>
-            <w:pPr>
-              <w:keepNext/>
-            </w:pPr>
-            <w:r>
-              <w:rPr>
-                <w:sz w:val="20"/>
-                <w:lang w:val="nl-BE"/>
-              </w:rPr>
-              <w:t>Rekent de piekdruk per regio voor één meting</w:t>
-            </w:r>
-          </w:p>
-        </w:tc>
-      </w:tr>
-      <w:tr>
-        <w:tc>
-          <w:tcPr>
-            <w:tcW w:type="dxa" w:w="3118"/>
-          </w:tcPr>
-          <w:p>
-            <w:r>
-              <w:rPr>
-                <w:sz w:val="20"/>
-                <w:lang w:val="nl-BE"/>
-              </w:rPr>
-              <w:t>groupmask evaluation</w:t>
-            </w:r>
-          </w:p>
-        </w:tc>
-        <w:tc>
-          <w:tcPr>
-            <w:tcW w:type="dxa" w:w="5669"/>
-          </w:tcPr>
-          <w:p>
-            <w:r>
-              <w:rPr>
-                <w:sz w:val="20"/>
-                <w:lang w:val="nl-BE"/>
-              </w:rPr>
-              <w:t>Hetzelfde over alle metingen van de studie</w:t>
-            </w:r>
-          </w:p>
-        </w:tc>
-      </w:tr>
-    </w:tbl>
-    <w:p/>
     <w:p>
       <w:pPr>
         <w:keepNext/>
@@ -5955,7 +5682,7 @@
         <w:sz w:val="16"/>
         <w:lang w:val="nl-BE"/>
       </w:rPr>
-      <w:t xml:space="preserve">PARADISE-studie  ·  eCRF 09b: Werkinstructie drukmeting (SOP Novel pedar) ·  Versie 1.3  ·  25/09/2026  ·  Pagina </w:t>
+      <w:t xml:space="preserve">PARADISE-studie  ·  eCRF 09b: Werkinstructie drukmeting (SOP Novel pedar) ·  Versie 1.4  ·  25/09/2026  ·  Pagina </w:t>
     </w:r>
     <w:r>
       <w:rPr>

--- a/(e)CRF/Per visite/V8 - Opvolgvisite/SOP en werkinstructies/09b_Werkinstructie drukmeting (SOP Novel pedar).docx
+++ b/(e)CRF/Per visite/V8 - Opvolgvisite/SOP en werkinstructies/09b_Werkinstructie drukmeting (SOP Novel pedar).docx
@@ -3567,7 +3567,7 @@
         <w:rPr>
           <w:lang w:val="nl-BE"/>
         </w:rPr>
-        <w:t>Noteer in blok 4 per voet drie regio’s met hun piekdruk:</w:t>
+        <w:t>Noteer in blok 4 per voet de doelregio’s, hoogstens drie, met hun piekdruk:</w:t>
       </w:r>
     </w:p>
     <w:p>
@@ -3591,7 +3591,7 @@
         <w:rPr>
           <w:lang w:val="nl-BE"/>
         </w:rPr>
-        <w:t>dan de twee regio’s in voorvoet of middenvoet met de hoogste piekdruk. De hiel telt niet mee, tenzij daar de vorige voetzweer zat.</w:t>
+        <w:t>dan de twee regio’s in voorvoet of middenvoet met de hoogste piekdruk boven 200 kPa. Liggen er minder regio’s boven 200 kPa, dan duid je er minder aan. De hiel telt niet mee, tenzij daar de vorige voetzweer zat.</w:t>
       </w:r>
     </w:p>
     <w:p>
@@ -3599,7 +3599,7 @@
         <w:rPr>
           <w:lang w:val="nl-BE"/>
         </w:rPr>
-        <w:t>Regio’s: hiel, mediale middenvoet, laterale middenvoet, metatarsaal 1, metatarsaal 2-3, metatarsaal 4-5, hallux, tenen 2-5. Dezelfde drie duid je op visite 2 aan als doelregio’s op eCRF 24, vóór je B meet; op maand 6, 12 en 18 neem je ze over van het vorige formulier.</w:t>
+        <w:t>Regio’s: hiel, mediale middenvoet, laterale middenvoet, metatarsaal 1, metatarsaal 2-3, metatarsaal 4-5, hallux, tenen 2-5. Dezelfde duid je op visite 2 aan als doelregio’s op eCRF 24, vóór je B meet; op maand 6, 12 en 18 neem je ze over van het vorige formulier.</w:t>
       </w:r>
     </w:p>
     <w:p>
@@ -4248,7 +4248,7 @@
                 <w:sz w:val="20"/>
                 <w:lang w:val="nl-BE"/>
               </w:rPr>
-              <w:t>De drie regio’s per voet, met de referentie van visite 2 en de piekdruk zonder en met zool; % lager dan referentie en Norm gehaald? rekenen zelf</w:t>
+              <w:t>De doelregio’s per voet, met de referentie van visite 2 en de piekdruk zonder en met zool; % lager dan referentie en Norm gehaald? rekenen zelf</w:t>
             </w:r>
           </w:p>
         </w:tc>
@@ -4284,7 +4284,7 @@
                 <w:sz w:val="20"/>
                 <w:lang w:val="nl-BE"/>
               </w:rPr>
-              <w:t>De drie doelregio’s, met dezelfde kolommen, en of de druk met 5% of meer gestegen is</w:t>
+              <w:t>De doelregio’s, met dezelfde kolommen, en of de druk met 5% of meer gestegen is</w:t>
             </w:r>
           </w:p>
         </w:tc>

--- a/(e)CRF/Per visite/V8 - Opvolgvisite/SOP en werkinstructies/09b_Werkinstructie drukmeting (SOP Novel pedar).docx
+++ b/(e)CRF/Per visite/V8 - Opvolgvisite/SOP en werkinstructies/09b_Werkinstructie drukmeting (SOP Novel pedar).docx
@@ -407,7 +407,7 @@
         <w:rPr>
           <w:lang w:val="nl-BE"/>
         </w:rPr>
-        <w:t>Beide armen worden zo gemeten. In Optimal Care stuurt de meting de aanpassing van de CMFO; in Usual Care is ze geblindeerd (hoofdstuk 10).</w:t>
+        <w:t xml:space="preserve">In Optimal Care meet je op al deze momenten; de meting stuurt de aanpassing van de CMFO. In Usual Care meet je alleen op visite 1 (A) en op maand 6 (visite 4, A en B), geblindeerd (hoofdstuk 10); op visite 2 en op maand 12 en 18 is er in Usual Care geen drukmeting.</w:t>
       </w:r>
     </w:p>
     <w:p>
@@ -816,7 +816,7 @@
           <w:b/>
           <w:lang w:val="nl-BE"/>
         </w:rPr>
-        <w:t>Gebruik altijd dit palet, voor elke deelnemer en elke visite. Een ander palet geeft dezelfde druk een andere kleur (figuur 4).</w:t>
+        <w:t xml:space="preserve">Gebruik in Optimal Care altijd dit palet, voor elke deelnemer en elke visite. Een ander palet geeft dezelfde druk een andere kleur (figuur 4). Voor Usual Care bewaar je een tweede palet, met Pressure Cut Off op 50 kPa (hoofdstuk 10).</w:t>
       </w:r>
     </w:p>
     <w:p>
@@ -4066,7 +4066,7 @@
           <w:b/>
           <w:lang w:val="nl-BE"/>
         </w:rPr>
-        <w:t>In Usual Care meet en noteer je alles op dezelfde manier, maar je toetst niet aan de norm. Toon het scherm niet aan deelnemer of pedorthist, bespreek de waarden niet en laat de CMFO niet aanpassen op basis van de meting.</w:t>
+        <w:t xml:space="preserve">In Usual Care meet je alleen op visite 1 en op maand 6. Kies vooraf het tweede palet, met de drempel (Pressure Cut Off) op 50 kPa, en zet de waarden in de cellen uit: zo kan de meting niet sturen en vermijd je bias. Lees niets af en toets niet aan de norm; het studieteam bepaalt de doelregio's en haalt de waarden centraal uit het exportbestand. Toon het scherm niet aan deelnemer of pedorthist, bespreek de meting niet en laat de CMFO niet aanpassen op basis van de meting.</w:t>
       </w:r>
     </w:p>
     <w:p>
@@ -5590,6 +5590,19 @@
           <w:lang w:val="nl-BE"/>
         </w:rPr>
         <w:t>Bus SA, Haspels R, Busch-Westbroek TE. Evaluation and optimization of therapeutic footwear for neuropathic diabetic foot patients using in-shoe plantar pressure analysis. Diabetes Care. 2011;34(7):1595-600. doi:10.2337/dc10-2206</w:t>
+      </w:r>
+    </w:p>
+    <w:p>
+      <w:pPr>
+        <w:pStyle w:val="Lijstopsomteken"/>
+        <w:ind w:left="680"/>
+      </w:pPr>
+      <w:r>
+        <w:rPr>
+          <w:sz w:val="17"/>
+          <w:lang w:val="nl-BE"/>
+        </w:rPr>
+        <w:t xml:space="preserve">Bus SA, Waaijman R, Arts M, de Haart M, Busch-Westbroek T, van Baal J, Nollet F. Effect of custom-made footwear on foot ulcer recurrence in diabetes: a multicenter randomized controlled trial. Diabetes Care. 2013;36:4109-16. doi:10.2337/dc13-0996. De keuze van de doelregio's (de vorige ulcuslocatie en per voet de twee voor- of middenvoetregio's met de hoogste piekdruk boven 200 kPa), de norm en de drie aanpassingsrondes volgen deze studie.</w:t>
       </w:r>
     </w:p>
     <w:p>

--- a/(e)CRF/Per visite/V8 - Opvolgvisite/SOP en werkinstructies/09b_Werkinstructie drukmeting (SOP Novel pedar).docx
+++ b/(e)CRF/Per visite/V8 - Opvolgvisite/SOP en werkinstructies/09b_Werkinstructie drukmeting (SOP Novel pedar).docx
@@ -303,7 +303,7 @@
                 <w:sz w:val="20"/>
                 <w:lang w:val="nl-BE"/>
               </w:rPr>
-              <w:t>ja; dit is de vaste referentie voor de hele studie</w:t>
+              <w:t>ja; de referentie voor de 25% van deze sessie</w:t>
             </w:r>
           </w:p>
         </w:tc>
@@ -320,7 +320,7 @@
                 <w:sz w:val="20"/>
                 <w:lang w:val="nl-BE"/>
               </w:rPr>
-              <w:t>ja, en in Optimal Care opnieuw na elke aanpassing tot de norm gehaald is</w:t>
+              <w:t>ja, en in Optimal Care opnieuw na elke aanpassing, tot drie aanpassingen</w:t>
             </w:r>
           </w:p>
         </w:tc>
@@ -367,7 +367,7 @@
                 <w:sz w:val="20"/>
                 <w:lang w:val="nl-BE"/>
               </w:rPr>
-              <w:t>ja; toont de actuele druk zonder bescherming, maar is niet de referentie</w:t>
+              <w:t>ja; opnieuw de referentie voor de 25% van deze sessie</w:t>
             </w:r>
           </w:p>
         </w:tc>
@@ -415,7 +415,7 @@
         <w:rPr>
           <w:lang w:val="nl-BE"/>
         </w:rPr>
-        <w:t>De norm per doelregio: piekdruk mét de CMFO onder 200 kPa, óf minstens 25% lager dan de basismeting van visite 2.</w:t>
+        <w:t>De norm per doelregio: piekdruk mét de CMFO onder 200 kPa, óf minstens 25% lager dan zónder de CMFO in dezelfde sessie.</w:t>
       </w:r>
     </w:p>
     <w:p>
@@ -3168,7 +3168,7 @@
         <w:rPr>
           <w:lang w:val="nl-BE"/>
         </w:rPr>
-        <w:t>Eerst A, zonder de CMFO; dan B, met de CMFO en de pedar-zool erbovenop. Op maand 6, 12 en 18 meet je A opnieuw, maar de 25% reken je altijd tegenover A van visite 2. Op visite 1 meet je alleen A, drie keer na elkaar.</w:t>
+        <w:t>Eerst A, zonder de CMFO; dan B, met de CMFO en de pedar-zool erbovenop. Op elke meetvisite reken je de 25% tegenover A van dezelfde sessie. Op visite 1 meet je alleen A, drie keer na elkaar.</w:t>
       </w:r>
     </w:p>
     <w:p>
@@ -3667,7 +3667,7 @@
         <w:rPr>
           <w:lang w:val="nl-BE"/>
         </w:rPr>
-        <w:t>zo niet: minstens 25% lager dan de basismeting van visite 2: ook gehaald.</w:t>
+        <w:t>zo niet: minstens 25% lager dan A van dezelfde sessie: ook gehaald.</w:t>
       </w:r>
     </w:p>
     <w:p>
@@ -3675,7 +3675,7 @@
         <w:rPr>
           <w:lang w:val="nl-BE"/>
         </w:rPr>
-        <w:t>Verlaging in % = (basismeting visite 2 − meting mét CMFO) ÷ basismeting visite 2 × 100</w:t>
+        <w:t>Verlaging in % = (A − B) ÷ A × 100, met A en B uit dezelfde sessie</w:t>
       </w:r>
     </w:p>
     <w:tbl>
@@ -3707,7 +3707,7 @@
                 <w:sz w:val="20"/>
                 <w:lang w:val="nl-BE"/>
               </w:rPr>
-              <w:t>Basismeting visite 2</w:t>
+              <w:t>Zónder CMFO (A)</w:t>
             </w:r>
           </w:p>
         </w:tc>
@@ -3726,7 +3726,7 @@
                 <w:sz w:val="20"/>
                 <w:lang w:val="nl-BE"/>
               </w:rPr>
-              <w:t>Mét CMFO</w:t>
+              <w:t>Mét CMFO (B)</w:t>
             </w:r>
           </w:p>
         </w:tc>
@@ -4041,7 +4041,7 @@
         <w:rPr>
           <w:lang w:val="nl-BE"/>
         </w:rPr>
-        <w:t>Niet gehaald op een doelregio: de pedorthist past aan en je meet B opnieuw. Aanpassen kan ook als de 25% gehaald is maar de druk boven 200 kPa blijft, of als de druk 5% of meer gestegen is tegenover de vorige meting.</w:t>
+        <w:t>Niet gehaald op een doelregio: de pedorthist past aan en je meet B opnieuw, tot drie aanpassingen (eCRF 24: extra ontlastingstest 1 tot 3). Aanpassen kan ook als de 25% gehaald is maar de druk boven 200 kPa blijft, of als de druk 5% of meer gestegen is tegenover de vorige meting.</w:t>
       </w:r>
     </w:p>
     <w:p>
@@ -4248,7 +4248,7 @@
                 <w:sz w:val="20"/>
                 <w:lang w:val="nl-BE"/>
               </w:rPr>
-              <w:t>De doelregio’s per voet, met de referentie van visite 2 en de piekdruk zonder en met zool; % lager dan referentie en Norm gehaald? rekenen zelf</w:t>
+              <w:t>De doelregio’s per voet, met de piekdruk met zool van de vorige meting en die zonder en met zool van deze sessie; % lager dan zonder zool, Norm gehaald? en de stijging rekenen zelf</w:t>
             </w:r>
           </w:p>
         </w:tc>
@@ -4343,7 +4343,7 @@
           <w:b/>
           <w:lang w:val="nl-BE"/>
         </w:rPr>
-        <w:t>Kolom D in blok 4 en 5 is de referentie: de piekdruk zonder zool op visite 2. Op visite 2 is dat dezelfde waarde als kolom E; op maand 6, 12 en 18 neem je ze over uit eCRF 24b.</w:t>
+        <w:t>Kolom E in blok 4 en 5 is de referentie: de piekdruk zonder zool van deze sessie. Kolom D is de piekdruk met zool van de vorige meting, over te nemen uit eCRF 24b (leeg op visite 2); daarmee rekent kolom I de stijging van 5%.</w:t>
       </w:r>
     </w:p>
     <w:p>
